--- a/Лабы/2 5 1.docx
+++ b/Лабы/2 5 1.docx
@@ -2870,6 +2870,8116 @@
         </w:tc>
       </w:tr>
     </w:tbl>
+    <w:p>
+      <w:pPr>
+        <w:rPr>
+          <w:rFonts w:ascii="Arial" w:hAnsi="Arial" w:cs="Arial"/>
+          <w:b/>
+          <w:bCs/>
+          <w:sz w:val="22"/>
+          <w:szCs w:val="22"/>
+          <w:lang w:val="ru-RU"/>
+        </w:rPr>
+      </w:pPr>
+    </w:p>
+    <w:p>
+      <w:pPr>
+        <w:rPr>
+          <w:rFonts w:ascii="Arial" w:hAnsi="Arial" w:cs="Arial"/>
+          <w:b/>
+          <w:bCs/>
+          <w:sz w:val="22"/>
+          <w:szCs w:val="22"/>
+          <w:lang w:val="ru-RU"/>
+        </w:rPr>
+      </w:pPr>
+    </w:p>
+    <w:p>
+      <w:pPr>
+        <w:rPr>
+          <w:rFonts w:ascii="Arial" w:hAnsi="Arial" w:cs="Arial"/>
+          <w:b/>
+          <w:bCs/>
+          <w:sz w:val="22"/>
+          <w:szCs w:val="22"/>
+          <w:lang w:val="ru-RU"/>
+        </w:rPr>
+      </w:pPr>
+    </w:p>
+    <w:p>
+      <w:pPr>
+        <w:rPr>
+          <w:rFonts w:ascii="Arial" w:hAnsi="Arial" w:cs="Arial"/>
+          <w:b/>
+          <w:bCs/>
+          <w:sz w:val="22"/>
+          <w:szCs w:val="22"/>
+          <w:lang w:val="ru-RU"/>
+        </w:rPr>
+      </w:pPr>
+    </w:p>
+    <w:p>
+      <w:pPr>
+        <w:rPr>
+          <w:rFonts w:ascii="Arial" w:hAnsi="Arial" w:cs="Arial"/>
+          <w:b/>
+          <w:bCs/>
+          <w:sz w:val="22"/>
+          <w:szCs w:val="22"/>
+          <w:lang w:val="ru-RU"/>
+        </w:rPr>
+      </w:pPr>
+    </w:p>
+    <w:p>
+      <w:pPr>
+        <w:rPr>
+          <w:rFonts w:ascii="Arial" w:hAnsi="Arial" w:cs="Arial"/>
+          <w:b/>
+          <w:bCs/>
+          <w:sz w:val="22"/>
+          <w:szCs w:val="22"/>
+          <w:lang w:val="ru-RU"/>
+        </w:rPr>
+      </w:pPr>
+    </w:p>
+    <w:p>
+      <w:pPr>
+        <w:rPr>
+          <w:rFonts w:ascii="Arial" w:hAnsi="Arial" w:cs="Arial"/>
+          <w:b/>
+          <w:bCs/>
+          <w:sz w:val="22"/>
+          <w:szCs w:val="22"/>
+          <w:lang w:val="ru-RU"/>
+        </w:rPr>
+      </w:pPr>
+    </w:p>
+    <w:p>
+      <w:pPr>
+        <w:rPr>
+          <w:rFonts w:ascii="Arial" w:hAnsi="Arial" w:cs="Arial"/>
+          <w:b/>
+          <w:bCs/>
+          <w:sz w:val="22"/>
+          <w:szCs w:val="22"/>
+          <w:lang w:val="ru-RU"/>
+        </w:rPr>
+      </w:pPr>
+    </w:p>
+    <w:p>
+      <w:pPr>
+        <w:rPr>
+          <w:rFonts w:ascii="Arial" w:hAnsi="Arial" w:cs="Arial"/>
+          <w:b/>
+          <w:bCs/>
+          <w:sz w:val="22"/>
+          <w:szCs w:val="22"/>
+          <w:lang w:val="ru-RU"/>
+        </w:rPr>
+      </w:pPr>
+    </w:p>
+    <w:p>
+      <w:pPr>
+        <w:rPr>
+          <w:rFonts w:ascii="Arial" w:hAnsi="Arial" w:cs="Arial"/>
+          <w:b/>
+          <w:bCs/>
+          <w:sz w:val="22"/>
+          <w:szCs w:val="22"/>
+          <w:lang w:val="ru-RU"/>
+        </w:rPr>
+      </w:pPr>
+      <w:r>
+        <w:rPr>
+          <w:rFonts w:ascii="Arial" w:hAnsi="Arial" w:cs="Arial"/>
+          <w:b/>
+          <w:bCs/>
+          <w:sz w:val="22"/>
+          <w:szCs w:val="22"/>
+          <w:lang w:val="ru-RU"/>
+        </w:rPr>
+        <w:t>2)</w:t>
+      </w:r>
+      <w:r>
+        <w:rPr>
+          <w:rFonts w:ascii="Arial" w:hAnsi="Arial" w:cs="Arial"/>
+          <w:b/>
+          <w:bCs/>
+          <w:sz w:val="22"/>
+          <w:szCs w:val="22"/>
+          <w:lang w:val="ru-RU"/>
+        </w:rPr>
+        <w:t xml:space="preserve"> Измерение давления </w:t>
+      </w:r>
+      <w:r>
+        <w:rPr>
+          <w:rFonts w:ascii="Arial" w:hAnsi="Arial" w:cs="Arial"/>
+          <w:b/>
+          <w:bCs/>
+          <w:sz w:val="22"/>
+          <w:szCs w:val="22"/>
+        </w:rPr>
+        <w:t>P</w:t>
+      </w:r>
+      <w:r>
+        <w:rPr>
+          <w:rFonts w:ascii="Arial" w:hAnsi="Arial" w:cs="Arial"/>
+          <w:b/>
+          <w:bCs/>
+          <w:sz w:val="22"/>
+          <w:szCs w:val="22"/>
+          <w:lang w:val="ru-RU"/>
+        </w:rPr>
+        <w:t>1</w:t>
+      </w:r>
+      <w:r>
+        <w:rPr>
+          <w:rFonts w:ascii="Arial" w:hAnsi="Arial" w:cs="Arial"/>
+          <w:b/>
+          <w:bCs/>
+          <w:sz w:val="22"/>
+          <w:szCs w:val="22"/>
+          <w:lang w:val="ru-RU"/>
+        </w:rPr>
+        <w:t xml:space="preserve"> в спирте (игла касается поверхности)</w:t>
+      </w:r>
+    </w:p>
+    <w:p>
+      <w:pPr>
+        <w:rPr>
+          <w:rFonts w:ascii="Arial" w:hAnsi="Arial" w:cs="Arial"/>
+          <w:b/>
+          <w:bCs/>
+          <w:sz w:val="22"/>
+          <w:szCs w:val="22"/>
+          <w:lang w:val="ru-RU"/>
+        </w:rPr>
+      </w:pPr>
+    </w:p>
+    <w:p>
+      <w:pPr>
+        <w:jc w:val="center"/>
+        <w:rPr>
+          <w:rFonts w:ascii="Cambria Math" w:hAnsi="Cambria Math" w:cs="Cambria Math"/>
+          <w:sz w:val="24"/>
+          <w:szCs w:val="24"/>
+          <w:vertAlign w:val="subscript"/>
+        </w:rPr>
+      </w:pPr>
+      <w:r>
+        <w:rPr>
+          <w:rFonts w:ascii="Cambria Math" w:hAnsi="Cambria Math" w:cs="Cambria Math"/>
+          <w:sz w:val="24"/>
+          <w:szCs w:val="24"/>
+          <w:lang w:val="ru-RU"/>
+        </w:rPr>
+        <w:t xml:space="preserve">Таблица 4 - Результаты вычислений давлений </w:t>
+      </w:r>
+      <w:r>
+        <w:rPr>
+          <w:rFonts w:ascii="Cambria Math" w:hAnsi="Cambria Math" w:cs="Cambria Math"/>
+          <w:sz w:val="24"/>
+          <w:szCs w:val="24"/>
+        </w:rPr>
+        <w:t>P</w:t>
+      </w:r>
+      <w:r>
+        <w:rPr>
+          <w:rFonts w:ascii="Cambria Math" w:hAnsi="Cambria Math" w:cs="Cambria Math"/>
+          <w:sz w:val="24"/>
+          <w:szCs w:val="24"/>
+          <w:vertAlign w:val="subscript"/>
+        </w:rPr>
+        <w:t>1</w:t>
+      </w:r>
+    </w:p>
+    <w:p>
+      <w:pPr>
+        <w:jc w:val="center"/>
+        <w:rPr>
+          <w:rFonts w:ascii="Cambria Math" w:hAnsi="Cambria Math" w:cs="Cambria Math"/>
+          <w:sz w:val="24"/>
+          <w:szCs w:val="24"/>
+          <w:vertAlign w:val="subscript"/>
+        </w:rPr>
+      </w:pPr>
+    </w:p>
+    <w:tbl>
+      <w:tblPr>
+        <w:tblStyle w:val="a3"/>
+        <w:tblpPr w:leftFromText="180" w:rightFromText="180" w:vertAnchor="text" w:tblpXSpec="center" w:tblpY="1"/>
+        <w:tblOverlap w:val="never"/>
+        <w:tblW w:w="0" w:type="auto"/>
+        <w:jc w:val="center"/>
+        <w:tblLook w:val="04A0" w:firstRow="1" w:lastRow="0" w:firstColumn="1" w:lastColumn="0" w:noHBand="0" w:noVBand="1"/>
+      </w:tblPr>
+      <w:tblGrid>
+        <w:gridCol w:w="1195"/>
+        <w:gridCol w:w="1557"/>
+        <w:gridCol w:w="1557"/>
+        <w:gridCol w:w="1557"/>
+      </w:tblGrid>
+      <w:tr>
+        <w:trPr>
+          <w:trHeight w:val="385"/>
+          <w:jc w:val="center"/>
+        </w:trPr>
+        <w:tc>
+          <w:tcPr>
+            <w:tcW w:w="1195" w:type="dxa"/>
+          </w:tcPr>
+          <w:p>
+            <w:pPr>
+              <w:jc w:val="center"/>
+              <w:rPr>
+                <w:rFonts w:ascii="Cambria Math" w:hAnsi="Cambria Math" w:cs="Cambria Math"/>
+                <w:sz w:val="24"/>
+                <w:szCs w:val="24"/>
+                <w:lang w:val="ru-RU"/>
+              </w:rPr>
+            </w:pPr>
+            <w:r>
+              <w:rPr>
+                <w:rFonts w:ascii="Cambria Math" w:hAnsi="Cambria Math" w:cs="Cambria Math"/>
+                <w:sz w:val="24"/>
+                <w:szCs w:val="24"/>
+                <w:lang w:val="ru-RU"/>
+              </w:rPr>
+              <w:t>№</w:t>
+            </w:r>
+          </w:p>
+        </w:tc>
+        <w:tc>
+          <w:tcPr>
+            <w:tcW w:w="1195" w:type="dxa"/>
+          </w:tcPr>
+          <w:p>
+            <w:pPr>
+              <w:jc w:val="center"/>
+              <w:rPr>
+                <w:rFonts w:ascii="Cambria Math" w:hAnsi="Cambria Math" w:cs="Cambria Math"/>
+                <w:sz w:val="24"/>
+                <w:szCs w:val="24"/>
+                <w:lang w:val="ru-RU"/>
+              </w:rPr>
+            </w:pPr>
+            <w:r>
+              <w:rPr>
+                <w:rFonts w:ascii="Cambria Math" w:hAnsi="Cambria Math" w:cs="Cambria Math"/>
+                <w:sz w:val="24"/>
+                <w:szCs w:val="24"/>
+                <w:lang w:val="ru-RU"/>
+              </w:rPr>
+              <w:t>1</w:t>
+            </w:r>
+          </w:p>
+        </w:tc>
+        <w:tc>
+          <w:tcPr>
+            <w:tcW w:w="1195" w:type="dxa"/>
+          </w:tcPr>
+          <w:p>
+            <w:pPr>
+              <w:jc w:val="center"/>
+              <w:rPr>
+                <w:rFonts w:ascii="Cambria Math" w:hAnsi="Cambria Math" w:cs="Cambria Math"/>
+                <w:sz w:val="24"/>
+                <w:szCs w:val="24"/>
+                <w:lang w:val="ru-RU"/>
+              </w:rPr>
+            </w:pPr>
+            <w:r>
+              <w:rPr>
+                <w:rFonts w:ascii="Cambria Math" w:hAnsi="Cambria Math" w:cs="Cambria Math"/>
+                <w:sz w:val="24"/>
+                <w:szCs w:val="24"/>
+                <w:lang w:val="ru-RU"/>
+              </w:rPr>
+              <w:t>2</w:t>
+            </w:r>
+          </w:p>
+        </w:tc>
+        <w:tc>
+          <w:tcPr>
+            <w:tcW w:w="1195" w:type="dxa"/>
+          </w:tcPr>
+          <w:p>
+            <w:pPr>
+              <w:jc w:val="center"/>
+              <w:rPr>
+                <w:rFonts w:ascii="Cambria Math" w:hAnsi="Cambria Math" w:cs="Cambria Math"/>
+                <w:sz w:val="24"/>
+                <w:szCs w:val="24"/>
+                <w:lang w:val="ru-RU"/>
+              </w:rPr>
+            </w:pPr>
+            <w:r>
+              <w:rPr>
+                <w:rFonts w:ascii="Cambria Math" w:hAnsi="Cambria Math" w:cs="Cambria Math"/>
+                <w:sz w:val="24"/>
+                <w:szCs w:val="24"/>
+                <w:lang w:val="ru-RU"/>
+              </w:rPr>
+              <w:t>3</w:t>
+            </w:r>
+          </w:p>
+        </w:tc>
+      </w:tr>
+      <w:tr>
+        <w:trPr>
+          <w:trHeight w:val="385"/>
+          <w:jc w:val="center"/>
+        </w:trPr>
+        <w:tc>
+          <w:tcPr>
+            <w:tcW w:w="1195" w:type="dxa"/>
+          </w:tcPr>
+          <w:p>
+            <w:pPr>
+              <w:jc w:val="center"/>
+              <w:rPr>
+                <w:rFonts w:ascii="Cambria Math" w:hAnsi="Cambria Math" w:cs="Cambria Math"/>
+                <w:sz w:val="24"/>
+                <w:szCs w:val="24"/>
+              </w:rPr>
+            </w:pPr>
+            <w:r>
+              <w:rPr>
+                <w:rFonts w:ascii="Cambria Math" w:hAnsi="Cambria Math" w:cs="Cambria Math"/>
+                <w:sz w:val="24"/>
+                <w:szCs w:val="24"/>
+              </w:rPr>
+              <w:t>P</w:t>
+            </w:r>
+            <w:r>
+              <w:rPr>
+                <w:rFonts w:ascii="Cambria Math" w:hAnsi="Cambria Math" w:cs="Cambria Math"/>
+                <w:sz w:val="24"/>
+                <w:szCs w:val="24"/>
+                <w:vertAlign w:val="subscript"/>
+              </w:rPr>
+              <w:t>1</w:t>
+            </w:r>
+            <w:r>
+              <w:rPr>
+                <w:rFonts w:ascii="Cambria Math" w:hAnsi="Cambria Math" w:cs="Cambria Math"/>
+                <w:sz w:val="24"/>
+                <w:szCs w:val="24"/>
+              </w:rPr>
+              <w:t xml:space="preserve">, </w:t>
+            </w:r>
+            <w:r>
+              <w:rPr>
+                <w:rFonts w:ascii="Cambria Math" w:hAnsi="Cambria Math" w:cs="Cambria Math"/>
+                <w:sz w:val="24"/>
+                <w:szCs w:val="24"/>
+                <w:lang w:val="ru-RU"/>
+              </w:rPr>
+              <w:t>дел.</w:t>
+            </w:r>
+          </w:p>
+        </w:tc>
+        <w:tc>
+          <w:tcPr>
+            <w:tcW w:w="1195" w:type="dxa"/>
+          </w:tcPr>
+          <w:p>
+            <w:pPr>
+              <w:jc w:val="center"/>
+              <w:rPr>
+                <w:rFonts w:ascii="Cambria Math" w:hAnsi="Cambria Math" w:cs="Cambria Math"/>
+                <w:sz w:val="24"/>
+                <w:szCs w:val="24"/>
+                <w:lang w:val="ru-RU"/>
+              </w:rPr>
+            </w:pPr>
+            <w:r>
+              <w:rPr>
+                <w:rFonts w:ascii="Cambria Math" w:hAnsi="Cambria Math" w:cs="Cambria Math"/>
+                <w:sz w:val="24"/>
+                <w:szCs w:val="24"/>
+                <w:lang w:val="ru-RU"/>
+              </w:rPr>
+              <w:t>12</w:t>
+            </w:r>
+            <w:r>
+              <w:rPr>
+                <w:rFonts w:ascii="Cambria Math" w:hAnsi="Cambria Math" w:cs="Cambria Math"/>
+                <w:sz w:val="24"/>
+                <w:szCs w:val="24"/>
+              </w:rPr>
+              <w:t>2</w:t>
+            </w:r>
+            <w:r>
+              <w:rPr>
+                <w:rFonts w:ascii="Cambria Math" w:hAnsi="Cambria Math" w:cs="Cambria Math"/>
+                <w:sz w:val="24"/>
+                <w:szCs w:val="24"/>
+                <w:lang w:val="ru-RU"/>
+              </w:rPr>
+              <w:t>±</w:t>
+            </w:r>
+            <w:r>
+              <w:rPr>
+                <w:rFonts w:ascii="Cambria Math" w:hAnsi="Cambria Math" w:cs="Cambria Math"/>
+                <w:sz w:val="24"/>
+                <w:szCs w:val="24"/>
+              </w:rPr>
+              <w:t>1</w:t>
+            </w:r>
+          </w:p>
+        </w:tc>
+        <w:tc>
+          <w:tcPr>
+            <w:tcW w:w="1195" w:type="dxa"/>
+          </w:tcPr>
+          <w:p>
+            <w:pPr>
+              <w:jc w:val="center"/>
+              <w:rPr>
+                <w:rFonts w:ascii="Cambria Math" w:hAnsi="Cambria Math" w:cs="Cambria Math"/>
+                <w:sz w:val="24"/>
+                <w:szCs w:val="24"/>
+                <w:lang w:val="ru-RU"/>
+              </w:rPr>
+            </w:pPr>
+            <w:r>
+              <w:rPr>
+                <w:rFonts w:ascii="Cambria Math" w:hAnsi="Cambria Math" w:cs="Cambria Math"/>
+                <w:sz w:val="24"/>
+                <w:szCs w:val="24"/>
+                <w:lang w:val="ru-RU"/>
+              </w:rPr>
+              <w:t>12</w:t>
+            </w:r>
+            <w:r>
+              <w:rPr>
+                <w:rFonts w:ascii="Cambria Math" w:hAnsi="Cambria Math" w:cs="Cambria Math"/>
+                <w:sz w:val="24"/>
+                <w:szCs w:val="24"/>
+              </w:rPr>
+              <w:t>2</w:t>
+            </w:r>
+            <w:r>
+              <w:rPr>
+                <w:rFonts w:ascii="Cambria Math" w:hAnsi="Cambria Math" w:cs="Cambria Math"/>
+                <w:sz w:val="24"/>
+                <w:szCs w:val="24"/>
+                <w:lang w:val="ru-RU"/>
+              </w:rPr>
+              <w:t>±</w:t>
+            </w:r>
+            <w:r>
+              <w:rPr>
+                <w:rFonts w:ascii="Cambria Math" w:hAnsi="Cambria Math" w:cs="Cambria Math"/>
+                <w:sz w:val="24"/>
+                <w:szCs w:val="24"/>
+              </w:rPr>
+              <w:t>1</w:t>
+            </w:r>
+          </w:p>
+        </w:tc>
+        <w:tc>
+          <w:tcPr>
+            <w:tcW w:w="1195" w:type="dxa"/>
+          </w:tcPr>
+          <w:p>
+            <w:pPr>
+              <w:jc w:val="center"/>
+              <w:rPr>
+                <w:rFonts w:ascii="Cambria Math" w:hAnsi="Cambria Math" w:cs="Cambria Math"/>
+                <w:sz w:val="24"/>
+                <w:szCs w:val="24"/>
+                <w:lang w:val="ru-RU"/>
+              </w:rPr>
+            </w:pPr>
+            <w:r>
+              <w:rPr>
+                <w:rFonts w:ascii="Cambria Math" w:hAnsi="Cambria Math" w:cs="Cambria Math"/>
+                <w:sz w:val="24"/>
+                <w:szCs w:val="24"/>
+                <w:lang w:val="ru-RU"/>
+              </w:rPr>
+              <w:t>12</w:t>
+            </w:r>
+            <w:r>
+              <w:rPr>
+                <w:rFonts w:ascii="Cambria Math" w:hAnsi="Cambria Math" w:cs="Cambria Math"/>
+                <w:sz w:val="24"/>
+                <w:szCs w:val="24"/>
+              </w:rPr>
+              <w:t>2</w:t>
+            </w:r>
+            <w:r>
+              <w:rPr>
+                <w:rFonts w:ascii="Cambria Math" w:hAnsi="Cambria Math" w:cs="Cambria Math"/>
+                <w:sz w:val="24"/>
+                <w:szCs w:val="24"/>
+                <w:lang w:val="ru-RU"/>
+              </w:rPr>
+              <w:t>±</w:t>
+            </w:r>
+            <w:r>
+              <w:rPr>
+                <w:rFonts w:ascii="Cambria Math" w:hAnsi="Cambria Math" w:cs="Cambria Math"/>
+                <w:sz w:val="24"/>
+                <w:szCs w:val="24"/>
+              </w:rPr>
+              <w:t>1</w:t>
+            </w:r>
+          </w:p>
+        </w:tc>
+      </w:tr>
+      <w:tr>
+        <w:trPr>
+          <w:trHeight w:val="385"/>
+          <w:jc w:val="center"/>
+        </w:trPr>
+        <w:tc>
+          <w:tcPr>
+            <w:tcW w:w="1195" w:type="dxa"/>
+          </w:tcPr>
+          <w:p>
+            <w:pPr>
+              <w:jc w:val="center"/>
+              <w:rPr>
+                <w:rFonts w:ascii="Cambria Math" w:hAnsi="Cambria Math" w:cs="Cambria Math"/>
+                <w:sz w:val="24"/>
+                <w:szCs w:val="24"/>
+              </w:rPr>
+            </w:pPr>
+            <w:r>
+              <w:rPr>
+                <w:rFonts w:ascii="Cambria Math" w:hAnsi="Cambria Math" w:cs="Cambria Math"/>
+                <w:sz w:val="24"/>
+                <w:szCs w:val="24"/>
+              </w:rPr>
+              <w:t>P</w:t>
+            </w:r>
+            <w:r>
+              <w:rPr>
+                <w:rFonts w:ascii="Cambria Math" w:hAnsi="Cambria Math" w:cs="Cambria Math"/>
+                <w:sz w:val="24"/>
+                <w:szCs w:val="24"/>
+                <w:vertAlign w:val="subscript"/>
+              </w:rPr>
+              <w:t>1</w:t>
+            </w:r>
+            <w:r>
+              <w:rPr>
+                <w:rFonts w:ascii="Cambria Math" w:hAnsi="Cambria Math" w:cs="Cambria Math"/>
+                <w:sz w:val="24"/>
+                <w:szCs w:val="24"/>
+              </w:rPr>
+              <w:t xml:space="preserve">, </w:t>
+            </w:r>
+            <w:r>
+              <w:rPr>
+                <w:rFonts w:ascii="Cambria Math" w:hAnsi="Cambria Math" w:cs="Cambria Math"/>
+                <w:sz w:val="24"/>
+                <w:szCs w:val="24"/>
+                <w:lang w:val="ru-RU"/>
+              </w:rPr>
+              <w:t>Па</w:t>
+            </w:r>
+          </w:p>
+        </w:tc>
+        <w:tc>
+          <w:tcPr>
+            <w:tcW w:w="1195" w:type="dxa"/>
+          </w:tcPr>
+          <w:p>
+            <w:pPr>
+              <w:jc w:val="center"/>
+              <w:rPr>
+                <w:rFonts w:ascii="Cambria Math" w:hAnsi="Cambria Math" w:cs="Cambria Math"/>
+                <w:sz w:val="24"/>
+                <w:szCs w:val="24"/>
+                <w:lang w:val="ru-RU"/>
+              </w:rPr>
+            </w:pPr>
+            <w:r>
+              <w:rPr>
+                <w:rFonts w:ascii="Cambria Math" w:hAnsi="Cambria Math" w:cs="Cambria Math"/>
+                <w:sz w:val="24"/>
+                <w:szCs w:val="24"/>
+                <w:lang w:val="ru-RU"/>
+              </w:rPr>
+              <w:t>2</w:t>
+            </w:r>
+            <w:r>
+              <w:rPr>
+                <w:rFonts w:ascii="Cambria Math" w:hAnsi="Cambria Math" w:cs="Cambria Math"/>
+                <w:sz w:val="24"/>
+                <w:szCs w:val="24"/>
+              </w:rPr>
+              <w:t>39</w:t>
+            </w:r>
+            <w:r>
+              <w:rPr>
+                <w:rFonts w:ascii="Cambria Math" w:hAnsi="Cambria Math" w:cs="Cambria Math"/>
+                <w:sz w:val="24"/>
+                <w:szCs w:val="24"/>
+                <w:lang w:val="ru-RU"/>
+              </w:rPr>
+              <w:t>,2</w:t>
+            </w:r>
+            <w:r>
+              <w:rPr>
+                <w:rFonts w:ascii="Cambria Math" w:hAnsi="Cambria Math" w:cs="Cambria Math"/>
+                <w:sz w:val="24"/>
+                <w:szCs w:val="24"/>
+              </w:rPr>
+              <w:t>8</w:t>
+            </w:r>
+            <w:r>
+              <w:rPr>
+                <w:rFonts w:ascii="Cambria Math" w:hAnsi="Cambria Math" w:cs="Cambria Math"/>
+                <w:sz w:val="24"/>
+                <w:szCs w:val="24"/>
+                <w:lang w:val="ru-RU"/>
+              </w:rPr>
+              <w:t>±1</w:t>
+            </w:r>
+            <w:r>
+              <w:rPr>
+                <w:rFonts w:ascii="Cambria Math" w:hAnsi="Cambria Math" w:cs="Cambria Math"/>
+                <w:sz w:val="24"/>
+                <w:szCs w:val="24"/>
+              </w:rPr>
+              <w:t>,96</w:t>
+            </w:r>
+          </w:p>
+        </w:tc>
+        <w:tc>
+          <w:tcPr>
+            <w:tcW w:w="1195" w:type="dxa"/>
+          </w:tcPr>
+          <w:p>
+            <w:pPr>
+              <w:jc w:val="center"/>
+              <w:rPr>
+                <w:rFonts w:ascii="Cambria Math" w:hAnsi="Cambria Math" w:cs="Cambria Math"/>
+                <w:sz w:val="24"/>
+                <w:szCs w:val="24"/>
+              </w:rPr>
+            </w:pPr>
+            <w:r>
+              <w:rPr>
+                <w:rFonts w:ascii="Cambria Math" w:hAnsi="Cambria Math" w:cs="Cambria Math"/>
+                <w:sz w:val="24"/>
+                <w:szCs w:val="24"/>
+                <w:lang w:val="ru-RU"/>
+              </w:rPr>
+              <w:t>2</w:t>
+            </w:r>
+            <w:r>
+              <w:rPr>
+                <w:rFonts w:ascii="Cambria Math" w:hAnsi="Cambria Math" w:cs="Cambria Math"/>
+                <w:sz w:val="24"/>
+                <w:szCs w:val="24"/>
+              </w:rPr>
+              <w:t>39</w:t>
+            </w:r>
+            <w:r>
+              <w:rPr>
+                <w:rFonts w:ascii="Cambria Math" w:hAnsi="Cambria Math" w:cs="Cambria Math"/>
+                <w:sz w:val="24"/>
+                <w:szCs w:val="24"/>
+                <w:lang w:val="ru-RU"/>
+              </w:rPr>
+              <w:t>,2</w:t>
+            </w:r>
+            <w:r>
+              <w:rPr>
+                <w:rFonts w:ascii="Cambria Math" w:hAnsi="Cambria Math" w:cs="Cambria Math"/>
+                <w:sz w:val="24"/>
+                <w:szCs w:val="24"/>
+              </w:rPr>
+              <w:t>8</w:t>
+            </w:r>
+            <w:r>
+              <w:rPr>
+                <w:rFonts w:ascii="Cambria Math" w:hAnsi="Cambria Math" w:cs="Cambria Math"/>
+                <w:sz w:val="24"/>
+                <w:szCs w:val="24"/>
+                <w:lang w:val="ru-RU"/>
+              </w:rPr>
+              <w:t>±1</w:t>
+            </w:r>
+            <w:r>
+              <w:rPr>
+                <w:rFonts w:ascii="Cambria Math" w:hAnsi="Cambria Math" w:cs="Cambria Math"/>
+                <w:sz w:val="24"/>
+                <w:szCs w:val="24"/>
+              </w:rPr>
+              <w:t>,96</w:t>
+            </w:r>
+          </w:p>
+        </w:tc>
+        <w:tc>
+          <w:tcPr>
+            <w:tcW w:w="1195" w:type="dxa"/>
+          </w:tcPr>
+          <w:p>
+            <w:pPr>
+              <w:jc w:val="center"/>
+              <w:rPr>
+                <w:rFonts w:ascii="Cambria Math" w:hAnsi="Cambria Math" w:cs="Cambria Math"/>
+                <w:sz w:val="24"/>
+                <w:szCs w:val="24"/>
+              </w:rPr>
+            </w:pPr>
+            <w:r>
+              <w:rPr>
+                <w:rFonts w:ascii="Cambria Math" w:hAnsi="Cambria Math" w:cs="Cambria Math"/>
+                <w:sz w:val="24"/>
+                <w:szCs w:val="24"/>
+                <w:lang w:val="ru-RU"/>
+              </w:rPr>
+              <w:t>2</w:t>
+            </w:r>
+            <w:r>
+              <w:rPr>
+                <w:rFonts w:ascii="Cambria Math" w:hAnsi="Cambria Math" w:cs="Cambria Math"/>
+                <w:sz w:val="24"/>
+                <w:szCs w:val="24"/>
+              </w:rPr>
+              <w:t>39</w:t>
+            </w:r>
+            <w:r>
+              <w:rPr>
+                <w:rFonts w:ascii="Cambria Math" w:hAnsi="Cambria Math" w:cs="Cambria Math"/>
+                <w:sz w:val="24"/>
+                <w:szCs w:val="24"/>
+                <w:lang w:val="ru-RU"/>
+              </w:rPr>
+              <w:t>,2</w:t>
+            </w:r>
+            <w:r>
+              <w:rPr>
+                <w:rFonts w:ascii="Cambria Math" w:hAnsi="Cambria Math" w:cs="Cambria Math"/>
+                <w:sz w:val="24"/>
+                <w:szCs w:val="24"/>
+              </w:rPr>
+              <w:t>8</w:t>
+            </w:r>
+            <w:r>
+              <w:rPr>
+                <w:rFonts w:ascii="Cambria Math" w:hAnsi="Cambria Math" w:cs="Cambria Math"/>
+                <w:sz w:val="24"/>
+                <w:szCs w:val="24"/>
+                <w:lang w:val="ru-RU"/>
+              </w:rPr>
+              <w:t>±1</w:t>
+            </w:r>
+            <w:r>
+              <w:rPr>
+                <w:rFonts w:ascii="Cambria Math" w:hAnsi="Cambria Math" w:cs="Cambria Math"/>
+                <w:sz w:val="24"/>
+                <w:szCs w:val="24"/>
+              </w:rPr>
+              <w:t>,96</w:t>
+            </w:r>
+          </w:p>
+        </w:tc>
+      </w:tr>
+      <w:tr>
+        <w:trPr>
+          <w:trHeight w:val="399"/>
+          <w:jc w:val="center"/>
+        </w:trPr>
+        <w:tc>
+          <w:tcPr>
+            <w:tcW w:w="1195" w:type="dxa"/>
+          </w:tcPr>
+          <w:p>
+            <w:pPr>
+              <w:jc w:val="center"/>
+              <w:rPr>
+                <w:rFonts w:ascii="Cambria Math" w:hAnsi="Cambria Math" w:cs="Cambria Math"/>
+                <w:sz w:val="24"/>
+                <w:szCs w:val="24"/>
+                <w:lang w:val="ru-RU"/>
+              </w:rPr>
+            </w:pPr>
+            <m:oMath>
+              <m:acc>
+                <m:accPr>
+                  <m:chr m:val="̅"/>
+                  <m:ctrlPr>
+                    <w:rPr>
+                      <w:rFonts w:ascii="Cambria Math" w:hAnsi="Cambria Math" w:cs="Cambria Math"/>
+                      <w:i/>
+                      <w:sz w:val="24"/>
+                      <w:szCs w:val="24"/>
+                    </w:rPr>
+                  </m:ctrlPr>
+                </m:accPr>
+                <m:e>
+                  <m:sSub>
+                    <m:sSubPr>
+                      <m:ctrlPr>
+                        <w:rPr>
+                          <w:rFonts w:ascii="Cambria Math" w:hAnsi="Cambria Math" w:cs="Cambria Math"/>
+                          <w:i/>
+                          <w:sz w:val="24"/>
+                          <w:szCs w:val="24"/>
+                        </w:rPr>
+                      </m:ctrlPr>
+                    </m:sSubPr>
+                    <m:e>
+                      <m:r>
+                        <w:rPr>
+                          <w:rFonts w:ascii="Cambria Math" w:hAnsi="Cambria Math" w:cs="Cambria Math"/>
+                          <w:sz w:val="24"/>
+                          <w:szCs w:val="24"/>
+                        </w:rPr>
+                        <m:t>P</m:t>
+                      </m:r>
+                    </m:e>
+                    <m:sub>
+                      <m:r>
+                        <w:rPr>
+                          <w:rFonts w:ascii="Cambria Math" w:hAnsi="Cambria Math" w:cs="Cambria Math"/>
+                          <w:sz w:val="24"/>
+                          <w:szCs w:val="24"/>
+                        </w:rPr>
+                        <m:t>1</m:t>
+                      </m:r>
+                    </m:sub>
+                  </m:sSub>
+                </m:e>
+              </m:acc>
+            </m:oMath>
+            <w:r>
+              <w:rPr>
+                <w:rFonts w:hAnsi="Cambria Math" w:cs="Cambria Math"/>
+                <w:sz w:val="24"/>
+                <w:szCs w:val="24"/>
+              </w:rPr>
+              <w:t xml:space="preserve">, </w:t>
+            </w:r>
+            <w:r>
+              <w:rPr>
+                <w:rFonts w:hAnsi="Cambria Math" w:cs="Cambria Math"/>
+                <w:sz w:val="24"/>
+                <w:szCs w:val="24"/>
+                <w:lang w:val="ru-RU"/>
+              </w:rPr>
+              <w:t>Па</w:t>
+            </w:r>
+          </w:p>
+        </w:tc>
+        <w:tc>
+          <w:tcPr>
+            <w:tcW w:w="3586" w:type="dxa"/>
+            <w:gridSpan w:val="3"/>
+            <w:shd w:val="clear" w:color="auto" w:fill="auto"/>
+          </w:tcPr>
+          <w:p>
+            <w:pPr>
+              <w:jc w:val="center"/>
+              <w:rPr>
+                <w:rFonts w:ascii="Cambria Math" w:hAnsi="Cambria Math" w:cs="Cambria Math"/>
+                <w:sz w:val="24"/>
+                <w:szCs w:val="24"/>
+                <w:lang w:val="ru-RU"/>
+              </w:rPr>
+            </w:pPr>
+            <w:r>
+              <w:rPr>
+                <w:rFonts w:ascii="Cambria Math" w:hAnsi="Cambria Math" w:cs="Cambria Math"/>
+                <w:sz w:val="24"/>
+                <w:szCs w:val="24"/>
+                <w:lang w:val="ru-RU"/>
+              </w:rPr>
+              <w:t>2</w:t>
+            </w:r>
+            <w:r>
+              <w:rPr>
+                <w:rFonts w:ascii="Cambria Math" w:hAnsi="Cambria Math" w:cs="Cambria Math"/>
+                <w:sz w:val="24"/>
+                <w:szCs w:val="24"/>
+              </w:rPr>
+              <w:t>39</w:t>
+            </w:r>
+            <w:r>
+              <w:rPr>
+                <w:rFonts w:ascii="Cambria Math" w:hAnsi="Cambria Math" w:cs="Cambria Math"/>
+                <w:sz w:val="24"/>
+                <w:szCs w:val="24"/>
+                <w:lang w:val="ru-RU"/>
+              </w:rPr>
+              <w:t>,2</w:t>
+            </w:r>
+            <w:r>
+              <w:rPr>
+                <w:rFonts w:ascii="Cambria Math" w:hAnsi="Cambria Math" w:cs="Cambria Math"/>
+                <w:sz w:val="24"/>
+                <w:szCs w:val="24"/>
+              </w:rPr>
+              <w:t>8</w:t>
+            </w:r>
+            <w:r>
+              <w:rPr>
+                <w:rFonts w:ascii="Cambria Math" w:hAnsi="Cambria Math" w:cs="Cambria Math"/>
+                <w:sz w:val="24"/>
+                <w:szCs w:val="24"/>
+                <w:lang w:val="ru-RU"/>
+              </w:rPr>
+              <w:t>±1</w:t>
+            </w:r>
+            <w:r>
+              <w:rPr>
+                <w:rFonts w:ascii="Cambria Math" w:hAnsi="Cambria Math" w:cs="Cambria Math"/>
+                <w:sz w:val="24"/>
+                <w:szCs w:val="24"/>
+              </w:rPr>
+              <w:t>,96</w:t>
+            </w:r>
+          </w:p>
+        </w:tc>
+      </w:tr>
+      <w:tr>
+        <w:trPr>
+          <w:trHeight w:val="385"/>
+          <w:jc w:val="center"/>
+        </w:trPr>
+        <w:tc>
+          <w:tcPr>
+            <w:tcW w:w="1195" w:type="dxa"/>
+          </w:tcPr>
+          <w:p>
+            <w:pPr>
+              <w:jc w:val="center"/>
+              <w:rPr>
+                <w:rFonts w:ascii="Cambria Math" w:hAnsi="Cambria Math" w:cs="Cambria Math"/>
+                <w:sz w:val="24"/>
+                <w:szCs w:val="24"/>
+                <w:lang w:val="ru-RU"/>
+              </w:rPr>
+            </w:pPr>
+            <w:r>
+              <w:rPr>
+                <w:rFonts w:ascii="Cambria Math" w:hAnsi="Cambria Math" w:cs="Cambria Math"/>
+                <w:sz w:val="24"/>
+                <w:szCs w:val="24"/>
+              </w:rPr>
+              <w:t>h</w:t>
+            </w:r>
+            <w:r>
+              <w:rPr>
+                <w:rFonts w:ascii="Cambria Math" w:hAnsi="Cambria Math" w:cs="Cambria Math"/>
+                <w:sz w:val="24"/>
+                <w:szCs w:val="24"/>
+                <w:vertAlign w:val="subscript"/>
+              </w:rPr>
+              <w:t xml:space="preserve">1, </w:t>
+            </w:r>
+            <w:r>
+              <w:rPr>
+                <w:rFonts w:ascii="Cambria Math" w:hAnsi="Cambria Math" w:cs="Cambria Math"/>
+                <w:sz w:val="24"/>
+                <w:szCs w:val="24"/>
+                <w:lang w:val="ru-RU"/>
+              </w:rPr>
+              <w:t>мм</w:t>
+            </w:r>
+          </w:p>
+        </w:tc>
+        <w:tc>
+          <w:tcPr>
+            <w:tcW w:w="3586" w:type="dxa"/>
+            <w:gridSpan w:val="3"/>
+          </w:tcPr>
+          <w:p>
+            <w:pPr>
+              <w:jc w:val="center"/>
+              <w:rPr>
+                <w:rFonts w:ascii="Cambria Math" w:hAnsi="Cambria Math" w:cs="Cambria Math"/>
+                <w:sz w:val="24"/>
+                <w:szCs w:val="24"/>
+              </w:rPr>
+            </w:pPr>
+            <w:r>
+              <w:rPr>
+                <w:rFonts w:ascii="Cambria Math" w:hAnsi="Cambria Math" w:cs="Cambria Math"/>
+                <w:sz w:val="24"/>
+                <w:szCs w:val="24"/>
+                <w:lang w:val="ru-RU"/>
+              </w:rPr>
+              <w:t>1</w:t>
+            </w:r>
+            <w:r>
+              <w:rPr>
+                <w:rFonts w:ascii="Cambria Math" w:hAnsi="Cambria Math" w:cs="Cambria Math"/>
+                <w:sz w:val="24"/>
+                <w:szCs w:val="24"/>
+              </w:rPr>
+              <w:t>8,0</w:t>
+            </w:r>
+            <w:r>
+              <w:rPr>
+                <w:rFonts w:ascii="Cambria Math" w:hAnsi="Cambria Math" w:cs="Cambria Math"/>
+                <w:sz w:val="24"/>
+                <w:szCs w:val="24"/>
+                <w:lang w:val="ru-RU"/>
+              </w:rPr>
+              <w:t>±</w:t>
+            </w:r>
+            <w:r>
+              <w:rPr>
+                <w:rFonts w:ascii="Cambria Math" w:hAnsi="Cambria Math" w:cs="Cambria Math"/>
+                <w:sz w:val="24"/>
+                <w:szCs w:val="24"/>
+              </w:rPr>
+              <w:t>0,5</w:t>
+            </w:r>
+          </w:p>
+        </w:tc>
+      </w:tr>
+    </w:tbl>
+    <w:p>
+      <w:pPr>
+        <w:rPr>
+          <w:rFonts w:ascii="Arial" w:hAnsi="Arial" w:cs="Arial"/>
+          <w:b/>
+          <w:bCs/>
+          <w:sz w:val="22"/>
+          <w:szCs w:val="22"/>
+          <w:lang w:val="ru-RU"/>
+        </w:rPr>
+      </w:pPr>
+    </w:p>
+    <w:p>
+      <w:pPr>
+        <w:rPr>
+          <w:rFonts w:ascii="Arial" w:hAnsi="Arial" w:cs="Arial"/>
+          <w:b/>
+          <w:bCs/>
+          <w:sz w:val="22"/>
+          <w:szCs w:val="22"/>
+          <w:lang w:val="ru-RU"/>
+        </w:rPr>
+      </w:pPr>
+    </w:p>
+    <w:p>
+      <w:pPr>
+        <w:rPr>
+          <w:rFonts w:ascii="Arial" w:hAnsi="Arial" w:cs="Arial"/>
+          <w:b/>
+          <w:bCs/>
+          <w:sz w:val="22"/>
+          <w:szCs w:val="22"/>
+          <w:lang w:val="ru-RU"/>
+        </w:rPr>
+      </w:pPr>
+    </w:p>
+    <w:p>
+      <w:pPr>
+        <w:rPr>
+          <w:rFonts w:ascii="Arial" w:hAnsi="Arial" w:cs="Arial"/>
+          <w:b/>
+          <w:bCs/>
+          <w:sz w:val="22"/>
+          <w:szCs w:val="22"/>
+          <w:lang w:val="ru-RU"/>
+        </w:rPr>
+      </w:pPr>
+    </w:p>
+    <w:p>
+      <w:pPr>
+        <w:rPr>
+          <w:rFonts w:ascii="Arial" w:hAnsi="Arial" w:cs="Arial"/>
+          <w:b/>
+          <w:bCs/>
+          <w:sz w:val="22"/>
+          <w:szCs w:val="22"/>
+          <w:lang w:val="ru-RU"/>
+        </w:rPr>
+      </w:pPr>
+    </w:p>
+    <w:p>
+      <w:pPr>
+        <w:rPr>
+          <w:rFonts w:ascii="Arial" w:hAnsi="Arial" w:cs="Arial"/>
+          <w:b/>
+          <w:bCs/>
+          <w:sz w:val="22"/>
+          <w:szCs w:val="22"/>
+          <w:lang w:val="ru-RU"/>
+        </w:rPr>
+      </w:pPr>
+    </w:p>
+    <w:p>
+      <w:pPr>
+        <w:rPr>
+          <w:rFonts w:ascii="Arial" w:hAnsi="Arial" w:cs="Arial"/>
+          <w:b/>
+          <w:bCs/>
+          <w:sz w:val="22"/>
+          <w:szCs w:val="22"/>
+          <w:lang w:val="ru-RU"/>
+        </w:rPr>
+      </w:pPr>
+    </w:p>
+    <w:p>
+      <w:pPr>
+        <w:rPr>
+          <w:rFonts w:ascii="Arial" w:hAnsi="Arial" w:cs="Arial"/>
+          <w:b/>
+          <w:bCs/>
+          <w:sz w:val="22"/>
+          <w:szCs w:val="22"/>
+          <w:lang w:val="ru-RU"/>
+        </w:rPr>
+      </w:pPr>
+    </w:p>
+    <w:p>
+      <w:pPr>
+        <w:rPr>
+          <w:rFonts w:ascii="Arial" w:hAnsi="Arial" w:cs="Arial"/>
+          <w:b/>
+          <w:bCs/>
+          <w:sz w:val="22"/>
+          <w:szCs w:val="22"/>
+          <w:lang w:val="ru-RU"/>
+        </w:rPr>
+      </w:pPr>
+      <w:r>
+        <w:rPr>
+          <w:rFonts w:ascii="Arial" w:hAnsi="Arial" w:cs="Arial"/>
+          <w:b/>
+          <w:bCs/>
+          <w:sz w:val="22"/>
+          <w:szCs w:val="22"/>
+          <w:lang w:val="ru-RU"/>
+        </w:rPr>
+        <w:lastRenderedPageBreak/>
+        <w:t>3)</w:t>
+      </w:r>
+      <w:r>
+        <w:rPr>
+          <w:rFonts w:ascii="Arial" w:hAnsi="Arial" w:cs="Arial"/>
+          <w:b/>
+          <w:bCs/>
+          <w:sz w:val="22"/>
+          <w:szCs w:val="22"/>
+          <w:lang w:val="ru-RU"/>
+        </w:rPr>
+        <w:t xml:space="preserve"> </w:t>
+      </w:r>
+      <w:r>
+        <w:rPr>
+          <w:rFonts w:ascii="Arial" w:hAnsi="Arial" w:cs="Arial"/>
+          <w:b/>
+          <w:bCs/>
+          <w:sz w:val="22"/>
+          <w:szCs w:val="22"/>
+          <w:lang w:val="ru-RU"/>
+        </w:rPr>
+        <w:t xml:space="preserve">Измерение давления </w:t>
+      </w:r>
+      <w:r>
+        <w:rPr>
+          <w:rFonts w:ascii="Arial" w:hAnsi="Arial" w:cs="Arial"/>
+          <w:b/>
+          <w:bCs/>
+          <w:sz w:val="22"/>
+          <w:szCs w:val="22"/>
+        </w:rPr>
+        <w:t>P</w:t>
+      </w:r>
+      <w:r>
+        <w:rPr>
+          <w:rFonts w:ascii="Arial" w:hAnsi="Arial" w:cs="Arial"/>
+          <w:b/>
+          <w:bCs/>
+          <w:sz w:val="22"/>
+          <w:szCs w:val="22"/>
+          <w:lang w:val="ru-RU"/>
+        </w:rPr>
+        <w:t>1</w:t>
+      </w:r>
+      <w:r>
+        <w:rPr>
+          <w:rFonts w:ascii="Arial" w:hAnsi="Arial" w:cs="Arial"/>
+          <w:b/>
+          <w:bCs/>
+          <w:sz w:val="22"/>
+          <w:szCs w:val="22"/>
+          <w:lang w:val="ru-RU"/>
+        </w:rPr>
+        <w:t xml:space="preserve"> в спирте</w:t>
+      </w:r>
+      <w:r>
+        <w:rPr>
+          <w:rFonts w:ascii="Arial" w:hAnsi="Arial" w:cs="Arial"/>
+          <w:b/>
+          <w:bCs/>
+          <w:sz w:val="22"/>
+          <w:szCs w:val="22"/>
+          <w:lang w:val="ru-RU"/>
+        </w:rPr>
+        <w:t xml:space="preserve"> (игла утоплена до предела, не касается дна)</w:t>
+      </w:r>
+    </w:p>
+    <w:p>
+      <w:pPr>
+        <w:rPr>
+          <w:rFonts w:ascii="Arial" w:hAnsi="Arial" w:cs="Arial"/>
+          <w:b/>
+          <w:bCs/>
+          <w:sz w:val="22"/>
+          <w:szCs w:val="22"/>
+          <w:lang w:val="ru-RU"/>
+        </w:rPr>
+      </w:pPr>
+    </w:p>
+    <w:p>
+      <w:pPr>
+        <w:jc w:val="center"/>
+        <w:rPr>
+          <w:rFonts w:ascii="Cambria Math" w:hAnsi="Cambria Math" w:cs="Cambria Math"/>
+          <w:sz w:val="24"/>
+          <w:szCs w:val="24"/>
+          <w:lang w:val="ru-RU"/>
+        </w:rPr>
+      </w:pPr>
+      <w:r>
+        <w:rPr>
+          <w:rFonts w:ascii="Cambria Math" w:hAnsi="Cambria Math" w:cs="Cambria Math"/>
+          <w:sz w:val="24"/>
+          <w:szCs w:val="24"/>
+          <w:lang w:val="ru-RU"/>
+        </w:rPr>
+        <w:t xml:space="preserve">Таблица 5 - Результаты вычислений давлений </w:t>
+      </w:r>
+      <w:r>
+        <w:rPr>
+          <w:rFonts w:ascii="Cambria Math" w:hAnsi="Cambria Math" w:cs="Cambria Math"/>
+          <w:sz w:val="24"/>
+          <w:szCs w:val="24"/>
+        </w:rPr>
+        <w:t>P</w:t>
+      </w:r>
+      <w:r>
+        <w:rPr>
+          <w:rFonts w:ascii="Cambria Math" w:hAnsi="Cambria Math" w:cs="Cambria Math"/>
+          <w:sz w:val="24"/>
+          <w:szCs w:val="24"/>
+          <w:vertAlign w:val="subscript"/>
+          <w:lang w:val="ru-RU"/>
+        </w:rPr>
+        <w:t>2</w:t>
+      </w:r>
+      <w:r>
+        <w:rPr>
+          <w:rFonts w:ascii="Cambria Math" w:hAnsi="Cambria Math" w:cs="Cambria Math"/>
+          <w:sz w:val="24"/>
+          <w:szCs w:val="24"/>
+          <w:vertAlign w:val="subscript"/>
+          <w:lang w:val="ru-RU"/>
+        </w:rPr>
+        <w:t xml:space="preserve"> </w:t>
+      </w:r>
+      <w:r>
+        <w:rPr>
+          <w:rFonts w:ascii="Cambria Math" w:hAnsi="Cambria Math" w:cs="Cambria Math"/>
+          <w:sz w:val="24"/>
+          <w:szCs w:val="24"/>
+          <w:lang w:val="ru-RU"/>
+        </w:rPr>
+        <w:t>с у</w:t>
+      </w:r>
+      <w:r>
+        <w:rPr>
+          <w:rFonts w:ascii="Cambria Math" w:hAnsi="Cambria Math" w:cs="Cambria Math"/>
+          <w:sz w:val="24"/>
+          <w:szCs w:val="24"/>
+          <w:lang w:val="ru-RU"/>
+        </w:rPr>
+        <w:t>ч</w:t>
+      </w:r>
+      <w:r>
+        <w:rPr>
+          <w:rFonts w:ascii="Cambria Math" w:hAnsi="Cambria Math" w:cs="Cambria Math"/>
+          <w:sz w:val="24"/>
+          <w:szCs w:val="24"/>
+          <w:lang w:val="ru-RU"/>
+        </w:rPr>
+        <w:t>етом погрешно</w:t>
+      </w:r>
+      <w:r>
+        <w:rPr>
+          <w:rFonts w:ascii="Cambria Math" w:hAnsi="Cambria Math" w:cs="Cambria Math"/>
+          <w:sz w:val="24"/>
+          <w:szCs w:val="24"/>
+          <w:lang w:val="ru-RU"/>
+        </w:rPr>
+        <w:t>с</w:t>
+      </w:r>
+      <w:r>
+        <w:rPr>
+          <w:rFonts w:ascii="Cambria Math" w:hAnsi="Cambria Math" w:cs="Cambria Math"/>
+          <w:sz w:val="24"/>
+          <w:szCs w:val="24"/>
+          <w:lang w:val="ru-RU"/>
+        </w:rPr>
+        <w:t>ти</w:t>
+      </w:r>
+    </w:p>
+    <w:tbl>
+      <w:tblPr>
+        <w:tblStyle w:val="a3"/>
+        <w:tblpPr w:leftFromText="180" w:rightFromText="180" w:vertAnchor="text" w:horzAnchor="page" w:tblpX="3711" w:tblpY="140"/>
+        <w:tblOverlap w:val="never"/>
+        <w:tblW w:w="0" w:type="auto"/>
+        <w:tblLook w:val="04A0" w:firstRow="1" w:lastRow="0" w:firstColumn="1" w:lastColumn="0" w:noHBand="0" w:noVBand="1"/>
+      </w:tblPr>
+      <w:tblGrid>
+        <w:gridCol w:w="1117"/>
+        <w:gridCol w:w="1557"/>
+        <w:gridCol w:w="1557"/>
+        <w:gridCol w:w="1557"/>
+      </w:tblGrid>
+      <w:tr>
+        <w:trPr>
+          <w:trHeight w:val="417"/>
+        </w:trPr>
+        <w:tc>
+          <w:tcPr>
+            <w:tcW w:w="1117" w:type="dxa"/>
+          </w:tcPr>
+          <w:p>
+            <w:pPr>
+              <w:jc w:val="center"/>
+              <w:rPr>
+                <w:rFonts w:ascii="Cambria Math" w:hAnsi="Cambria Math" w:cs="Cambria Math"/>
+                <w:sz w:val="24"/>
+                <w:szCs w:val="24"/>
+                <w:lang w:val="ru-RU"/>
+              </w:rPr>
+            </w:pPr>
+            <w:r>
+              <w:rPr>
+                <w:rFonts w:ascii="Cambria Math" w:hAnsi="Cambria Math" w:cs="Cambria Math"/>
+                <w:sz w:val="24"/>
+                <w:szCs w:val="24"/>
+                <w:lang w:val="ru-RU"/>
+              </w:rPr>
+              <w:t>№</w:t>
+            </w:r>
+          </w:p>
+        </w:tc>
+        <w:tc>
+          <w:tcPr>
+            <w:tcW w:w="1557" w:type="dxa"/>
+          </w:tcPr>
+          <w:p>
+            <w:pPr>
+              <w:jc w:val="center"/>
+              <w:rPr>
+                <w:rFonts w:ascii="Cambria Math" w:hAnsi="Cambria Math" w:cs="Cambria Math"/>
+                <w:sz w:val="24"/>
+                <w:szCs w:val="24"/>
+                <w:lang w:val="ru-RU"/>
+              </w:rPr>
+            </w:pPr>
+            <w:r>
+              <w:rPr>
+                <w:rFonts w:ascii="Cambria Math" w:hAnsi="Cambria Math" w:cs="Cambria Math"/>
+                <w:sz w:val="24"/>
+                <w:szCs w:val="24"/>
+                <w:lang w:val="ru-RU"/>
+              </w:rPr>
+              <w:t>1</w:t>
+            </w:r>
+          </w:p>
+        </w:tc>
+        <w:tc>
+          <w:tcPr>
+            <w:tcW w:w="1557" w:type="dxa"/>
+          </w:tcPr>
+          <w:p>
+            <w:pPr>
+              <w:jc w:val="center"/>
+              <w:rPr>
+                <w:rFonts w:ascii="Cambria Math" w:hAnsi="Cambria Math" w:cs="Cambria Math"/>
+                <w:sz w:val="24"/>
+                <w:szCs w:val="24"/>
+                <w:lang w:val="ru-RU"/>
+              </w:rPr>
+            </w:pPr>
+            <w:r>
+              <w:rPr>
+                <w:rFonts w:ascii="Cambria Math" w:hAnsi="Cambria Math" w:cs="Cambria Math"/>
+                <w:sz w:val="24"/>
+                <w:szCs w:val="24"/>
+                <w:lang w:val="ru-RU"/>
+              </w:rPr>
+              <w:t>2</w:t>
+            </w:r>
+          </w:p>
+        </w:tc>
+        <w:tc>
+          <w:tcPr>
+            <w:tcW w:w="1557" w:type="dxa"/>
+          </w:tcPr>
+          <w:p>
+            <w:pPr>
+              <w:jc w:val="center"/>
+              <w:rPr>
+                <w:rFonts w:ascii="Cambria Math" w:hAnsi="Cambria Math" w:cs="Cambria Math"/>
+                <w:sz w:val="24"/>
+                <w:szCs w:val="24"/>
+                <w:lang w:val="ru-RU"/>
+              </w:rPr>
+            </w:pPr>
+            <w:r>
+              <w:rPr>
+                <w:rFonts w:ascii="Cambria Math" w:hAnsi="Cambria Math" w:cs="Cambria Math"/>
+                <w:sz w:val="24"/>
+                <w:szCs w:val="24"/>
+                <w:lang w:val="ru-RU"/>
+              </w:rPr>
+              <w:t>3</w:t>
+            </w:r>
+          </w:p>
+        </w:tc>
+      </w:tr>
+      <w:tr>
+        <w:trPr>
+          <w:trHeight w:val="417"/>
+        </w:trPr>
+        <w:tc>
+          <w:tcPr>
+            <w:tcW w:w="1117" w:type="dxa"/>
+          </w:tcPr>
+          <w:p>
+            <w:pPr>
+              <w:jc w:val="center"/>
+              <w:rPr>
+                <w:rFonts w:ascii="Cambria Math" w:hAnsi="Cambria Math" w:cs="Cambria Math"/>
+                <w:sz w:val="24"/>
+                <w:szCs w:val="24"/>
+              </w:rPr>
+            </w:pPr>
+            <w:r>
+              <w:rPr>
+                <w:rFonts w:ascii="Cambria Math" w:hAnsi="Cambria Math" w:cs="Cambria Math"/>
+                <w:sz w:val="24"/>
+                <w:szCs w:val="24"/>
+              </w:rPr>
+              <w:t>P</w:t>
+            </w:r>
+            <w:r>
+              <w:rPr>
+                <w:rFonts w:ascii="Cambria Math" w:hAnsi="Cambria Math" w:cs="Cambria Math"/>
+                <w:sz w:val="24"/>
+                <w:szCs w:val="24"/>
+                <w:vertAlign w:val="subscript"/>
+              </w:rPr>
+              <w:t>2</w:t>
+            </w:r>
+            <w:r>
+              <w:rPr>
+                <w:rFonts w:ascii="Cambria Math" w:hAnsi="Cambria Math" w:cs="Cambria Math"/>
+                <w:sz w:val="24"/>
+                <w:szCs w:val="24"/>
+              </w:rPr>
+              <w:t xml:space="preserve">, </w:t>
+            </w:r>
+            <w:r>
+              <w:rPr>
+                <w:rFonts w:ascii="Cambria Math" w:hAnsi="Cambria Math" w:cs="Cambria Math"/>
+                <w:sz w:val="24"/>
+                <w:szCs w:val="24"/>
+                <w:lang w:val="ru-RU"/>
+              </w:rPr>
+              <w:t>дел.</w:t>
+            </w:r>
+          </w:p>
+        </w:tc>
+        <w:tc>
+          <w:tcPr>
+            <w:tcW w:w="1557" w:type="dxa"/>
+          </w:tcPr>
+          <w:p>
+            <w:pPr>
+              <w:jc w:val="center"/>
+              <w:rPr>
+                <w:rFonts w:ascii="Cambria Math" w:hAnsi="Cambria Math" w:cs="Cambria Math"/>
+                <w:sz w:val="24"/>
+                <w:szCs w:val="24"/>
+              </w:rPr>
+            </w:pPr>
+            <w:r>
+              <w:rPr>
+                <w:rFonts w:ascii="Cambria Math" w:hAnsi="Cambria Math" w:cs="Cambria Math"/>
+                <w:sz w:val="24"/>
+                <w:szCs w:val="24"/>
+                <w:lang w:val="ru-RU"/>
+              </w:rPr>
+              <w:t>1</w:t>
+            </w:r>
+            <w:r>
+              <w:rPr>
+                <w:rFonts w:ascii="Cambria Math" w:hAnsi="Cambria Math" w:cs="Cambria Math"/>
+                <w:sz w:val="24"/>
+                <w:szCs w:val="24"/>
+              </w:rPr>
+              <w:t>74,5</w:t>
+            </w:r>
+            <w:r>
+              <w:rPr>
+                <w:rFonts w:ascii="Cambria Math" w:hAnsi="Cambria Math" w:cs="Cambria Math"/>
+                <w:sz w:val="24"/>
+                <w:szCs w:val="24"/>
+                <w:lang w:val="ru-RU"/>
+              </w:rPr>
+              <w:t>±</w:t>
+            </w:r>
+            <w:r>
+              <w:rPr>
+                <w:rFonts w:ascii="Cambria Math" w:hAnsi="Cambria Math" w:cs="Cambria Math"/>
+                <w:sz w:val="24"/>
+                <w:szCs w:val="24"/>
+              </w:rPr>
+              <w:t>1,0</w:t>
+            </w:r>
+          </w:p>
+        </w:tc>
+        <w:tc>
+          <w:tcPr>
+            <w:tcW w:w="1557" w:type="dxa"/>
+          </w:tcPr>
+          <w:p>
+            <w:pPr>
+              <w:jc w:val="center"/>
+              <w:rPr>
+                <w:rFonts w:ascii="Cambria Math" w:hAnsi="Cambria Math" w:cs="Cambria Math"/>
+                <w:sz w:val="24"/>
+                <w:szCs w:val="24"/>
+              </w:rPr>
+            </w:pPr>
+            <w:r>
+              <w:rPr>
+                <w:rFonts w:ascii="Cambria Math" w:hAnsi="Cambria Math" w:cs="Cambria Math"/>
+                <w:sz w:val="24"/>
+                <w:szCs w:val="24"/>
+                <w:lang w:val="ru-RU"/>
+              </w:rPr>
+              <w:t>1</w:t>
+            </w:r>
+            <w:r>
+              <w:rPr>
+                <w:rFonts w:ascii="Cambria Math" w:hAnsi="Cambria Math" w:cs="Cambria Math"/>
+                <w:sz w:val="24"/>
+                <w:szCs w:val="24"/>
+              </w:rPr>
+              <w:t>75,0</w:t>
+            </w:r>
+            <w:r>
+              <w:rPr>
+                <w:rFonts w:ascii="Cambria Math" w:hAnsi="Cambria Math" w:cs="Cambria Math"/>
+                <w:sz w:val="24"/>
+                <w:szCs w:val="24"/>
+                <w:lang w:val="ru-RU"/>
+              </w:rPr>
+              <w:t>±</w:t>
+            </w:r>
+            <w:r>
+              <w:rPr>
+                <w:rFonts w:ascii="Cambria Math" w:hAnsi="Cambria Math" w:cs="Cambria Math"/>
+                <w:sz w:val="24"/>
+                <w:szCs w:val="24"/>
+              </w:rPr>
+              <w:t>1,0</w:t>
+            </w:r>
+          </w:p>
+        </w:tc>
+        <w:tc>
+          <w:tcPr>
+            <w:tcW w:w="1557" w:type="dxa"/>
+          </w:tcPr>
+          <w:p>
+            <w:pPr>
+              <w:jc w:val="center"/>
+              <w:rPr>
+                <w:rFonts w:ascii="Cambria Math" w:hAnsi="Cambria Math" w:cs="Cambria Math"/>
+                <w:sz w:val="24"/>
+                <w:szCs w:val="24"/>
+              </w:rPr>
+            </w:pPr>
+            <w:r>
+              <w:rPr>
+                <w:rFonts w:ascii="Cambria Math" w:hAnsi="Cambria Math" w:cs="Cambria Math"/>
+                <w:sz w:val="24"/>
+                <w:szCs w:val="24"/>
+                <w:lang w:val="ru-RU"/>
+              </w:rPr>
+              <w:t>1</w:t>
+            </w:r>
+            <w:r>
+              <w:rPr>
+                <w:rFonts w:ascii="Cambria Math" w:hAnsi="Cambria Math" w:cs="Cambria Math"/>
+                <w:sz w:val="24"/>
+                <w:szCs w:val="24"/>
+              </w:rPr>
+              <w:t>74,5</w:t>
+            </w:r>
+            <w:r>
+              <w:rPr>
+                <w:rFonts w:ascii="Cambria Math" w:hAnsi="Cambria Math" w:cs="Cambria Math"/>
+                <w:sz w:val="24"/>
+                <w:szCs w:val="24"/>
+                <w:lang w:val="ru-RU"/>
+              </w:rPr>
+              <w:t>±</w:t>
+            </w:r>
+            <w:r>
+              <w:rPr>
+                <w:rFonts w:ascii="Cambria Math" w:hAnsi="Cambria Math" w:cs="Cambria Math"/>
+                <w:sz w:val="24"/>
+                <w:szCs w:val="24"/>
+              </w:rPr>
+              <w:t>1,0</w:t>
+            </w:r>
+          </w:p>
+        </w:tc>
+      </w:tr>
+      <w:tr>
+        <w:trPr>
+          <w:trHeight w:val="134"/>
+        </w:trPr>
+        <w:tc>
+          <w:tcPr>
+            <w:tcW w:w="1117" w:type="dxa"/>
+          </w:tcPr>
+          <w:p>
+            <w:pPr>
+              <w:jc w:val="center"/>
+              <w:rPr>
+                <w:rFonts w:ascii="Cambria Math" w:hAnsi="Cambria Math" w:cs="Cambria Math"/>
+                <w:sz w:val="24"/>
+                <w:szCs w:val="24"/>
+              </w:rPr>
+            </w:pPr>
+            <w:r>
+              <w:rPr>
+                <w:rFonts w:ascii="Cambria Math" w:hAnsi="Cambria Math" w:cs="Cambria Math"/>
+                <w:sz w:val="24"/>
+                <w:szCs w:val="24"/>
+              </w:rPr>
+              <w:t>P</w:t>
+            </w:r>
+            <w:r>
+              <w:rPr>
+                <w:rFonts w:ascii="Cambria Math" w:hAnsi="Cambria Math" w:cs="Cambria Math"/>
+                <w:sz w:val="24"/>
+                <w:szCs w:val="24"/>
+                <w:vertAlign w:val="subscript"/>
+              </w:rPr>
+              <w:t>2</w:t>
+            </w:r>
+            <w:r>
+              <w:rPr>
+                <w:rFonts w:ascii="Cambria Math" w:hAnsi="Cambria Math" w:cs="Cambria Math"/>
+                <w:sz w:val="24"/>
+                <w:szCs w:val="24"/>
+              </w:rPr>
+              <w:t xml:space="preserve">, </w:t>
+            </w:r>
+            <w:r>
+              <w:rPr>
+                <w:rFonts w:ascii="Cambria Math" w:hAnsi="Cambria Math" w:cs="Cambria Math"/>
+                <w:sz w:val="24"/>
+                <w:szCs w:val="24"/>
+                <w:lang w:val="ru-RU"/>
+              </w:rPr>
+              <w:t>Па</w:t>
+            </w:r>
+          </w:p>
+        </w:tc>
+        <w:tc>
+          <w:tcPr>
+            <w:tcW w:w="1557" w:type="dxa"/>
+          </w:tcPr>
+          <w:p>
+            <w:pPr>
+              <w:jc w:val="center"/>
+              <w:rPr>
+                <w:rFonts w:ascii="Cambria Math" w:hAnsi="Cambria Math" w:cs="Cambria Math"/>
+                <w:sz w:val="24"/>
+                <w:szCs w:val="24"/>
+                <w:lang w:val="ru-RU"/>
+              </w:rPr>
+            </w:pPr>
+            <w:r>
+              <w:rPr>
+                <w:rFonts w:ascii="Cambria Math" w:hAnsi="Cambria Math" w:cs="Cambria Math"/>
+                <w:sz w:val="24"/>
+                <w:szCs w:val="24"/>
+              </w:rPr>
+              <w:t>342,</w:t>
+            </w:r>
+            <w:r>
+              <w:rPr>
+                <w:rFonts w:ascii="Cambria Math" w:hAnsi="Cambria Math" w:cs="Cambria Math"/>
+                <w:sz w:val="24"/>
+                <w:szCs w:val="24"/>
+                <w:lang w:val="ru-RU"/>
+              </w:rPr>
+              <w:t>2</w:t>
+            </w:r>
+            <w:r>
+              <w:rPr>
+                <w:rFonts w:ascii="Cambria Math" w:hAnsi="Cambria Math" w:cs="Cambria Math"/>
+                <w:sz w:val="24"/>
+                <w:szCs w:val="24"/>
+              </w:rPr>
+              <w:t>5</w:t>
+            </w:r>
+            <w:r>
+              <w:rPr>
+                <w:rFonts w:ascii="Cambria Math" w:hAnsi="Cambria Math" w:cs="Cambria Math"/>
+                <w:sz w:val="24"/>
+                <w:szCs w:val="24"/>
+                <w:lang w:val="ru-RU"/>
+              </w:rPr>
+              <w:t>±1</w:t>
+            </w:r>
+            <w:r>
+              <w:rPr>
+                <w:rFonts w:ascii="Cambria Math" w:hAnsi="Cambria Math" w:cs="Cambria Math"/>
+                <w:sz w:val="24"/>
+                <w:szCs w:val="24"/>
+              </w:rPr>
+              <w:t>,96</w:t>
+            </w:r>
+          </w:p>
+        </w:tc>
+        <w:tc>
+          <w:tcPr>
+            <w:tcW w:w="1557" w:type="dxa"/>
+          </w:tcPr>
+          <w:p>
+            <w:pPr>
+              <w:jc w:val="center"/>
+              <w:rPr>
+                <w:rFonts w:ascii="Cambria Math" w:hAnsi="Cambria Math" w:cs="Cambria Math"/>
+                <w:sz w:val="24"/>
+                <w:szCs w:val="24"/>
+              </w:rPr>
+            </w:pPr>
+            <w:r>
+              <w:rPr>
+                <w:rFonts w:ascii="Cambria Math" w:hAnsi="Cambria Math" w:cs="Cambria Math"/>
+                <w:sz w:val="24"/>
+                <w:szCs w:val="24"/>
+              </w:rPr>
+              <w:t>343</w:t>
+            </w:r>
+            <w:r>
+              <w:rPr>
+                <w:rFonts w:ascii="Cambria Math" w:hAnsi="Cambria Math" w:cs="Cambria Math"/>
+                <w:sz w:val="24"/>
+                <w:szCs w:val="24"/>
+                <w:lang w:val="ru-RU"/>
+              </w:rPr>
+              <w:t>,2</w:t>
+            </w:r>
+            <w:r>
+              <w:rPr>
+                <w:rFonts w:ascii="Cambria Math" w:hAnsi="Cambria Math" w:cs="Cambria Math"/>
+                <w:sz w:val="24"/>
+                <w:szCs w:val="24"/>
+              </w:rPr>
+              <w:t>3</w:t>
+            </w:r>
+            <w:r>
+              <w:rPr>
+                <w:rFonts w:ascii="Cambria Math" w:hAnsi="Cambria Math" w:cs="Cambria Math"/>
+                <w:sz w:val="24"/>
+                <w:szCs w:val="24"/>
+                <w:lang w:val="ru-RU"/>
+              </w:rPr>
+              <w:t>±1</w:t>
+            </w:r>
+            <w:r>
+              <w:rPr>
+                <w:rFonts w:ascii="Cambria Math" w:hAnsi="Cambria Math" w:cs="Cambria Math"/>
+                <w:sz w:val="24"/>
+                <w:szCs w:val="24"/>
+              </w:rPr>
+              <w:t>,96</w:t>
+            </w:r>
+          </w:p>
+        </w:tc>
+        <w:tc>
+          <w:tcPr>
+            <w:tcW w:w="1557" w:type="dxa"/>
+          </w:tcPr>
+          <w:p>
+            <w:pPr>
+              <w:jc w:val="center"/>
+              <w:rPr>
+                <w:rFonts w:ascii="Cambria Math" w:hAnsi="Cambria Math" w:cs="Cambria Math"/>
+                <w:sz w:val="24"/>
+                <w:szCs w:val="24"/>
+              </w:rPr>
+            </w:pPr>
+            <w:r>
+              <w:rPr>
+                <w:rFonts w:ascii="Cambria Math" w:hAnsi="Cambria Math" w:cs="Cambria Math"/>
+                <w:sz w:val="24"/>
+                <w:szCs w:val="24"/>
+              </w:rPr>
+              <w:t>342,</w:t>
+            </w:r>
+            <w:r>
+              <w:rPr>
+                <w:rFonts w:ascii="Cambria Math" w:hAnsi="Cambria Math" w:cs="Cambria Math"/>
+                <w:sz w:val="24"/>
+                <w:szCs w:val="24"/>
+                <w:lang w:val="ru-RU"/>
+              </w:rPr>
+              <w:t>2</w:t>
+            </w:r>
+            <w:r>
+              <w:rPr>
+                <w:rFonts w:ascii="Cambria Math" w:hAnsi="Cambria Math" w:cs="Cambria Math"/>
+                <w:sz w:val="24"/>
+                <w:szCs w:val="24"/>
+              </w:rPr>
+              <w:t>5</w:t>
+            </w:r>
+            <w:r>
+              <w:rPr>
+                <w:rFonts w:ascii="Cambria Math" w:hAnsi="Cambria Math" w:cs="Cambria Math"/>
+                <w:sz w:val="24"/>
+                <w:szCs w:val="24"/>
+                <w:lang w:val="ru-RU"/>
+              </w:rPr>
+              <w:t>±1</w:t>
+            </w:r>
+            <w:r>
+              <w:rPr>
+                <w:rFonts w:ascii="Cambria Math" w:hAnsi="Cambria Math" w:cs="Cambria Math"/>
+                <w:sz w:val="24"/>
+                <w:szCs w:val="24"/>
+              </w:rPr>
+              <w:t>,96</w:t>
+            </w:r>
+          </w:p>
+        </w:tc>
+      </w:tr>
+      <w:tr>
+        <w:trPr>
+          <w:trHeight w:val="134"/>
+        </w:trPr>
+        <w:tc>
+          <w:tcPr>
+            <w:tcW w:w="1117" w:type="dxa"/>
+          </w:tcPr>
+          <w:p>
+            <w:pPr>
+              <w:jc w:val="center"/>
+              <w:rPr>
+                <w:rFonts w:ascii="Cambria Math" w:hAnsi="Cambria Math" w:cs="Cambria Math"/>
+                <w:sz w:val="24"/>
+                <w:szCs w:val="24"/>
+                <w:lang w:val="ru-RU"/>
+              </w:rPr>
+            </w:pPr>
+            <m:oMath>
+              <m:acc>
+                <m:accPr>
+                  <m:chr m:val="̅"/>
+                  <m:ctrlPr>
+                    <w:rPr>
+                      <w:rFonts w:ascii="Cambria Math" w:hAnsi="Cambria Math" w:cs="Cambria Math"/>
+                      <w:i/>
+                      <w:sz w:val="24"/>
+                      <w:szCs w:val="24"/>
+                    </w:rPr>
+                  </m:ctrlPr>
+                </m:accPr>
+                <m:e>
+                  <m:sSub>
+                    <m:sSubPr>
+                      <m:ctrlPr>
+                        <w:rPr>
+                          <w:rFonts w:ascii="Cambria Math" w:hAnsi="Cambria Math" w:cs="Cambria Math"/>
+                          <w:i/>
+                          <w:sz w:val="24"/>
+                          <w:szCs w:val="24"/>
+                        </w:rPr>
+                      </m:ctrlPr>
+                    </m:sSubPr>
+                    <m:e>
+                      <m:r>
+                        <w:rPr>
+                          <w:rFonts w:ascii="Cambria Math" w:hAnsi="Cambria Math" w:cs="Cambria Math"/>
+                          <w:sz w:val="24"/>
+                          <w:szCs w:val="24"/>
+                        </w:rPr>
+                        <m:t>P</m:t>
+                      </m:r>
+                    </m:e>
+                    <m:sub>
+                      <m:r>
+                        <w:rPr>
+                          <w:rFonts w:ascii="Cambria Math" w:hAnsi="Cambria Math" w:cs="Cambria Math"/>
+                          <w:sz w:val="24"/>
+                          <w:szCs w:val="24"/>
+                        </w:rPr>
+                        <m:t>2</m:t>
+                      </m:r>
+                    </m:sub>
+                  </m:sSub>
+                </m:e>
+              </m:acc>
+            </m:oMath>
+            <w:r>
+              <w:rPr>
+                <w:rFonts w:hAnsi="Cambria Math" w:cs="Cambria Math"/>
+                <w:sz w:val="24"/>
+                <w:szCs w:val="24"/>
+              </w:rPr>
+              <w:t xml:space="preserve">, </w:t>
+            </w:r>
+            <w:r>
+              <w:rPr>
+                <w:rFonts w:hAnsi="Cambria Math" w:cs="Cambria Math"/>
+                <w:sz w:val="24"/>
+                <w:szCs w:val="24"/>
+                <w:lang w:val="ru-RU"/>
+              </w:rPr>
+              <w:t>Па</w:t>
+            </w:r>
+          </w:p>
+        </w:tc>
+        <w:tc>
+          <w:tcPr>
+            <w:tcW w:w="4671" w:type="dxa"/>
+            <w:gridSpan w:val="3"/>
+            <w:shd w:val="clear" w:color="auto" w:fill="auto"/>
+          </w:tcPr>
+          <w:p>
+            <w:pPr>
+              <w:jc w:val="center"/>
+              <w:rPr>
+                <w:rFonts w:ascii="Cambria Math" w:hAnsi="Cambria Math" w:cs="Cambria Math"/>
+                <w:sz w:val="24"/>
+                <w:szCs w:val="24"/>
+              </w:rPr>
+            </w:pPr>
+            <w:r>
+              <w:rPr>
+                <w:rFonts w:ascii="Cambria Math" w:hAnsi="Cambria Math" w:cs="Cambria Math"/>
+                <w:sz w:val="24"/>
+                <w:szCs w:val="24"/>
+              </w:rPr>
+              <w:t>342,58</w:t>
+            </w:r>
+            <w:r>
+              <w:rPr>
+                <w:rFonts w:ascii="Cambria Math" w:hAnsi="Cambria Math" w:cs="Cambria Math"/>
+                <w:sz w:val="24"/>
+                <w:szCs w:val="24"/>
+                <w:lang w:val="ru-RU"/>
+              </w:rPr>
+              <w:t>±</w:t>
+            </w:r>
+            <w:r>
+              <w:rPr>
+                <w:rFonts w:ascii="Cambria Math" w:hAnsi="Cambria Math" w:cs="Cambria Math"/>
+                <w:sz w:val="24"/>
+                <w:szCs w:val="24"/>
+              </w:rPr>
+              <w:t>1,99</w:t>
+            </w:r>
+          </w:p>
+        </w:tc>
+      </w:tr>
+      <w:tr>
+        <w:trPr>
+          <w:trHeight w:val="417"/>
+        </w:trPr>
+        <w:tc>
+          <w:tcPr>
+            <w:tcW w:w="1117" w:type="dxa"/>
+          </w:tcPr>
+          <w:p>
+            <w:pPr>
+              <w:jc w:val="center"/>
+              <w:rPr>
+                <w:rFonts w:ascii="Cambria Math" w:hAnsi="Cambria Math" w:cs="Cambria Math"/>
+                <w:sz w:val="24"/>
+                <w:szCs w:val="24"/>
+                <w:lang w:val="ru-RU"/>
+              </w:rPr>
+            </w:pPr>
+            <w:r>
+              <w:rPr>
+                <w:rFonts w:ascii="Cambria Math" w:hAnsi="Cambria Math" w:cs="Cambria Math"/>
+                <w:sz w:val="24"/>
+                <w:szCs w:val="24"/>
+              </w:rPr>
+              <w:t>h</w:t>
+            </w:r>
+            <w:r>
+              <w:rPr>
+                <w:rFonts w:ascii="Cambria Math" w:hAnsi="Cambria Math" w:cs="Cambria Math"/>
+                <w:sz w:val="24"/>
+                <w:szCs w:val="24"/>
+                <w:vertAlign w:val="subscript"/>
+              </w:rPr>
+              <w:t xml:space="preserve">2, </w:t>
+            </w:r>
+            <w:r>
+              <w:rPr>
+                <w:rFonts w:ascii="Cambria Math" w:hAnsi="Cambria Math" w:cs="Cambria Math"/>
+                <w:sz w:val="24"/>
+                <w:szCs w:val="24"/>
+                <w:lang w:val="ru-RU"/>
+              </w:rPr>
+              <w:t>мм</w:t>
+            </w:r>
+          </w:p>
+        </w:tc>
+        <w:tc>
+          <w:tcPr>
+            <w:tcW w:w="4671" w:type="dxa"/>
+            <w:gridSpan w:val="3"/>
+          </w:tcPr>
+          <w:p>
+            <w:pPr>
+              <w:jc w:val="center"/>
+              <w:rPr>
+                <w:rFonts w:ascii="Cambria Math" w:hAnsi="Cambria Math" w:cs="Cambria Math"/>
+                <w:sz w:val="24"/>
+                <w:szCs w:val="24"/>
+              </w:rPr>
+            </w:pPr>
+            <w:r>
+              <w:rPr>
+                <w:rFonts w:ascii="Cambria Math" w:hAnsi="Cambria Math" w:cs="Cambria Math"/>
+                <w:sz w:val="24"/>
+                <w:szCs w:val="24"/>
+              </w:rPr>
+              <w:t>7,0</w:t>
+            </w:r>
+            <w:r>
+              <w:rPr>
+                <w:rFonts w:ascii="Cambria Math" w:hAnsi="Cambria Math" w:cs="Cambria Math"/>
+                <w:sz w:val="24"/>
+                <w:szCs w:val="24"/>
+                <w:lang w:val="ru-RU"/>
+              </w:rPr>
+              <w:t>±</w:t>
+            </w:r>
+            <w:r>
+              <w:rPr>
+                <w:rFonts w:ascii="Cambria Math" w:hAnsi="Cambria Math" w:cs="Cambria Math"/>
+                <w:sz w:val="24"/>
+                <w:szCs w:val="24"/>
+              </w:rPr>
+              <w:t>0,5</w:t>
+            </w:r>
+          </w:p>
+        </w:tc>
+      </w:tr>
+    </w:tbl>
+    <w:p>
+      <w:pPr>
+        <w:jc w:val="center"/>
+        <w:rPr>
+          <w:rFonts w:ascii="Cambria Math" w:hAnsi="Cambria Math" w:cs="Cambria Math"/>
+          <w:sz w:val="24"/>
+          <w:szCs w:val="24"/>
+          <w:lang w:val="ru-RU"/>
+        </w:rPr>
+      </w:pPr>
+    </w:p>
+    <w:p>
+      <w:pPr>
+        <w:rPr>
+          <w:rFonts w:ascii="Arial" w:hAnsi="Arial" w:cs="Arial"/>
+          <w:b/>
+          <w:bCs/>
+          <w:sz w:val="22"/>
+          <w:szCs w:val="22"/>
+          <w:lang w:val="ru-RU"/>
+        </w:rPr>
+      </w:pPr>
+    </w:p>
+    <w:p>
+      <w:pPr>
+        <w:rPr>
+          <w:rFonts w:ascii="Arial" w:hAnsi="Arial" w:cs="Arial"/>
+          <w:b/>
+          <w:bCs/>
+          <w:sz w:val="22"/>
+          <w:szCs w:val="22"/>
+          <w:lang w:val="ru-RU"/>
+        </w:rPr>
+      </w:pPr>
+    </w:p>
+    <w:p>
+      <w:pPr>
+        <w:rPr>
+          <w:rFonts w:ascii="Arial" w:hAnsi="Arial" w:cs="Arial"/>
+          <w:b/>
+          <w:bCs/>
+          <w:sz w:val="22"/>
+          <w:szCs w:val="22"/>
+          <w:lang w:val="ru-RU"/>
+        </w:rPr>
+      </w:pPr>
+    </w:p>
+    <w:p>
+      <w:pPr>
+        <w:rPr>
+          <w:rFonts w:ascii="Arial" w:hAnsi="Arial" w:cs="Arial"/>
+          <w:b/>
+          <w:bCs/>
+          <w:sz w:val="22"/>
+          <w:szCs w:val="22"/>
+          <w:lang w:val="ru-RU"/>
+        </w:rPr>
+      </w:pPr>
+    </w:p>
+    <w:p>
+      <w:pPr>
+        <w:rPr>
+          <w:rFonts w:ascii="Arial" w:hAnsi="Arial" w:cs="Arial"/>
+          <w:b/>
+          <w:bCs/>
+          <w:sz w:val="22"/>
+          <w:szCs w:val="22"/>
+          <w:lang w:val="ru-RU"/>
+        </w:rPr>
+      </w:pPr>
+    </w:p>
+    <w:p>
+      <w:pPr>
+        <w:rPr>
+          <w:rFonts w:ascii="Arial" w:hAnsi="Arial" w:cs="Arial"/>
+          <w:b/>
+          <w:bCs/>
+          <w:sz w:val="22"/>
+          <w:szCs w:val="22"/>
+          <w:lang w:val="ru-RU"/>
+        </w:rPr>
+      </w:pPr>
+    </w:p>
+    <w:p>
+      <w:pPr>
+        <w:rPr>
+          <w:rFonts w:ascii="Arial" w:hAnsi="Arial" w:cs="Arial"/>
+          <w:b/>
+          <w:bCs/>
+          <w:sz w:val="22"/>
+          <w:szCs w:val="22"/>
+          <w:lang w:val="ru-RU"/>
+        </w:rPr>
+      </w:pPr>
+    </w:p>
+    <w:p>
+      <w:pPr>
+        <w:rPr>
+          <w:rFonts w:ascii="Arial" w:hAnsi="Arial" w:cs="Arial"/>
+          <w:b/>
+          <w:bCs/>
+          <w:sz w:val="22"/>
+          <w:szCs w:val="22"/>
+          <w:lang w:val="ru-RU"/>
+        </w:rPr>
+      </w:pPr>
+    </w:p>
+    <w:p>
+      <w:pPr>
+        <w:jc w:val="center"/>
+        <w:rPr>
+          <w:rFonts w:ascii="Cambria Math" w:hAnsi="Cambria Math" w:cs="Cambria Math"/>
+          <w:iCs/>
+          <w:sz w:val="24"/>
+          <w:szCs w:val="24"/>
+          <w:lang w:val="ru-RU"/>
+        </w:rPr>
+      </w:pPr>
+      <w:r>
+        <w:rPr>
+          <w:rFonts w:ascii="Cambria Math" w:hAnsi="Cambria Math" w:cs="Cambria Math"/>
+          <w:sz w:val="24"/>
+          <w:szCs w:val="24"/>
+          <w:lang w:val="ru-RU"/>
+        </w:rPr>
+        <w:t>Таблица 6 - Результаты вычислений ∆P и сравнение</w:t>
+      </w:r>
+      <w:r>
+        <w:rPr>
+          <w:rFonts w:ascii="Cambria Math" w:hAnsi="Cambria Math" w:cs="Cambria Math"/>
+          <w:i/>
+          <w:sz w:val="24"/>
+          <w:szCs w:val="24"/>
+          <w:lang w:val="ru-RU"/>
+        </w:rPr>
+        <w:t>∆</w:t>
+      </w:r>
+      <w:r>
+        <w:rPr>
+          <w:rFonts w:ascii="Cambria Math" w:hAnsi="Cambria Math" w:cs="Cambria Math"/>
+          <w:i/>
+          <w:sz w:val="24"/>
+          <w:szCs w:val="24"/>
+        </w:rPr>
+        <w:t>h</w:t>
+      </w:r>
+      <w:r>
+        <w:rPr>
+          <w:rFonts w:ascii="Cambria Math" w:hAnsi="Cambria Math" w:cs="Cambria Math"/>
+          <w:i/>
+          <w:sz w:val="24"/>
+          <w:szCs w:val="24"/>
+          <w:lang w:val="ru-RU"/>
+        </w:rPr>
+        <w:t xml:space="preserve">, </w:t>
+      </w:r>
+      <w:r>
+        <w:rPr>
+          <w:rFonts w:ascii="Cambria Math" w:hAnsi="Cambria Math" w:cs="Cambria Math"/>
+          <w:iCs/>
+          <w:sz w:val="24"/>
+          <w:szCs w:val="24"/>
+          <w:lang w:val="ru-RU"/>
+        </w:rPr>
+        <w:t>полученных разными методами</w:t>
+      </w:r>
+    </w:p>
+    <w:tbl>
+      <w:tblPr>
+        <w:tblStyle w:val="a3"/>
+        <w:tblpPr w:leftFromText="180" w:rightFromText="180" w:vertAnchor="text" w:tblpXSpec="center" w:tblpY="1"/>
+        <w:tblOverlap w:val="never"/>
+        <w:tblW w:w="0" w:type="auto"/>
+        <w:jc w:val="center"/>
+        <w:tblLook w:val="04A0" w:firstRow="1" w:lastRow="0" w:firstColumn="1" w:lastColumn="0" w:noHBand="0" w:noVBand="1"/>
+      </w:tblPr>
+      <w:tblGrid>
+        <w:gridCol w:w="2420"/>
+        <w:gridCol w:w="2420"/>
+      </w:tblGrid>
+      <w:tr>
+        <w:trPr>
+          <w:trHeight w:val="355"/>
+          <w:jc w:val="center"/>
+        </w:trPr>
+        <w:tc>
+          <w:tcPr>
+            <w:tcW w:w="2420" w:type="dxa"/>
+          </w:tcPr>
+          <w:p>
+            <w:pPr>
+              <w:jc w:val="center"/>
+              <w:rPr>
+                <w:rFonts w:ascii="Cambria Math" w:hAnsi="Cambria Math" w:cs="Cambria Math"/>
+                <w:sz w:val="24"/>
+                <w:szCs w:val="24"/>
+                <w:lang w:val="ru-RU"/>
+              </w:rPr>
+            </w:pPr>
+            <w:r>
+              <w:rPr>
+                <w:rFonts w:ascii="Cambria Math" w:hAnsi="Cambria Math" w:cs="Cambria Math"/>
+                <w:sz w:val="24"/>
+                <w:szCs w:val="24"/>
+                <w:lang w:val="ru-RU"/>
+              </w:rPr>
+              <w:t>∆P, Па</w:t>
+            </w:r>
+          </w:p>
+        </w:tc>
+        <w:tc>
+          <w:tcPr>
+            <w:tcW w:w="2420" w:type="dxa"/>
+          </w:tcPr>
+          <w:p>
+            <w:pPr>
+              <w:jc w:val="center"/>
+              <w:rPr>
+                <w:rFonts w:ascii="Cambria Math" w:hAnsi="Cambria Math" w:cs="Cambria Math"/>
+                <w:sz w:val="24"/>
+                <w:szCs w:val="24"/>
+              </w:rPr>
+            </w:pPr>
+            <w:r>
+              <w:rPr>
+                <w:rFonts w:ascii="Cambria Math" w:hAnsi="Cambria Math" w:cs="Cambria Math"/>
+                <w:sz w:val="24"/>
+                <w:szCs w:val="24"/>
+              </w:rPr>
+              <w:t>103,3</w:t>
+            </w:r>
+            <w:r>
+              <w:rPr>
+                <w:rFonts w:ascii="Cambria Math" w:hAnsi="Cambria Math" w:cs="Cambria Math"/>
+                <w:sz w:val="24"/>
+                <w:szCs w:val="24"/>
+                <w:lang w:val="ru-RU"/>
+              </w:rPr>
+              <w:t>±</w:t>
+            </w:r>
+            <w:r>
+              <w:rPr>
+                <w:rFonts w:ascii="Cambria Math" w:hAnsi="Cambria Math" w:cs="Cambria Math"/>
+                <w:sz w:val="24"/>
+                <w:szCs w:val="24"/>
+              </w:rPr>
+              <w:t>2,79</w:t>
+            </w:r>
+          </w:p>
+        </w:tc>
+      </w:tr>
+      <w:tr>
+        <w:trPr>
+          <w:trHeight w:val="571"/>
+          <w:jc w:val="center"/>
+        </w:trPr>
+        <w:tc>
+          <w:tcPr>
+            <w:tcW w:w="2420" w:type="dxa"/>
+          </w:tcPr>
+          <w:p>
+            <w:pPr>
+              <w:jc w:val="center"/>
+              <w:rPr>
+                <w:rFonts w:ascii="Cambria Math" w:hAnsi="Cambria Math" w:cs="Cambria Math"/>
+                <w:iCs/>
+                <w:sz w:val="24"/>
+                <w:szCs w:val="24"/>
+                <w:lang w:val="ru-RU"/>
+              </w:rPr>
+            </w:pPr>
+            <w:r>
+              <w:rPr>
+                <w:rFonts w:ascii="Cambria Math" w:hAnsi="Cambria Math" w:cs="Cambria Math"/>
+                <w:iCs/>
+                <w:sz w:val="24"/>
+                <w:szCs w:val="24"/>
+              </w:rPr>
+              <w:t xml:space="preserve">∆h = </w:t>
+            </w:r>
+            <m:oMath>
+              <m:f>
+                <m:fPr>
+                  <m:ctrlPr>
+                    <w:rPr>
+                      <w:rFonts w:ascii="Cambria Math" w:hAnsi="Cambria Math" w:cs="Cambria Math"/>
+                      <w:iCs/>
+                      <w:sz w:val="24"/>
+                      <w:szCs w:val="24"/>
+                    </w:rPr>
+                  </m:ctrlPr>
+                </m:fPr>
+                <m:num>
+                  <m:r>
+                    <m:rPr>
+                      <m:sty m:val="p"/>
+                    </m:rPr>
+                    <w:rPr>
+                      <w:rFonts w:ascii="Cambria Math" w:hAnsi="Cambria Math" w:cs="Cambria Math"/>
+                      <w:sz w:val="24"/>
+                      <w:szCs w:val="24"/>
+                    </w:rPr>
+                    <m:t>∆P</m:t>
+                  </m:r>
+                </m:num>
+                <m:den>
+                  <m:r>
+                    <m:rPr>
+                      <m:sty m:val="p"/>
+                    </m:rPr>
+                    <w:rPr>
+                      <w:rFonts w:ascii="Cambria Math" w:hAnsi="Cambria Math" w:cs="Cambria Math"/>
+                      <w:sz w:val="24"/>
+                      <w:szCs w:val="24"/>
+                    </w:rPr>
+                    <m:t>ρg</m:t>
+                  </m:r>
+                </m:den>
+              </m:f>
+            </m:oMath>
+            <w:r>
+              <w:rPr>
+                <w:rFonts w:hAnsi="Cambria Math" w:cs="Cambria Math"/>
+                <w:i/>
+                <w:sz w:val="24"/>
+                <w:szCs w:val="24"/>
+              </w:rPr>
+              <w:t xml:space="preserve"> </w:t>
+            </w:r>
+            <w:r>
+              <w:rPr>
+                <w:rFonts w:hAnsi="Cambria Math" w:cs="Cambria Math"/>
+                <w:i/>
+                <w:sz w:val="24"/>
+                <w:szCs w:val="24"/>
+              </w:rPr>
+              <w:t xml:space="preserve">, </w:t>
+            </w:r>
+            <w:r>
+              <w:rPr>
+                <w:rFonts w:hAnsi="Cambria Math" w:cs="Cambria Math"/>
+                <w:iCs/>
+                <w:sz w:val="24"/>
+                <w:szCs w:val="24"/>
+                <w:lang w:val="ru-RU"/>
+              </w:rPr>
+              <w:t>мм</w:t>
+            </w:r>
+          </w:p>
+        </w:tc>
+        <w:tc>
+          <w:tcPr>
+            <w:tcW w:w="2420" w:type="dxa"/>
+          </w:tcPr>
+          <w:p>
+            <w:pPr>
+              <w:jc w:val="center"/>
+              <w:rPr>
+                <w:rFonts w:ascii="Cambria Math" w:hAnsi="Cambria Math" w:cs="Cambria Math"/>
+                <w:sz w:val="24"/>
+                <w:szCs w:val="24"/>
+              </w:rPr>
+            </w:pPr>
+            <w:r>
+              <w:rPr>
+                <w:rFonts w:ascii="Cambria Math" w:hAnsi="Cambria Math" w:cs="Cambria Math"/>
+                <w:sz w:val="24"/>
+                <w:szCs w:val="24"/>
+              </w:rPr>
+              <w:t>10,55</w:t>
+            </w:r>
+            <w:r>
+              <w:rPr>
+                <w:rFonts w:ascii="Cambria Math" w:hAnsi="Cambria Math" w:cs="Cambria Math"/>
+                <w:sz w:val="24"/>
+                <w:szCs w:val="24"/>
+                <w:lang w:val="ru-RU"/>
+              </w:rPr>
+              <w:t>±</w:t>
+            </w:r>
+            <w:r>
+              <w:rPr>
+                <w:rFonts w:ascii="Cambria Math" w:hAnsi="Cambria Math" w:cs="Cambria Math"/>
+                <w:sz w:val="24"/>
+                <w:szCs w:val="24"/>
+              </w:rPr>
+              <w:t>0,29</w:t>
+            </w:r>
+          </w:p>
+        </w:tc>
+      </w:tr>
+      <w:tr>
+        <w:trPr>
+          <w:trHeight w:val="355"/>
+          <w:jc w:val="center"/>
+        </w:trPr>
+        <w:tc>
+          <w:tcPr>
+            <w:tcW w:w="2420" w:type="dxa"/>
+          </w:tcPr>
+          <w:p>
+            <w:pPr>
+              <w:jc w:val="center"/>
+              <w:rPr>
+                <w:rFonts w:ascii="Cambria Math" w:hAnsi="Cambria Math" w:cs="Cambria Math"/>
+                <w:iCs/>
+                <w:sz w:val="24"/>
+                <w:szCs w:val="24"/>
+                <w:lang w:val="ru-RU"/>
+              </w:rPr>
+            </w:pPr>
+            <w:r>
+              <w:rPr>
+                <w:rFonts w:ascii="Cambria Math" w:hAnsi="Cambria Math" w:cs="Cambria Math"/>
+                <w:iCs/>
+                <w:sz w:val="24"/>
+                <w:szCs w:val="24"/>
+              </w:rPr>
+              <w:t>∆h = h</w:t>
+            </w:r>
+            <w:r>
+              <w:rPr>
+                <w:rFonts w:ascii="Cambria Math" w:hAnsi="Cambria Math" w:cs="Cambria Math"/>
+                <w:iCs/>
+                <w:sz w:val="24"/>
+                <w:szCs w:val="24"/>
+                <w:vertAlign w:val="subscript"/>
+              </w:rPr>
+              <w:t>1</w:t>
+            </w:r>
+            <w:r>
+              <w:rPr>
+                <w:rFonts w:ascii="Cambria Math" w:hAnsi="Cambria Math" w:cs="Cambria Math"/>
+                <w:iCs/>
+                <w:sz w:val="24"/>
+                <w:szCs w:val="24"/>
+              </w:rPr>
+              <w:t>- h</w:t>
+            </w:r>
+            <w:r>
+              <w:rPr>
+                <w:rFonts w:ascii="Cambria Math" w:hAnsi="Cambria Math" w:cs="Cambria Math"/>
+                <w:iCs/>
+                <w:sz w:val="24"/>
+                <w:szCs w:val="24"/>
+                <w:vertAlign w:val="subscript"/>
+              </w:rPr>
+              <w:t>2</w:t>
+            </w:r>
+            <w:r>
+              <w:rPr>
+                <w:rFonts w:ascii="Cambria Math" w:hAnsi="Cambria Math" w:cs="Cambria Math"/>
+                <w:i/>
+                <w:sz w:val="24"/>
+                <w:szCs w:val="24"/>
+                <w:lang w:val="ru-RU"/>
+              </w:rPr>
+              <w:t xml:space="preserve">, </w:t>
+            </w:r>
+            <w:r>
+              <w:rPr>
+                <w:rFonts w:ascii="Cambria Math" w:hAnsi="Cambria Math" w:cs="Cambria Math"/>
+                <w:iCs/>
+                <w:sz w:val="24"/>
+                <w:szCs w:val="24"/>
+                <w:lang w:val="ru-RU"/>
+              </w:rPr>
+              <w:t>мм</w:t>
+            </w:r>
+          </w:p>
+        </w:tc>
+        <w:tc>
+          <w:tcPr>
+            <w:tcW w:w="2420" w:type="dxa"/>
+          </w:tcPr>
+          <w:p>
+            <w:pPr>
+              <w:jc w:val="center"/>
+              <w:rPr>
+                <w:rFonts w:ascii="Cambria Math" w:hAnsi="Cambria Math" w:cs="Cambria Math"/>
+                <w:sz w:val="24"/>
+                <w:szCs w:val="24"/>
+                <w:lang w:val="ru-RU"/>
+              </w:rPr>
+            </w:pPr>
+            <w:r>
+              <w:rPr>
+                <w:rFonts w:ascii="Cambria Math" w:hAnsi="Cambria Math" w:cs="Cambria Math"/>
+                <w:sz w:val="24"/>
+                <w:szCs w:val="24"/>
+                <w:lang w:val="ru-RU"/>
+              </w:rPr>
+              <w:t>11,0±</w:t>
+            </w:r>
+            <w:r>
+              <w:rPr>
+                <w:rFonts w:ascii="Cambria Math" w:hAnsi="Cambria Math" w:cs="Cambria Math"/>
+                <w:sz w:val="24"/>
+                <w:szCs w:val="24"/>
+              </w:rPr>
+              <w:t>0,5</w:t>
+            </w:r>
+          </w:p>
+        </w:tc>
+      </w:tr>
+    </w:tbl>
+    <w:p>
+      <w:pPr>
+        <w:jc w:val="center"/>
+        <w:rPr>
+          <w:rFonts w:ascii="Cambria Math" w:hAnsi="Cambria Math" w:cs="Cambria Math"/>
+          <w:sz w:val="24"/>
+          <w:szCs w:val="24"/>
+          <w:lang w:val="ru-RU"/>
+        </w:rPr>
+      </w:pPr>
+    </w:p>
+    <w:p>
+      <w:pPr>
+        <w:rPr>
+          <w:rFonts w:ascii="Arial" w:hAnsi="Arial" w:cs="Arial"/>
+          <w:b/>
+          <w:bCs/>
+          <w:sz w:val="22"/>
+          <w:szCs w:val="22"/>
+          <w:lang w:val="ru-RU"/>
+        </w:rPr>
+      </w:pPr>
+    </w:p>
+    <w:p>
+      <w:pPr>
+        <w:rPr>
+          <w:rFonts w:ascii="Arial" w:hAnsi="Arial" w:cs="Arial"/>
+          <w:b/>
+          <w:bCs/>
+          <w:sz w:val="22"/>
+          <w:szCs w:val="22"/>
+          <w:lang w:val="ru-RU"/>
+        </w:rPr>
+      </w:pPr>
+    </w:p>
+    <w:p>
+      <w:pPr>
+        <w:rPr>
+          <w:rFonts w:ascii="Arial" w:hAnsi="Arial" w:cs="Arial"/>
+          <w:b/>
+          <w:bCs/>
+          <w:sz w:val="22"/>
+          <w:szCs w:val="22"/>
+          <w:lang w:val="ru-RU"/>
+        </w:rPr>
+      </w:pPr>
+    </w:p>
+    <w:p>
+      <w:pPr>
+        <w:rPr>
+          <w:rFonts w:ascii="Arial" w:hAnsi="Arial" w:cs="Arial"/>
+          <w:b/>
+          <w:bCs/>
+          <w:sz w:val="22"/>
+          <w:szCs w:val="22"/>
+          <w:lang w:val="ru-RU"/>
+        </w:rPr>
+      </w:pPr>
+    </w:p>
+    <w:p>
+      <w:pPr>
+        <w:rPr>
+          <w:rFonts w:ascii="Arial" w:hAnsi="Arial" w:cs="Arial"/>
+          <w:b/>
+          <w:bCs/>
+          <w:sz w:val="22"/>
+          <w:szCs w:val="22"/>
+          <w:lang w:val="ru-RU"/>
+        </w:rPr>
+      </w:pPr>
+    </w:p>
+    <w:p>
+      <w:pPr>
+        <w:rPr>
+          <w:rFonts w:ascii="Arial" w:hAnsi="Arial" w:cs="Arial"/>
+          <w:iCs/>
+          <w:sz w:val="22"/>
+          <w:szCs w:val="22"/>
+          <w:lang w:val="ru-RU"/>
+        </w:rPr>
+      </w:pPr>
+      <w:r>
+        <w:rPr>
+          <w:rFonts w:ascii="Arial" w:hAnsi="Arial" w:cs="Arial"/>
+          <w:sz w:val="22"/>
+          <w:szCs w:val="22"/>
+          <w:lang w:val="ru-RU"/>
+        </w:rPr>
+        <w:t xml:space="preserve">Видно, что </w:t>
+      </w:r>
+      <w:r>
+        <w:rPr>
+          <w:rFonts w:ascii="Cambria Math" w:hAnsi="Cambria Math" w:cs="Cambria Math"/>
+          <w:iCs/>
+          <w:sz w:val="24"/>
+          <w:szCs w:val="24"/>
+          <w:lang w:val="ru-RU"/>
+        </w:rPr>
+        <w:t>∆</w:t>
+      </w:r>
+      <w:r>
+        <w:rPr>
+          <w:rFonts w:ascii="Cambria Math" w:hAnsi="Cambria Math" w:cs="Cambria Math"/>
+          <w:iCs/>
+          <w:sz w:val="24"/>
+          <w:szCs w:val="24"/>
+        </w:rPr>
+        <w:t>h</w:t>
+      </w:r>
+      <w:r>
+        <w:rPr>
+          <w:rFonts w:ascii="Cambria Math" w:hAnsi="Cambria Math" w:cs="Cambria Math"/>
+          <w:i/>
+          <w:sz w:val="24"/>
+          <w:szCs w:val="24"/>
+          <w:lang w:val="ru-RU"/>
+        </w:rPr>
+        <w:t xml:space="preserve"> </w:t>
+      </w:r>
+      <w:r>
+        <w:rPr>
+          <w:rFonts w:ascii="Cambria Math" w:hAnsi="Cambria Math" w:cs="Cambria Math"/>
+          <w:iCs/>
+          <w:sz w:val="24"/>
+          <w:szCs w:val="24"/>
+          <w:lang w:val="ru-RU"/>
+        </w:rPr>
+        <w:t>совпадают в пределах погрешности</w:t>
+      </w:r>
+    </w:p>
+    <w:p>
+      <w:pPr>
+        <w:rPr>
+          <w:rFonts w:ascii="Arial" w:hAnsi="Arial" w:cs="Arial"/>
+          <w:b/>
+          <w:bCs/>
+          <w:sz w:val="22"/>
+          <w:szCs w:val="22"/>
+          <w:lang w:val="ru-RU"/>
+        </w:rPr>
+      </w:pPr>
+    </w:p>
+    <w:p>
+      <w:pPr>
+        <w:rPr>
+          <w:rFonts w:ascii="Arial" w:hAnsi="Arial" w:cs="Arial"/>
+          <w:b/>
+          <w:bCs/>
+          <w:sz w:val="22"/>
+          <w:szCs w:val="22"/>
+          <w:lang w:val="ru-RU"/>
+        </w:rPr>
+      </w:pPr>
+      <w:r>
+        <w:rPr>
+          <w:rFonts w:ascii="Arial" w:hAnsi="Arial" w:cs="Arial"/>
+          <w:b/>
+          <w:bCs/>
+          <w:sz w:val="22"/>
+          <w:szCs w:val="22"/>
+          <w:lang w:val="ru-RU"/>
+        </w:rPr>
+        <w:t>4) Т</w:t>
+      </w:r>
+      <w:r>
+        <w:rPr>
+          <w:rFonts w:ascii="Arial" w:hAnsi="Arial" w:cs="Arial"/>
+          <w:b/>
+          <w:bCs/>
+          <w:sz w:val="22"/>
+          <w:szCs w:val="22"/>
+          <w:lang w:val="ru-RU"/>
+        </w:rPr>
+        <w:t>емпературн</w:t>
+      </w:r>
+      <w:r>
+        <w:rPr>
+          <w:rFonts w:ascii="Arial" w:hAnsi="Arial" w:cs="Arial"/>
+          <w:b/>
+          <w:bCs/>
+          <w:sz w:val="22"/>
+          <w:szCs w:val="22"/>
+          <w:lang w:val="ru-RU"/>
+        </w:rPr>
+        <w:t>ая</w:t>
+      </w:r>
+      <w:r>
+        <w:rPr>
+          <w:rFonts w:ascii="Arial" w:hAnsi="Arial" w:cs="Arial"/>
+          <w:b/>
+          <w:bCs/>
+          <w:sz w:val="22"/>
+          <w:szCs w:val="22"/>
+          <w:lang w:val="ru-RU"/>
+        </w:rPr>
+        <w:t xml:space="preserve"> зависимость σ(Т) дистиллированной воды</w:t>
+      </w:r>
+      <w:r>
+        <w:rPr>
+          <w:rFonts w:ascii="Arial" w:hAnsi="Arial" w:cs="Arial"/>
+          <w:b/>
+          <w:bCs/>
+          <w:sz w:val="22"/>
+          <w:szCs w:val="22"/>
+          <w:lang w:val="ru-RU"/>
+        </w:rPr>
+        <w:t xml:space="preserve"> </w:t>
+      </w:r>
+      <w:r>
+        <w:rPr>
+          <w:rFonts w:ascii="Arial" w:hAnsi="Arial" w:cs="Arial"/>
+          <w:b/>
+          <w:bCs/>
+          <w:sz w:val="22"/>
+          <w:szCs w:val="22"/>
+          <w:lang w:val="ru-RU"/>
+        </w:rPr>
+        <w:t>в диапазоне 20 °С - 55 °</w:t>
+      </w:r>
+      <w:proofErr w:type="gramStart"/>
+      <w:r>
+        <w:rPr>
+          <w:rFonts w:ascii="Arial" w:hAnsi="Arial" w:cs="Arial"/>
+          <w:b/>
+          <w:bCs/>
+          <w:sz w:val="22"/>
+          <w:szCs w:val="22"/>
+          <w:lang w:val="ru-RU"/>
+        </w:rPr>
+        <w:t>С  через</w:t>
+      </w:r>
+      <w:proofErr w:type="gramEnd"/>
+      <w:r>
+        <w:rPr>
+          <w:rFonts w:ascii="Arial" w:hAnsi="Arial" w:cs="Arial"/>
+          <w:b/>
+          <w:bCs/>
+          <w:sz w:val="22"/>
+          <w:szCs w:val="22"/>
+          <w:lang w:val="ru-RU"/>
+        </w:rPr>
+        <w:t xml:space="preserve"> 5 °С .</w:t>
+      </w:r>
+    </w:p>
+    <w:p>
+      <w:pPr>
+        <w:rPr>
+          <w:rFonts w:ascii="Arial" w:hAnsi="Arial" w:cs="Arial"/>
+          <w:b/>
+          <w:bCs/>
+          <w:sz w:val="22"/>
+          <w:szCs w:val="22"/>
+          <w:lang w:val="ru-RU"/>
+        </w:rPr>
+      </w:pPr>
+    </w:p>
+    <w:p>
+      <w:pPr>
+        <w:rPr>
+          <w:rFonts w:ascii="Arial" w:hAnsi="Arial" w:cs="Arial"/>
+          <w:sz w:val="22"/>
+          <w:szCs w:val="22"/>
+          <w:lang w:val="ru-RU"/>
+        </w:rPr>
+      </w:pPr>
+    </w:p>
+    <w:p>
+      <w:pPr>
+        <w:jc w:val="center"/>
+        <w:rPr>
+          <w:rFonts w:ascii="Cambria Math" w:hAnsi="Cambria Math" w:cs="Cambria Math"/>
+          <w:sz w:val="24"/>
+          <w:szCs w:val="24"/>
+          <w:lang w:val="ru-RU"/>
+        </w:rPr>
+      </w:pPr>
+      <w:r>
+        <w:rPr>
+          <w:rFonts w:ascii="Cambria Math" w:hAnsi="Cambria Math" w:cs="Cambria Math"/>
+          <w:sz w:val="24"/>
+          <w:szCs w:val="24"/>
+          <w:lang w:val="ru-RU"/>
+        </w:rPr>
+        <w:t xml:space="preserve">Таблица 7 </w:t>
+      </w:r>
+      <w:r>
+        <w:rPr>
+          <w:rFonts w:ascii="Cambria Math" w:hAnsi="Cambria Math" w:cs="Cambria Math"/>
+          <w:sz w:val="24"/>
+          <w:szCs w:val="24"/>
+          <w:lang w:val="ru-RU"/>
+        </w:rPr>
+        <w:t>–</w:t>
+      </w:r>
+      <w:r>
+        <w:rPr>
+          <w:rFonts w:ascii="Cambria Math" w:hAnsi="Cambria Math" w:cs="Cambria Math"/>
+          <w:sz w:val="24"/>
+          <w:szCs w:val="24"/>
+          <w:lang w:val="ru-RU"/>
+        </w:rPr>
+        <w:t xml:space="preserve"> Результаты</w:t>
+      </w:r>
+      <w:r>
+        <w:rPr>
+          <w:rFonts w:ascii="Cambria Math" w:hAnsi="Cambria Math" w:cs="Cambria Math"/>
+          <w:sz w:val="24"/>
+          <w:szCs w:val="24"/>
+          <w:lang w:val="ru-RU"/>
+        </w:rPr>
+        <w:t xml:space="preserve"> </w:t>
+      </w:r>
+      <w:r>
+        <w:rPr>
+          <w:rFonts w:ascii="Cambria Math" w:hAnsi="Cambria Math" w:cs="Cambria Math"/>
+          <w:sz w:val="24"/>
+          <w:szCs w:val="24"/>
+          <w:lang w:val="ru-RU"/>
+        </w:rPr>
+        <w:t xml:space="preserve">измерений </w:t>
+      </w:r>
+      <w:r>
+        <w:rPr>
+          <w:rFonts w:ascii="Cambria Math" w:hAnsi="Cambria Math" w:cs="Cambria Math"/>
+          <w:sz w:val="24"/>
+          <w:szCs w:val="24"/>
+        </w:rPr>
+        <w:t>P</w:t>
+      </w:r>
+      <w:r>
+        <w:rPr>
+          <w:rFonts w:ascii="Cambria Math" w:hAnsi="Cambria Math" w:cs="Cambria Math"/>
+          <w:sz w:val="24"/>
+          <w:szCs w:val="24"/>
+          <w:vertAlign w:val="subscript"/>
+        </w:rPr>
+        <w:t>max</w:t>
+      </w:r>
+      <w:r>
+        <w:rPr>
+          <w:rFonts w:ascii="Cambria Math" w:hAnsi="Cambria Math" w:cs="Cambria Math"/>
+          <w:sz w:val="24"/>
+          <w:szCs w:val="24"/>
+          <w:lang w:val="ru-RU"/>
+        </w:rPr>
+        <w:t xml:space="preserve"> </w:t>
+      </w:r>
+      <w:r>
+        <w:rPr>
+          <w:rFonts w:ascii="Cambria Math" w:hAnsi="Cambria Math" w:cs="Cambria Math"/>
+          <w:sz w:val="24"/>
+          <w:szCs w:val="24"/>
+          <w:lang w:val="ru-RU"/>
+        </w:rPr>
+        <w:t>(</w:t>
+      </w:r>
+      <w:r>
+        <w:rPr>
+          <w:rFonts w:ascii="Cambria Math" w:hAnsi="Cambria Math" w:cs="Cambria Math"/>
+          <w:sz w:val="24"/>
+          <w:szCs w:val="24"/>
+        </w:rPr>
+        <w:t>P</w:t>
+      </w:r>
+      <w:r>
+        <w:rPr>
+          <w:rFonts w:ascii="Cambria Math" w:hAnsi="Cambria Math" w:cs="Cambria Math"/>
+          <w:sz w:val="24"/>
+          <w:szCs w:val="24"/>
+          <w:lang w:val="ru-RU"/>
+        </w:rPr>
+        <w:t xml:space="preserve">) </w:t>
+      </w:r>
+      <w:r>
+        <w:rPr>
+          <w:rFonts w:ascii="Cambria Math" w:hAnsi="Cambria Math" w:cs="Cambria Math"/>
+          <w:sz w:val="24"/>
+          <w:szCs w:val="24"/>
+          <w:lang w:val="ru-RU"/>
+        </w:rPr>
+        <w:t xml:space="preserve">при различных температурах </w:t>
+      </w:r>
+      <w:r>
+        <w:rPr>
+          <w:rFonts w:ascii="Cambria Math" w:hAnsi="Cambria Math" w:cs="Cambria Math"/>
+          <w:sz w:val="24"/>
+          <w:szCs w:val="24"/>
+          <w:lang w:val="ru-RU"/>
+        </w:rPr>
+        <w:t>из диапазона (20 - 55) °</w:t>
+      </w:r>
+      <w:proofErr w:type="gramStart"/>
+      <w:r>
+        <w:rPr>
+          <w:rFonts w:ascii="Cambria Math" w:hAnsi="Cambria Math" w:cs="Cambria Math"/>
+          <w:sz w:val="24"/>
+          <w:szCs w:val="24"/>
+          <w:lang w:val="ru-RU"/>
+        </w:rPr>
+        <w:t>С</w:t>
+      </w:r>
+      <w:r>
+        <w:rPr>
+          <w:rFonts w:ascii="Cambria Math" w:hAnsi="Cambria Math" w:cs="Cambria Math"/>
+          <w:sz w:val="24"/>
+          <w:szCs w:val="24"/>
+          <w:lang w:val="ru-RU"/>
+        </w:rPr>
+        <w:t xml:space="preserve">  и</w:t>
+      </w:r>
+      <w:proofErr w:type="gramEnd"/>
+      <w:r>
+        <w:rPr>
+          <w:rFonts w:ascii="Cambria Math" w:hAnsi="Cambria Math" w:cs="Cambria Math"/>
+          <w:sz w:val="24"/>
+          <w:szCs w:val="24"/>
+          <w:lang w:val="ru-RU"/>
+        </w:rPr>
+        <w:t xml:space="preserve"> </w:t>
+      </w:r>
+      <w:r>
+        <w:rPr>
+          <w:rFonts w:ascii="Cambria Math" w:hAnsi="Cambria Math" w:cs="Cambria Math"/>
+          <w:sz w:val="24"/>
+          <w:szCs w:val="24"/>
+          <w:lang w:val="ru-RU"/>
+        </w:rPr>
+        <w:t xml:space="preserve">вычислений σ для </w:t>
+      </w:r>
+      <w:r>
+        <w:rPr>
+          <w:rFonts w:ascii="Cambria Math" w:hAnsi="Cambria Math" w:cs="Cambria Math"/>
+          <w:sz w:val="24"/>
+          <w:szCs w:val="24"/>
+          <w:lang w:val="ru-RU"/>
+        </w:rPr>
+        <w:t>этих</w:t>
+      </w:r>
+      <w:r>
+        <w:rPr>
+          <w:rFonts w:ascii="Cambria Math" w:hAnsi="Cambria Math" w:cs="Cambria Math"/>
+          <w:sz w:val="24"/>
+          <w:szCs w:val="24"/>
+          <w:lang w:val="ru-RU"/>
+        </w:rPr>
+        <w:t xml:space="preserve"> температур</w:t>
+      </w:r>
+    </w:p>
+    <w:p>
+      <w:pPr>
+        <w:rPr>
+          <w:rFonts w:ascii="Arial" w:hAnsi="Arial" w:cs="Arial"/>
+          <w:sz w:val="22"/>
+          <w:szCs w:val="22"/>
+          <w:lang w:val="ru-RU"/>
+        </w:rPr>
+      </w:pPr>
+    </w:p>
+    <w:tbl>
+      <w:tblPr>
+        <w:tblStyle w:val="a3"/>
+        <w:tblpPr w:leftFromText="180" w:rightFromText="180" w:vertAnchor="text" w:tblpXSpec="center" w:tblpY="1"/>
+        <w:tblOverlap w:val="never"/>
+        <w:tblW w:w="0" w:type="auto"/>
+        <w:jc w:val="center"/>
+        <w:tblLook w:val="04A0" w:firstRow="1" w:lastRow="0" w:firstColumn="1" w:lastColumn="0" w:noHBand="0" w:noVBand="1"/>
+      </w:tblPr>
+      <w:tblGrid>
+        <w:gridCol w:w="1704"/>
+        <w:gridCol w:w="1705"/>
+        <w:gridCol w:w="1705"/>
+        <w:gridCol w:w="1707"/>
+      </w:tblGrid>
+      <w:tr>
+        <w:trPr>
+          <w:trHeight w:val="284"/>
+          <w:jc w:val="center"/>
+        </w:trPr>
+        <w:tc>
+          <w:tcPr>
+            <w:tcW w:w="1704" w:type="dxa"/>
+          </w:tcPr>
+          <w:p>
+            <w:pPr>
+              <w:jc w:val="center"/>
+              <w:rPr>
+                <w:rFonts w:ascii="Cambria Math" w:hAnsi="Cambria Math" w:cs="Cambria Math"/>
+                <w:sz w:val="24"/>
+                <w:szCs w:val="24"/>
+              </w:rPr>
+            </w:pPr>
+            <w:r>
+              <w:rPr>
+                <w:rFonts w:ascii="Cambria Math" w:hAnsi="Cambria Math" w:cs="Cambria Math"/>
+                <w:sz w:val="24"/>
+                <w:szCs w:val="24"/>
+                <w:lang w:val="ru-RU"/>
+              </w:rPr>
+              <w:t>№</w:t>
+            </w:r>
+          </w:p>
+        </w:tc>
+        <w:tc>
+          <w:tcPr>
+            <w:tcW w:w="1705" w:type="dxa"/>
+          </w:tcPr>
+          <w:p>
+            <w:pPr>
+              <w:jc w:val="center"/>
+              <w:rPr>
+                <w:rFonts w:ascii="Cambria Math" w:hAnsi="Cambria Math" w:cs="Cambria Math"/>
+                <w:sz w:val="24"/>
+                <w:szCs w:val="24"/>
+              </w:rPr>
+            </w:pPr>
+            <w:r>
+              <w:rPr>
+                <w:rFonts w:ascii="Cambria Math" w:hAnsi="Cambria Math" w:cs="Cambria Math"/>
+                <w:sz w:val="24"/>
+                <w:szCs w:val="24"/>
+              </w:rPr>
+              <w:t>1</w:t>
+            </w:r>
+          </w:p>
+        </w:tc>
+        <w:tc>
+          <w:tcPr>
+            <w:tcW w:w="1705" w:type="dxa"/>
+          </w:tcPr>
+          <w:p>
+            <w:pPr>
+              <w:jc w:val="center"/>
+              <w:rPr>
+                <w:rFonts w:ascii="Cambria Math" w:hAnsi="Cambria Math" w:cs="Cambria Math"/>
+                <w:sz w:val="24"/>
+                <w:szCs w:val="24"/>
+              </w:rPr>
+            </w:pPr>
+            <w:r>
+              <w:rPr>
+                <w:rFonts w:ascii="Cambria Math" w:hAnsi="Cambria Math" w:cs="Cambria Math"/>
+                <w:sz w:val="24"/>
+                <w:szCs w:val="24"/>
+              </w:rPr>
+              <w:t>2</w:t>
+            </w:r>
+          </w:p>
+        </w:tc>
+        <w:tc>
+          <w:tcPr>
+            <w:tcW w:w="1706" w:type="dxa"/>
+          </w:tcPr>
+          <w:p>
+            <w:pPr>
+              <w:jc w:val="center"/>
+              <w:rPr>
+                <w:rFonts w:ascii="Cambria Math" w:hAnsi="Cambria Math" w:cs="Cambria Math"/>
+                <w:sz w:val="24"/>
+                <w:szCs w:val="24"/>
+              </w:rPr>
+            </w:pPr>
+            <w:r>
+              <w:rPr>
+                <w:rFonts w:ascii="Cambria Math" w:hAnsi="Cambria Math" w:cs="Cambria Math"/>
+                <w:sz w:val="24"/>
+                <w:szCs w:val="24"/>
+              </w:rPr>
+              <w:t>3</w:t>
+            </w:r>
+          </w:p>
+        </w:tc>
+      </w:tr>
+      <w:tr>
+        <w:trPr>
+          <w:trHeight w:val="284"/>
+          <w:jc w:val="center"/>
+        </w:trPr>
+        <w:tc>
+          <w:tcPr>
+            <w:tcW w:w="6821" w:type="dxa"/>
+            <w:gridSpan w:val="4"/>
+          </w:tcPr>
+          <w:p>
+            <w:pPr>
+              <w:jc w:val="center"/>
+              <w:rPr>
+                <w:rFonts w:ascii="Cambria Math" w:hAnsi="Cambria Math" w:cs="Cambria Math"/>
+                <w:sz w:val="24"/>
+                <w:szCs w:val="24"/>
+              </w:rPr>
+            </w:pPr>
+            <w:r>
+              <w:rPr>
+                <w:rFonts w:ascii="Cambria Math" w:hAnsi="Cambria Math" w:cs="Cambria Math"/>
+                <w:sz w:val="24"/>
+                <w:szCs w:val="24"/>
+              </w:rPr>
+              <w:t>T</w:t>
+            </w:r>
+            <w:r>
+              <w:rPr>
+                <w:rFonts w:ascii="Cambria Math" w:hAnsi="Cambria Math" w:cs="Cambria Math"/>
+                <w:sz w:val="24"/>
+                <w:szCs w:val="24"/>
+                <w:vertAlign w:val="subscript"/>
+              </w:rPr>
+              <w:t>1</w:t>
+            </w:r>
+            <w:r>
+              <w:rPr>
+                <w:rFonts w:ascii="Cambria Math" w:hAnsi="Cambria Math" w:cs="Cambria Math"/>
+                <w:sz w:val="24"/>
+                <w:szCs w:val="24"/>
+              </w:rPr>
+              <w:t>= 293,1 K</w:t>
+            </w:r>
+          </w:p>
+        </w:tc>
+      </w:tr>
+      <w:tr>
+        <w:trPr>
+          <w:trHeight w:val="284"/>
+          <w:jc w:val="center"/>
+        </w:trPr>
+        <w:tc>
+          <w:tcPr>
+            <w:tcW w:w="1704" w:type="dxa"/>
+          </w:tcPr>
+          <w:p>
+            <w:pPr>
+              <w:jc w:val="center"/>
+              <w:rPr>
+                <w:rFonts w:ascii="Cambria Math" w:hAnsi="Cambria Math" w:cs="Cambria Math"/>
+                <w:sz w:val="24"/>
+                <w:szCs w:val="24"/>
+                <w:lang w:val="ru-RU"/>
+              </w:rPr>
+            </w:pPr>
+            <w:r>
+              <w:rPr>
+                <w:rFonts w:ascii="Cambria Math" w:hAnsi="Cambria Math" w:cs="Cambria Math"/>
+                <w:sz w:val="24"/>
+                <w:szCs w:val="24"/>
+              </w:rPr>
+              <w:t xml:space="preserve">P, </w:t>
+            </w:r>
+            <w:r>
+              <w:rPr>
+                <w:rFonts w:ascii="Cambria Math" w:hAnsi="Cambria Math" w:cs="Cambria Math"/>
+                <w:sz w:val="24"/>
+                <w:szCs w:val="24"/>
+                <w:lang w:val="ru-RU"/>
+              </w:rPr>
+              <w:t>дел.</w:t>
+            </w:r>
+          </w:p>
+        </w:tc>
+        <w:tc>
+          <w:tcPr>
+            <w:tcW w:w="1705" w:type="dxa"/>
+          </w:tcPr>
+          <w:p>
+            <w:pPr>
+              <w:jc w:val="center"/>
+              <w:rPr>
+                <w:rFonts w:ascii="Cambria Math" w:hAnsi="Cambria Math" w:cs="Cambria Math"/>
+                <w:sz w:val="24"/>
+                <w:szCs w:val="24"/>
+              </w:rPr>
+            </w:pPr>
+            <w:r>
+              <w:rPr>
+                <w:rFonts w:ascii="Cambria Math" w:hAnsi="Cambria Math" w:cs="Cambria Math"/>
+                <w:sz w:val="24"/>
+                <w:szCs w:val="24"/>
+              </w:rPr>
+              <w:t>174,5</w:t>
+            </w:r>
+            <w:r>
+              <w:rPr>
+                <w:rFonts w:ascii="Cambria Math" w:hAnsi="Cambria Math" w:cs="Cambria Math"/>
+                <w:sz w:val="24"/>
+                <w:szCs w:val="24"/>
+                <w:lang w:val="ru-RU"/>
+              </w:rPr>
+              <w:t>±</w:t>
+            </w:r>
+            <w:r>
+              <w:rPr>
+                <w:rFonts w:ascii="Cambria Math" w:hAnsi="Cambria Math" w:cs="Cambria Math"/>
+                <w:sz w:val="24"/>
+                <w:szCs w:val="24"/>
+              </w:rPr>
+              <w:t>1,0</w:t>
+            </w:r>
+          </w:p>
+        </w:tc>
+        <w:tc>
+          <w:tcPr>
+            <w:tcW w:w="1705" w:type="dxa"/>
+          </w:tcPr>
+          <w:p>
+            <w:pPr>
+              <w:jc w:val="center"/>
+              <w:rPr>
+                <w:rFonts w:ascii="Cambria Math" w:hAnsi="Cambria Math" w:cs="Cambria Math"/>
+                <w:sz w:val="24"/>
+                <w:szCs w:val="24"/>
+              </w:rPr>
+            </w:pPr>
+            <w:r>
+              <w:rPr>
+                <w:rFonts w:ascii="Cambria Math" w:hAnsi="Cambria Math" w:cs="Cambria Math"/>
+                <w:sz w:val="24"/>
+                <w:szCs w:val="24"/>
+              </w:rPr>
+              <w:t>175,0</w:t>
+            </w:r>
+            <w:r>
+              <w:rPr>
+                <w:rFonts w:ascii="Cambria Math" w:hAnsi="Cambria Math" w:cs="Cambria Math"/>
+                <w:sz w:val="24"/>
+                <w:szCs w:val="24"/>
+                <w:lang w:val="ru-RU"/>
+              </w:rPr>
+              <w:t>±</w:t>
+            </w:r>
+            <w:r>
+              <w:rPr>
+                <w:rFonts w:ascii="Cambria Math" w:hAnsi="Cambria Math" w:cs="Cambria Math"/>
+                <w:sz w:val="24"/>
+                <w:szCs w:val="24"/>
+              </w:rPr>
+              <w:t>1,0</w:t>
+            </w:r>
+          </w:p>
+        </w:tc>
+        <w:tc>
+          <w:tcPr>
+            <w:tcW w:w="1706" w:type="dxa"/>
+          </w:tcPr>
+          <w:p>
+            <w:pPr>
+              <w:jc w:val="center"/>
+              <w:rPr>
+                <w:rFonts w:ascii="Cambria Math" w:hAnsi="Cambria Math" w:cs="Cambria Math"/>
+                <w:sz w:val="24"/>
+                <w:szCs w:val="24"/>
+              </w:rPr>
+            </w:pPr>
+            <w:r>
+              <w:rPr>
+                <w:rFonts w:ascii="Cambria Math" w:hAnsi="Cambria Math" w:cs="Cambria Math"/>
+                <w:sz w:val="24"/>
+                <w:szCs w:val="24"/>
+              </w:rPr>
+              <w:t>174,5</w:t>
+            </w:r>
+            <w:r>
+              <w:rPr>
+                <w:rFonts w:ascii="Cambria Math" w:hAnsi="Cambria Math" w:cs="Cambria Math"/>
+                <w:sz w:val="24"/>
+                <w:szCs w:val="24"/>
+                <w:lang w:val="ru-RU"/>
+              </w:rPr>
+              <w:t>±</w:t>
+            </w:r>
+            <w:r>
+              <w:rPr>
+                <w:rFonts w:ascii="Cambria Math" w:hAnsi="Cambria Math" w:cs="Cambria Math"/>
+                <w:sz w:val="24"/>
+                <w:szCs w:val="24"/>
+              </w:rPr>
+              <w:t>1,0</w:t>
+            </w:r>
+          </w:p>
+        </w:tc>
+      </w:tr>
+      <w:tr>
+        <w:trPr>
+          <w:trHeight w:val="295"/>
+          <w:jc w:val="center"/>
+        </w:trPr>
+        <w:tc>
+          <w:tcPr>
+            <w:tcW w:w="1704" w:type="dxa"/>
+          </w:tcPr>
+          <w:p>
+            <w:pPr>
+              <w:jc w:val="center"/>
+              <w:rPr>
+                <w:rFonts w:ascii="Cambria Math" w:hAnsi="Cambria Math" w:cs="Cambria Math"/>
+                <w:sz w:val="24"/>
+                <w:szCs w:val="24"/>
+                <w:lang w:val="ru-RU"/>
+              </w:rPr>
+            </w:pPr>
+            <w:r>
+              <w:rPr>
+                <w:rFonts w:ascii="Cambria Math" w:hAnsi="Cambria Math" w:cs="Cambria Math"/>
+                <w:sz w:val="24"/>
+                <w:szCs w:val="24"/>
+              </w:rPr>
+              <w:t xml:space="preserve">P, </w:t>
+            </w:r>
+            <w:r>
+              <w:rPr>
+                <w:rFonts w:ascii="Cambria Math" w:hAnsi="Cambria Math" w:cs="Cambria Math"/>
+                <w:sz w:val="24"/>
+                <w:szCs w:val="24"/>
+                <w:lang w:val="ru-RU"/>
+              </w:rPr>
+              <w:t>Па</w:t>
+            </w:r>
+          </w:p>
+        </w:tc>
+        <w:tc>
+          <w:tcPr>
+            <w:tcW w:w="1705" w:type="dxa"/>
+          </w:tcPr>
+          <w:p>
+            <w:pPr>
+              <w:jc w:val="center"/>
+              <w:rPr>
+                <w:rFonts w:ascii="Cambria Math" w:hAnsi="Cambria Math" w:cs="Cambria Math"/>
+                <w:sz w:val="24"/>
+                <w:szCs w:val="24"/>
+              </w:rPr>
+            </w:pPr>
+            <w:r>
+              <w:rPr>
+                <w:rFonts w:ascii="Cambria Math" w:hAnsi="Cambria Math" w:cs="Cambria Math"/>
+                <w:sz w:val="24"/>
+                <w:szCs w:val="24"/>
+              </w:rPr>
+              <w:t>342,25</w:t>
+            </w:r>
+            <w:r>
+              <w:rPr>
+                <w:rFonts w:ascii="Cambria Math" w:hAnsi="Cambria Math" w:cs="Cambria Math"/>
+                <w:sz w:val="24"/>
+                <w:szCs w:val="24"/>
+                <w:lang w:val="ru-RU"/>
+              </w:rPr>
+              <w:t>±1</w:t>
+            </w:r>
+            <w:r>
+              <w:rPr>
+                <w:rFonts w:ascii="Cambria Math" w:hAnsi="Cambria Math" w:cs="Cambria Math"/>
+                <w:sz w:val="24"/>
+                <w:szCs w:val="24"/>
+              </w:rPr>
+              <w:t>,96</w:t>
+            </w:r>
+          </w:p>
+        </w:tc>
+        <w:tc>
+          <w:tcPr>
+            <w:tcW w:w="1705" w:type="dxa"/>
+          </w:tcPr>
+          <w:p>
+            <w:pPr>
+              <w:jc w:val="center"/>
+              <w:rPr>
+                <w:rFonts w:ascii="Cambria Math" w:hAnsi="Cambria Math" w:cs="Cambria Math"/>
+                <w:sz w:val="24"/>
+                <w:szCs w:val="24"/>
+              </w:rPr>
+            </w:pPr>
+            <w:r>
+              <w:rPr>
+                <w:rFonts w:ascii="Cambria Math" w:hAnsi="Cambria Math" w:cs="Cambria Math"/>
+                <w:sz w:val="24"/>
+                <w:szCs w:val="24"/>
+              </w:rPr>
+              <w:t>343,23</w:t>
+            </w:r>
+            <w:r>
+              <w:rPr>
+                <w:rFonts w:ascii="Cambria Math" w:hAnsi="Cambria Math" w:cs="Cambria Math"/>
+                <w:sz w:val="24"/>
+                <w:szCs w:val="24"/>
+                <w:lang w:val="ru-RU"/>
+              </w:rPr>
+              <w:t>±1</w:t>
+            </w:r>
+            <w:r>
+              <w:rPr>
+                <w:rFonts w:ascii="Cambria Math" w:hAnsi="Cambria Math" w:cs="Cambria Math"/>
+                <w:sz w:val="24"/>
+                <w:szCs w:val="24"/>
+              </w:rPr>
+              <w:t>,96</w:t>
+            </w:r>
+          </w:p>
+        </w:tc>
+        <w:tc>
+          <w:tcPr>
+            <w:tcW w:w="1706" w:type="dxa"/>
+          </w:tcPr>
+          <w:p>
+            <w:pPr>
+              <w:jc w:val="center"/>
+              <w:rPr>
+                <w:rFonts w:ascii="Cambria Math" w:hAnsi="Cambria Math" w:cs="Cambria Math"/>
+                <w:sz w:val="24"/>
+                <w:szCs w:val="24"/>
+              </w:rPr>
+            </w:pPr>
+            <w:r>
+              <w:rPr>
+                <w:rFonts w:ascii="Cambria Math" w:hAnsi="Cambria Math" w:cs="Cambria Math"/>
+                <w:sz w:val="24"/>
+                <w:szCs w:val="24"/>
+              </w:rPr>
+              <w:t>342,25</w:t>
+            </w:r>
+            <w:r>
+              <w:rPr>
+                <w:rFonts w:ascii="Cambria Math" w:hAnsi="Cambria Math" w:cs="Cambria Math"/>
+                <w:sz w:val="24"/>
+                <w:szCs w:val="24"/>
+                <w:lang w:val="ru-RU"/>
+              </w:rPr>
+              <w:t>±1</w:t>
+            </w:r>
+            <w:r>
+              <w:rPr>
+                <w:rFonts w:ascii="Cambria Math" w:hAnsi="Cambria Math" w:cs="Cambria Math"/>
+                <w:sz w:val="24"/>
+                <w:szCs w:val="24"/>
+              </w:rPr>
+              <w:t>,96</w:t>
+            </w:r>
+          </w:p>
+        </w:tc>
+      </w:tr>
+      <w:tr>
+        <w:trPr>
+          <w:trHeight w:val="284"/>
+          <w:jc w:val="center"/>
+        </w:trPr>
+        <w:tc>
+          <w:tcPr>
+            <w:tcW w:w="1704" w:type="dxa"/>
+          </w:tcPr>
+          <w:p>
+            <w:pPr>
+              <w:jc w:val="center"/>
+              <w:rPr>
+                <w:rFonts w:ascii="Cambria Math" w:hAnsi="Cambria Math" w:cs="Cambria Math"/>
+                <w:sz w:val="24"/>
+                <w:szCs w:val="24"/>
+                <w:lang w:val="ru-RU"/>
+              </w:rPr>
+            </w:pPr>
+            <m:oMath>
+              <m:acc>
+                <m:accPr>
+                  <m:chr m:val="̅"/>
+                  <m:ctrlPr>
+                    <w:rPr>
+                      <w:rFonts w:ascii="Cambria Math" w:hAnsi="Cambria Math" w:cs="Cambria Math"/>
+                      <w:i/>
+                      <w:sz w:val="24"/>
+                      <w:szCs w:val="24"/>
+                    </w:rPr>
+                  </m:ctrlPr>
+                </m:accPr>
+                <m:e>
+                  <m:r>
+                    <w:rPr>
+                      <w:rFonts w:ascii="Cambria Math" w:hAnsi="Cambria Math" w:cs="Cambria Math"/>
+                      <w:sz w:val="24"/>
+                      <w:szCs w:val="24"/>
+                    </w:rPr>
+                    <m:t>P</m:t>
+                  </m:r>
+                </m:e>
+              </m:acc>
+            </m:oMath>
+            <w:r>
+              <w:rPr>
+                <w:rFonts w:hAnsi="Cambria Math" w:cs="Cambria Math"/>
+                <w:sz w:val="24"/>
+                <w:szCs w:val="24"/>
+              </w:rPr>
+              <w:t xml:space="preserve">, </w:t>
+            </w:r>
+            <w:r>
+              <w:rPr>
+                <w:rFonts w:hAnsi="Cambria Math" w:cs="Cambria Math"/>
+                <w:sz w:val="24"/>
+                <w:szCs w:val="24"/>
+                <w:lang w:val="ru-RU"/>
+              </w:rPr>
+              <w:t>Па</w:t>
+            </w:r>
+          </w:p>
+        </w:tc>
+        <w:tc>
+          <w:tcPr>
+            <w:tcW w:w="5117" w:type="dxa"/>
+            <w:gridSpan w:val="3"/>
+          </w:tcPr>
+          <w:p>
+            <w:pPr>
+              <w:jc w:val="center"/>
+              <w:rPr>
+                <w:rFonts w:ascii="Cambria Math" w:hAnsi="Cambria Math" w:cs="Cambria Math"/>
+                <w:sz w:val="24"/>
+                <w:szCs w:val="24"/>
+              </w:rPr>
+            </w:pPr>
+            <w:r>
+              <w:rPr>
+                <w:rFonts w:ascii="Cambria Math" w:hAnsi="Cambria Math" w:cs="Cambria Math"/>
+                <w:sz w:val="24"/>
+                <w:szCs w:val="24"/>
+              </w:rPr>
+              <w:t>342,58</w:t>
+            </w:r>
+            <w:r>
+              <w:rPr>
+                <w:rFonts w:ascii="Cambria Math" w:hAnsi="Cambria Math" w:cs="Cambria Math"/>
+                <w:sz w:val="24"/>
+                <w:szCs w:val="24"/>
+                <w:lang w:val="ru-RU"/>
+              </w:rPr>
+              <w:t>±</w:t>
+            </w:r>
+            <w:r>
+              <w:rPr>
+                <w:rFonts w:ascii="Cambria Math" w:hAnsi="Cambria Math" w:cs="Cambria Math"/>
+                <w:sz w:val="24"/>
+                <w:szCs w:val="24"/>
+              </w:rPr>
+              <w:t>1,99</w:t>
+            </w:r>
+          </w:p>
+        </w:tc>
+      </w:tr>
+      <w:tr>
+        <w:trPr>
+          <w:trHeight w:val="284"/>
+          <w:jc w:val="center"/>
+        </w:trPr>
+        <w:tc>
+          <w:tcPr>
+            <w:tcW w:w="1704" w:type="dxa"/>
+          </w:tcPr>
+          <w:p>
+            <w:pPr>
+              <w:jc w:val="center"/>
+              <w:rPr>
+                <w:rFonts w:ascii="Cambria Math" w:hAnsi="Cambria Math" w:cs="Cambria Math"/>
+                <w:sz w:val="24"/>
+                <w:szCs w:val="24"/>
+                <w:lang w:val="ru-RU"/>
+              </w:rPr>
+            </w:pPr>
+            <w:r>
+              <w:rPr>
+                <w:rFonts w:ascii="Cambria Math" w:hAnsi="Cambria Math" w:cs="Cambria Math"/>
+                <w:sz w:val="24"/>
+                <w:szCs w:val="24"/>
+                <w:lang w:val="ru-RU"/>
+              </w:rPr>
+              <w:t>σ, мН/м</w:t>
+            </w:r>
+          </w:p>
+        </w:tc>
+        <w:tc>
+          <w:tcPr>
+            <w:tcW w:w="5117" w:type="dxa"/>
+            <w:gridSpan w:val="3"/>
+          </w:tcPr>
+          <w:p>
+            <w:pPr>
+              <w:jc w:val="center"/>
+              <w:rPr>
+                <w:rFonts w:ascii="Cambria Math" w:hAnsi="Cambria Math" w:cs="Cambria Math"/>
+                <w:sz w:val="24"/>
+                <w:szCs w:val="24"/>
+              </w:rPr>
+            </w:pPr>
+            <w:r>
+              <w:rPr>
+                <w:rFonts w:ascii="Cambria Math" w:hAnsi="Cambria Math" w:cs="Cambria Math"/>
+                <w:sz w:val="24"/>
+                <w:szCs w:val="24"/>
+              </w:rPr>
+              <w:t>66,40</w:t>
+            </w:r>
+            <w:r>
+              <w:rPr>
+                <w:rFonts w:ascii="Cambria Math" w:hAnsi="Cambria Math" w:cs="Cambria Math"/>
+                <w:sz w:val="24"/>
+                <w:szCs w:val="24"/>
+                <w:lang w:val="ru-RU"/>
+              </w:rPr>
+              <w:t>±1</w:t>
+            </w:r>
+            <w:r>
+              <w:rPr>
+                <w:rFonts w:ascii="Cambria Math" w:hAnsi="Cambria Math" w:cs="Cambria Math"/>
+                <w:sz w:val="24"/>
+                <w:szCs w:val="24"/>
+              </w:rPr>
+              <w:t>,</w:t>
+            </w:r>
+            <w:r>
+              <w:rPr>
+                <w:rFonts w:ascii="Cambria Math" w:hAnsi="Cambria Math" w:cs="Cambria Math"/>
+                <w:sz w:val="24"/>
+                <w:szCs w:val="24"/>
+                <w:lang w:val="ru-RU"/>
+              </w:rPr>
+              <w:t>63</w:t>
+            </w:r>
+          </w:p>
+        </w:tc>
+      </w:tr>
+      <w:tr>
+        <w:trPr>
+          <w:trHeight w:val="284"/>
+          <w:jc w:val="center"/>
+        </w:trPr>
+        <w:tc>
+          <w:tcPr>
+            <w:tcW w:w="6821" w:type="dxa"/>
+            <w:gridSpan w:val="4"/>
+          </w:tcPr>
+          <w:p>
+            <w:pPr>
+              <w:jc w:val="center"/>
+              <w:rPr>
+                <w:rFonts w:ascii="Cambria Math" w:hAnsi="Cambria Math" w:cs="Cambria Math"/>
+                <w:sz w:val="24"/>
+                <w:szCs w:val="24"/>
+              </w:rPr>
+            </w:pPr>
+            <w:r>
+              <w:rPr>
+                <w:rFonts w:ascii="Cambria Math" w:hAnsi="Cambria Math" w:cs="Cambria Math"/>
+                <w:sz w:val="24"/>
+                <w:szCs w:val="24"/>
+              </w:rPr>
+              <w:t>T</w:t>
+            </w:r>
+            <w:r>
+              <w:rPr>
+                <w:rFonts w:ascii="Cambria Math" w:hAnsi="Cambria Math" w:cs="Cambria Math"/>
+                <w:sz w:val="24"/>
+                <w:szCs w:val="24"/>
+                <w:vertAlign w:val="subscript"/>
+              </w:rPr>
+              <w:t>2</w:t>
+            </w:r>
+            <w:r>
+              <w:rPr>
+                <w:rFonts w:ascii="Cambria Math" w:hAnsi="Cambria Math" w:cs="Cambria Math"/>
+                <w:sz w:val="24"/>
+                <w:szCs w:val="24"/>
+              </w:rPr>
+              <w:t>= 297,9 K</w:t>
+            </w:r>
+          </w:p>
+        </w:tc>
+      </w:tr>
+      <w:tr>
+        <w:trPr>
+          <w:trHeight w:val="295"/>
+          <w:jc w:val="center"/>
+        </w:trPr>
+        <w:tc>
+          <w:tcPr>
+            <w:tcW w:w="1704" w:type="dxa"/>
+            <w:shd w:val="clear" w:color="auto" w:fill="auto"/>
+          </w:tcPr>
+          <w:p>
+            <w:pPr>
+              <w:jc w:val="center"/>
+              <w:rPr>
+                <w:rFonts w:ascii="Cambria Math" w:hAnsi="Cambria Math" w:cs="Cambria Math"/>
+                <w:sz w:val="24"/>
+                <w:szCs w:val="24"/>
+                <w:lang w:val="ru-RU"/>
+              </w:rPr>
+            </w:pPr>
+            <w:r>
+              <w:rPr>
+                <w:rFonts w:ascii="Cambria Math" w:hAnsi="Cambria Math" w:cs="Cambria Math"/>
+                <w:sz w:val="24"/>
+                <w:szCs w:val="24"/>
+              </w:rPr>
+              <w:t xml:space="preserve">P, </w:t>
+            </w:r>
+            <w:r>
+              <w:rPr>
+                <w:rFonts w:ascii="Cambria Math" w:hAnsi="Cambria Math" w:cs="Cambria Math"/>
+                <w:sz w:val="24"/>
+                <w:szCs w:val="24"/>
+                <w:lang w:val="ru-RU"/>
+              </w:rPr>
+              <w:t>дел.</w:t>
+            </w:r>
+          </w:p>
+        </w:tc>
+        <w:tc>
+          <w:tcPr>
+            <w:tcW w:w="1705" w:type="dxa"/>
+          </w:tcPr>
+          <w:p>
+            <w:pPr>
+              <w:jc w:val="center"/>
+              <w:rPr>
+                <w:rFonts w:ascii="Cambria Math" w:hAnsi="Cambria Math" w:cs="Cambria Math"/>
+                <w:sz w:val="24"/>
+                <w:szCs w:val="24"/>
+              </w:rPr>
+            </w:pPr>
+            <w:r>
+              <w:rPr>
+                <w:rFonts w:ascii="Cambria Math" w:hAnsi="Cambria Math" w:cs="Cambria Math"/>
+                <w:sz w:val="24"/>
+                <w:szCs w:val="24"/>
+              </w:rPr>
+              <w:t>172</w:t>
+            </w:r>
+            <w:r>
+              <w:rPr>
+                <w:rFonts w:ascii="Cambria Math" w:hAnsi="Cambria Math" w:cs="Cambria Math"/>
+                <w:sz w:val="24"/>
+                <w:szCs w:val="24"/>
+                <w:lang w:val="ru-RU"/>
+              </w:rPr>
+              <w:t>±</w:t>
+            </w:r>
+            <w:r>
+              <w:rPr>
+                <w:rFonts w:ascii="Cambria Math" w:hAnsi="Cambria Math" w:cs="Cambria Math"/>
+                <w:sz w:val="24"/>
+                <w:szCs w:val="24"/>
+              </w:rPr>
+              <w:t>1,0</w:t>
+            </w:r>
+          </w:p>
+        </w:tc>
+        <w:tc>
+          <w:tcPr>
+            <w:tcW w:w="1705" w:type="dxa"/>
+          </w:tcPr>
+          <w:p>
+            <w:pPr>
+              <w:jc w:val="center"/>
+              <w:rPr>
+                <w:rFonts w:ascii="Cambria Math" w:hAnsi="Cambria Math" w:cs="Cambria Math"/>
+                <w:sz w:val="24"/>
+                <w:szCs w:val="24"/>
+              </w:rPr>
+            </w:pPr>
+            <w:r>
+              <w:rPr>
+                <w:rFonts w:ascii="Cambria Math" w:hAnsi="Cambria Math" w:cs="Cambria Math"/>
+                <w:sz w:val="24"/>
+                <w:szCs w:val="24"/>
+              </w:rPr>
+              <w:t>172</w:t>
+            </w:r>
+            <w:r>
+              <w:rPr>
+                <w:rFonts w:ascii="Cambria Math" w:hAnsi="Cambria Math" w:cs="Cambria Math"/>
+                <w:sz w:val="24"/>
+                <w:szCs w:val="24"/>
+                <w:lang w:val="ru-RU"/>
+              </w:rPr>
+              <w:t>±</w:t>
+            </w:r>
+            <w:r>
+              <w:rPr>
+                <w:rFonts w:ascii="Cambria Math" w:hAnsi="Cambria Math" w:cs="Cambria Math"/>
+                <w:sz w:val="24"/>
+                <w:szCs w:val="24"/>
+              </w:rPr>
+              <w:t>1,0</w:t>
+            </w:r>
+          </w:p>
+        </w:tc>
+        <w:tc>
+          <w:tcPr>
+            <w:tcW w:w="1706" w:type="dxa"/>
+          </w:tcPr>
+          <w:p>
+            <w:pPr>
+              <w:jc w:val="center"/>
+              <w:rPr>
+                <w:rFonts w:ascii="Cambria Math" w:hAnsi="Cambria Math" w:cs="Cambria Math"/>
+                <w:sz w:val="24"/>
+                <w:szCs w:val="24"/>
+              </w:rPr>
+            </w:pPr>
+            <w:r>
+              <w:rPr>
+                <w:rFonts w:ascii="Cambria Math" w:hAnsi="Cambria Math" w:cs="Cambria Math"/>
+                <w:sz w:val="24"/>
+                <w:szCs w:val="24"/>
+              </w:rPr>
+              <w:t>171,5</w:t>
+            </w:r>
+            <w:r>
+              <w:rPr>
+                <w:rFonts w:ascii="Cambria Math" w:hAnsi="Cambria Math" w:cs="Cambria Math"/>
+                <w:sz w:val="24"/>
+                <w:szCs w:val="24"/>
+                <w:lang w:val="ru-RU"/>
+              </w:rPr>
+              <w:t>±</w:t>
+            </w:r>
+            <w:r>
+              <w:rPr>
+                <w:rFonts w:ascii="Cambria Math" w:hAnsi="Cambria Math" w:cs="Cambria Math"/>
+                <w:sz w:val="24"/>
+                <w:szCs w:val="24"/>
+              </w:rPr>
+              <w:t>1,0</w:t>
+            </w:r>
+          </w:p>
+        </w:tc>
+      </w:tr>
+      <w:tr>
+        <w:trPr>
+          <w:trHeight w:val="284"/>
+          <w:jc w:val="center"/>
+        </w:trPr>
+        <w:tc>
+          <w:tcPr>
+            <w:tcW w:w="1704" w:type="dxa"/>
+            <w:shd w:val="clear" w:color="auto" w:fill="auto"/>
+          </w:tcPr>
+          <w:p>
+            <w:pPr>
+              <w:jc w:val="center"/>
+              <w:rPr>
+                <w:rFonts w:ascii="Cambria Math" w:hAnsi="Cambria Math" w:cs="Cambria Math"/>
+                <w:sz w:val="24"/>
+                <w:szCs w:val="24"/>
+                <w:lang w:val="ru-RU"/>
+              </w:rPr>
+            </w:pPr>
+            <w:r>
+              <w:rPr>
+                <w:rFonts w:ascii="Cambria Math" w:hAnsi="Cambria Math" w:cs="Cambria Math"/>
+                <w:sz w:val="24"/>
+                <w:szCs w:val="24"/>
+              </w:rPr>
+              <w:t xml:space="preserve">P, </w:t>
+            </w:r>
+            <w:r>
+              <w:rPr>
+                <w:rFonts w:ascii="Cambria Math" w:hAnsi="Cambria Math" w:cs="Cambria Math"/>
+                <w:sz w:val="24"/>
+                <w:szCs w:val="24"/>
+                <w:lang w:val="ru-RU"/>
+              </w:rPr>
+              <w:t>Па</w:t>
+            </w:r>
+          </w:p>
+        </w:tc>
+        <w:tc>
+          <w:tcPr>
+            <w:tcW w:w="1705" w:type="dxa"/>
+          </w:tcPr>
+          <w:p>
+            <w:pPr>
+              <w:jc w:val="center"/>
+              <w:rPr>
+                <w:rFonts w:ascii="Cambria Math" w:hAnsi="Cambria Math" w:cs="Cambria Math"/>
+                <w:sz w:val="24"/>
+                <w:szCs w:val="24"/>
+              </w:rPr>
+            </w:pPr>
+            <w:r>
+              <w:rPr>
+                <w:rFonts w:ascii="Cambria Math" w:hAnsi="Cambria Math" w:cs="Cambria Math"/>
+                <w:sz w:val="24"/>
+                <w:szCs w:val="24"/>
+              </w:rPr>
+              <w:t>337,35</w:t>
+            </w:r>
+            <w:r>
+              <w:rPr>
+                <w:rFonts w:ascii="Cambria Math" w:hAnsi="Cambria Math" w:cs="Cambria Math"/>
+                <w:sz w:val="24"/>
+                <w:szCs w:val="24"/>
+                <w:lang w:val="ru-RU"/>
+              </w:rPr>
+              <w:t>±1</w:t>
+            </w:r>
+            <w:r>
+              <w:rPr>
+                <w:rFonts w:ascii="Cambria Math" w:hAnsi="Cambria Math" w:cs="Cambria Math"/>
+                <w:sz w:val="24"/>
+                <w:szCs w:val="24"/>
+              </w:rPr>
+              <w:t>,96</w:t>
+            </w:r>
+          </w:p>
+        </w:tc>
+        <w:tc>
+          <w:tcPr>
+            <w:tcW w:w="1705" w:type="dxa"/>
+          </w:tcPr>
+          <w:p>
+            <w:pPr>
+              <w:jc w:val="center"/>
+              <w:rPr>
+                <w:rFonts w:ascii="Cambria Math" w:hAnsi="Cambria Math" w:cs="Cambria Math"/>
+                <w:sz w:val="24"/>
+                <w:szCs w:val="24"/>
+              </w:rPr>
+            </w:pPr>
+            <w:r>
+              <w:rPr>
+                <w:rFonts w:ascii="Cambria Math" w:hAnsi="Cambria Math" w:cs="Cambria Math"/>
+                <w:sz w:val="24"/>
+                <w:szCs w:val="24"/>
+              </w:rPr>
+              <w:t>337,35</w:t>
+            </w:r>
+            <w:r>
+              <w:rPr>
+                <w:rFonts w:ascii="Cambria Math" w:hAnsi="Cambria Math" w:cs="Cambria Math"/>
+                <w:sz w:val="24"/>
+                <w:szCs w:val="24"/>
+                <w:lang w:val="ru-RU"/>
+              </w:rPr>
+              <w:t>±1</w:t>
+            </w:r>
+            <w:r>
+              <w:rPr>
+                <w:rFonts w:ascii="Cambria Math" w:hAnsi="Cambria Math" w:cs="Cambria Math"/>
+                <w:sz w:val="24"/>
+                <w:szCs w:val="24"/>
+              </w:rPr>
+              <w:t>,96</w:t>
+            </w:r>
+          </w:p>
+        </w:tc>
+        <w:tc>
+          <w:tcPr>
+            <w:tcW w:w="1706" w:type="dxa"/>
+          </w:tcPr>
+          <w:p>
+            <w:pPr>
+              <w:jc w:val="center"/>
+              <w:rPr>
+                <w:rFonts w:ascii="Cambria Math" w:hAnsi="Cambria Math" w:cs="Cambria Math"/>
+                <w:sz w:val="24"/>
+                <w:szCs w:val="24"/>
+              </w:rPr>
+            </w:pPr>
+            <w:r>
+              <w:rPr>
+                <w:rFonts w:ascii="Cambria Math" w:hAnsi="Cambria Math" w:cs="Cambria Math"/>
+                <w:sz w:val="24"/>
+                <w:szCs w:val="24"/>
+              </w:rPr>
+              <w:t>336,37</w:t>
+            </w:r>
+            <w:r>
+              <w:rPr>
+                <w:rFonts w:ascii="Cambria Math" w:hAnsi="Cambria Math" w:cs="Cambria Math"/>
+                <w:sz w:val="24"/>
+                <w:szCs w:val="24"/>
+                <w:lang w:val="ru-RU"/>
+              </w:rPr>
+              <w:t>±1</w:t>
+            </w:r>
+            <w:r>
+              <w:rPr>
+                <w:rFonts w:ascii="Cambria Math" w:hAnsi="Cambria Math" w:cs="Cambria Math"/>
+                <w:sz w:val="24"/>
+                <w:szCs w:val="24"/>
+              </w:rPr>
+              <w:t>,96</w:t>
+            </w:r>
+          </w:p>
+        </w:tc>
+      </w:tr>
+      <w:tr>
+        <w:trPr>
+          <w:trHeight w:val="284"/>
+          <w:jc w:val="center"/>
+        </w:trPr>
+        <w:tc>
+          <w:tcPr>
+            <w:tcW w:w="1704" w:type="dxa"/>
+            <w:shd w:val="clear" w:color="auto" w:fill="auto"/>
+          </w:tcPr>
+          <w:p>
+            <w:pPr>
+              <w:jc w:val="center"/>
+              <w:rPr>
+                <w:rFonts w:ascii="Cambria Math" w:hAnsi="Cambria Math" w:cs="Cambria Math"/>
+                <w:sz w:val="24"/>
+                <w:szCs w:val="24"/>
+                <w:lang w:val="ru-RU"/>
+              </w:rPr>
+            </w:pPr>
+            <m:oMath>
+              <m:acc>
+                <m:accPr>
+                  <m:chr m:val="̅"/>
+                  <m:ctrlPr>
+                    <w:rPr>
+                      <w:rFonts w:ascii="Cambria Math" w:hAnsi="Cambria Math" w:cs="Cambria Math"/>
+                      <w:i/>
+                      <w:sz w:val="24"/>
+                      <w:szCs w:val="24"/>
+                    </w:rPr>
+                  </m:ctrlPr>
+                </m:accPr>
+                <m:e>
+                  <m:r>
+                    <w:rPr>
+                      <w:rFonts w:ascii="Cambria Math" w:hAnsi="Cambria Math" w:cs="Cambria Math"/>
+                      <w:sz w:val="24"/>
+                      <w:szCs w:val="24"/>
+                    </w:rPr>
+                    <m:t>P</m:t>
+                  </m:r>
+                </m:e>
+              </m:acc>
+            </m:oMath>
+            <w:r>
+              <w:rPr>
+                <w:rFonts w:hAnsi="Cambria Math" w:cs="Cambria Math"/>
+                <w:sz w:val="24"/>
+                <w:szCs w:val="24"/>
+              </w:rPr>
+              <w:t xml:space="preserve">, </w:t>
+            </w:r>
+            <w:r>
+              <w:rPr>
+                <w:rFonts w:hAnsi="Cambria Math" w:cs="Cambria Math"/>
+                <w:sz w:val="24"/>
+                <w:szCs w:val="24"/>
+                <w:lang w:val="ru-RU"/>
+              </w:rPr>
+              <w:t>Па</w:t>
+            </w:r>
+          </w:p>
+        </w:tc>
+        <w:tc>
+          <w:tcPr>
+            <w:tcW w:w="5117" w:type="dxa"/>
+            <w:gridSpan w:val="3"/>
+          </w:tcPr>
+          <w:p>
+            <w:pPr>
+              <w:jc w:val="center"/>
+              <w:rPr>
+                <w:rFonts w:ascii="Cambria Math" w:hAnsi="Cambria Math" w:cs="Cambria Math"/>
+                <w:sz w:val="24"/>
+                <w:szCs w:val="24"/>
+                <w:lang w:val="ru-RU"/>
+              </w:rPr>
+            </w:pPr>
+            <w:r>
+              <w:rPr>
+                <w:rFonts w:ascii="Cambria Math" w:hAnsi="Cambria Math" w:cs="Cambria Math"/>
+                <w:sz w:val="24"/>
+                <w:szCs w:val="24"/>
+              </w:rPr>
+              <w:t>337,02</w:t>
+            </w:r>
+            <w:r>
+              <w:rPr>
+                <w:rFonts w:ascii="Cambria Math" w:hAnsi="Cambria Math" w:cs="Cambria Math"/>
+                <w:sz w:val="24"/>
+                <w:szCs w:val="24"/>
+                <w:lang w:val="ru-RU"/>
+              </w:rPr>
+              <w:t>±1</w:t>
+            </w:r>
+            <w:r>
+              <w:rPr>
+                <w:rFonts w:ascii="Cambria Math" w:hAnsi="Cambria Math" w:cs="Cambria Math"/>
+                <w:sz w:val="24"/>
+                <w:szCs w:val="24"/>
+              </w:rPr>
+              <w:t>,</w:t>
+            </w:r>
+            <w:r>
+              <w:rPr>
+                <w:rFonts w:ascii="Cambria Math" w:hAnsi="Cambria Math" w:cs="Cambria Math"/>
+                <w:sz w:val="24"/>
+                <w:szCs w:val="24"/>
+                <w:lang w:val="ru-RU"/>
+              </w:rPr>
+              <w:t>99</w:t>
+            </w:r>
+          </w:p>
+        </w:tc>
+      </w:tr>
+      <w:tr>
+        <w:trPr>
+          <w:trHeight w:val="295"/>
+          <w:jc w:val="center"/>
+        </w:trPr>
+        <w:tc>
+          <w:tcPr>
+            <w:tcW w:w="1704" w:type="dxa"/>
+            <w:shd w:val="clear" w:color="auto" w:fill="auto"/>
+          </w:tcPr>
+          <w:p>
+            <w:pPr>
+              <w:jc w:val="center"/>
+              <w:rPr>
+                <w:rFonts w:ascii="Cambria Math" w:hAnsi="Cambria Math" w:cs="Cambria Math"/>
+                <w:sz w:val="24"/>
+                <w:szCs w:val="24"/>
+                <w:lang w:val="ru-RU"/>
+              </w:rPr>
+            </w:pPr>
+            <w:r>
+              <w:rPr>
+                <w:rFonts w:ascii="Cambria Math" w:hAnsi="Cambria Math" w:cs="Cambria Math"/>
+                <w:sz w:val="24"/>
+                <w:szCs w:val="24"/>
+                <w:lang w:val="ru-RU"/>
+              </w:rPr>
+              <w:t>σ, мН/м</w:t>
+            </w:r>
+          </w:p>
+        </w:tc>
+        <w:tc>
+          <w:tcPr>
+            <w:tcW w:w="5117" w:type="dxa"/>
+            <w:gridSpan w:val="3"/>
+          </w:tcPr>
+          <w:p>
+            <w:pPr>
+              <w:jc w:val="center"/>
+              <w:rPr>
+                <w:rFonts w:ascii="Cambria Math" w:hAnsi="Cambria Math" w:cs="Cambria Math"/>
+                <w:sz w:val="24"/>
+                <w:szCs w:val="24"/>
+                <w:lang w:val="ru-RU"/>
+              </w:rPr>
+            </w:pPr>
+            <w:r>
+              <w:rPr>
+                <w:rFonts w:ascii="Cambria Math" w:hAnsi="Cambria Math" w:cs="Cambria Math"/>
+                <w:sz w:val="24"/>
+                <w:szCs w:val="24"/>
+              </w:rPr>
+              <w:t>64,86</w:t>
+            </w:r>
+            <w:r>
+              <w:rPr>
+                <w:rFonts w:ascii="Cambria Math" w:hAnsi="Cambria Math" w:cs="Cambria Math"/>
+                <w:sz w:val="24"/>
+                <w:szCs w:val="24"/>
+                <w:lang w:val="ru-RU"/>
+              </w:rPr>
+              <w:t>±1</w:t>
+            </w:r>
+            <w:r>
+              <w:rPr>
+                <w:rFonts w:ascii="Cambria Math" w:hAnsi="Cambria Math" w:cs="Cambria Math"/>
+                <w:sz w:val="24"/>
+                <w:szCs w:val="24"/>
+              </w:rPr>
+              <w:t>,</w:t>
+            </w:r>
+            <w:r>
+              <w:rPr>
+                <w:rFonts w:ascii="Cambria Math" w:hAnsi="Cambria Math" w:cs="Cambria Math"/>
+                <w:sz w:val="24"/>
+                <w:szCs w:val="24"/>
+                <w:lang w:val="ru-RU"/>
+              </w:rPr>
+              <w:t>59</w:t>
+            </w:r>
+          </w:p>
+        </w:tc>
+      </w:tr>
+      <w:tr>
+        <w:trPr>
+          <w:trHeight w:val="284"/>
+          <w:jc w:val="center"/>
+        </w:trPr>
+        <w:tc>
+          <w:tcPr>
+            <w:tcW w:w="6821" w:type="dxa"/>
+            <w:gridSpan w:val="4"/>
+          </w:tcPr>
+          <w:p>
+            <w:pPr>
+              <w:jc w:val="center"/>
+              <w:rPr>
+                <w:rFonts w:ascii="Cambria Math" w:hAnsi="Cambria Math" w:cs="Cambria Math"/>
+                <w:sz w:val="24"/>
+                <w:szCs w:val="24"/>
+              </w:rPr>
+            </w:pPr>
+            <w:r>
+              <w:rPr>
+                <w:rFonts w:ascii="Cambria Math" w:hAnsi="Cambria Math" w:cs="Cambria Math"/>
+                <w:sz w:val="24"/>
+                <w:szCs w:val="24"/>
+              </w:rPr>
+              <w:t>T</w:t>
+            </w:r>
+            <w:r>
+              <w:rPr>
+                <w:rFonts w:ascii="Cambria Math" w:hAnsi="Cambria Math" w:cs="Cambria Math"/>
+                <w:sz w:val="24"/>
+                <w:szCs w:val="24"/>
+                <w:vertAlign w:val="subscript"/>
+              </w:rPr>
+              <w:t>3</w:t>
+            </w:r>
+            <w:r>
+              <w:rPr>
+                <w:rFonts w:ascii="Cambria Math" w:hAnsi="Cambria Math" w:cs="Cambria Math"/>
+                <w:sz w:val="24"/>
+                <w:szCs w:val="24"/>
+              </w:rPr>
+              <w:t>= 302,9 K</w:t>
+            </w:r>
+          </w:p>
+        </w:tc>
+      </w:tr>
+      <w:tr>
+        <w:trPr>
+          <w:trHeight w:val="284"/>
+          <w:jc w:val="center"/>
+        </w:trPr>
+        <w:tc>
+          <w:tcPr>
+            <w:tcW w:w="1704" w:type="dxa"/>
+            <w:shd w:val="clear" w:color="auto" w:fill="auto"/>
+          </w:tcPr>
+          <w:p>
+            <w:pPr>
+              <w:jc w:val="center"/>
+              <w:rPr>
+                <w:rFonts w:ascii="Cambria Math" w:hAnsi="Cambria Math" w:cs="Cambria Math"/>
+                <w:sz w:val="24"/>
+                <w:szCs w:val="24"/>
+                <w:lang w:val="ru-RU"/>
+              </w:rPr>
+            </w:pPr>
+            <w:r>
+              <w:rPr>
+                <w:rFonts w:ascii="Cambria Math" w:hAnsi="Cambria Math" w:cs="Cambria Math"/>
+                <w:sz w:val="24"/>
+                <w:szCs w:val="24"/>
+              </w:rPr>
+              <w:t xml:space="preserve">P, </w:t>
+            </w:r>
+            <w:r>
+              <w:rPr>
+                <w:rFonts w:ascii="Cambria Math" w:hAnsi="Cambria Math" w:cs="Cambria Math"/>
+                <w:sz w:val="24"/>
+                <w:szCs w:val="24"/>
+                <w:lang w:val="ru-RU"/>
+              </w:rPr>
+              <w:t>дел.</w:t>
+            </w:r>
+          </w:p>
+        </w:tc>
+        <w:tc>
+          <w:tcPr>
+            <w:tcW w:w="1705" w:type="dxa"/>
+          </w:tcPr>
+          <w:p>
+            <w:pPr>
+              <w:jc w:val="center"/>
+              <w:rPr>
+                <w:rFonts w:ascii="Cambria Math" w:hAnsi="Cambria Math" w:cs="Cambria Math"/>
+                <w:sz w:val="24"/>
+                <w:szCs w:val="24"/>
+              </w:rPr>
+            </w:pPr>
+            <w:r>
+              <w:rPr>
+                <w:rFonts w:ascii="Cambria Math" w:hAnsi="Cambria Math" w:cs="Cambria Math"/>
+                <w:sz w:val="24"/>
+                <w:szCs w:val="24"/>
+              </w:rPr>
+              <w:t>170</w:t>
+            </w:r>
+            <w:r>
+              <w:rPr>
+                <w:rFonts w:ascii="Cambria Math" w:hAnsi="Cambria Math" w:cs="Cambria Math"/>
+                <w:sz w:val="24"/>
+                <w:szCs w:val="24"/>
+                <w:lang w:val="ru-RU"/>
+              </w:rPr>
+              <w:t>±</w:t>
+            </w:r>
+            <w:r>
+              <w:rPr>
+                <w:rFonts w:ascii="Cambria Math" w:hAnsi="Cambria Math" w:cs="Cambria Math"/>
+                <w:sz w:val="24"/>
+                <w:szCs w:val="24"/>
+              </w:rPr>
+              <w:t>1,0</w:t>
+            </w:r>
+          </w:p>
+        </w:tc>
+        <w:tc>
+          <w:tcPr>
+            <w:tcW w:w="1705" w:type="dxa"/>
+          </w:tcPr>
+          <w:p>
+            <w:pPr>
+              <w:jc w:val="center"/>
+              <w:rPr>
+                <w:rFonts w:ascii="Cambria Math" w:hAnsi="Cambria Math" w:cs="Cambria Math"/>
+                <w:sz w:val="24"/>
+                <w:szCs w:val="24"/>
+              </w:rPr>
+            </w:pPr>
+            <w:r>
+              <w:rPr>
+                <w:rFonts w:ascii="Cambria Math" w:hAnsi="Cambria Math" w:cs="Cambria Math"/>
+                <w:sz w:val="24"/>
+                <w:szCs w:val="24"/>
+              </w:rPr>
+              <w:t>170</w:t>
+            </w:r>
+            <w:r>
+              <w:rPr>
+                <w:rFonts w:ascii="Cambria Math" w:hAnsi="Cambria Math" w:cs="Cambria Math"/>
+                <w:sz w:val="24"/>
+                <w:szCs w:val="24"/>
+                <w:lang w:val="ru-RU"/>
+              </w:rPr>
+              <w:t>±</w:t>
+            </w:r>
+            <w:r>
+              <w:rPr>
+                <w:rFonts w:ascii="Cambria Math" w:hAnsi="Cambria Math" w:cs="Cambria Math"/>
+                <w:sz w:val="24"/>
+                <w:szCs w:val="24"/>
+              </w:rPr>
+              <w:t>1,0</w:t>
+            </w:r>
+          </w:p>
+        </w:tc>
+        <w:tc>
+          <w:tcPr>
+            <w:tcW w:w="1706" w:type="dxa"/>
+          </w:tcPr>
+          <w:p>
+            <w:pPr>
+              <w:jc w:val="center"/>
+              <w:rPr>
+                <w:rFonts w:ascii="Cambria Math" w:hAnsi="Cambria Math" w:cs="Cambria Math"/>
+                <w:sz w:val="24"/>
+                <w:szCs w:val="24"/>
+              </w:rPr>
+            </w:pPr>
+            <w:r>
+              <w:rPr>
+                <w:rFonts w:ascii="Cambria Math" w:hAnsi="Cambria Math" w:cs="Cambria Math"/>
+                <w:sz w:val="24"/>
+                <w:szCs w:val="24"/>
+              </w:rPr>
+              <w:t>170</w:t>
+            </w:r>
+            <w:r>
+              <w:rPr>
+                <w:rFonts w:ascii="Cambria Math" w:hAnsi="Cambria Math" w:cs="Cambria Math"/>
+                <w:sz w:val="24"/>
+                <w:szCs w:val="24"/>
+                <w:lang w:val="ru-RU"/>
+              </w:rPr>
+              <w:t>±</w:t>
+            </w:r>
+            <w:r>
+              <w:rPr>
+                <w:rFonts w:ascii="Cambria Math" w:hAnsi="Cambria Math" w:cs="Cambria Math"/>
+                <w:sz w:val="24"/>
+                <w:szCs w:val="24"/>
+              </w:rPr>
+              <w:t>1,0</w:t>
+            </w:r>
+          </w:p>
+        </w:tc>
+      </w:tr>
+      <w:tr>
+        <w:trPr>
+          <w:trHeight w:val="284"/>
+          <w:jc w:val="center"/>
+        </w:trPr>
+        <w:tc>
+          <w:tcPr>
+            <w:tcW w:w="1704" w:type="dxa"/>
+            <w:shd w:val="clear" w:color="auto" w:fill="auto"/>
+          </w:tcPr>
+          <w:p>
+            <w:pPr>
+              <w:jc w:val="center"/>
+              <w:rPr>
+                <w:rFonts w:ascii="Cambria Math" w:hAnsi="Cambria Math" w:cs="Cambria Math"/>
+                <w:sz w:val="24"/>
+                <w:szCs w:val="24"/>
+                <w:lang w:val="ru-RU"/>
+              </w:rPr>
+            </w:pPr>
+            <w:r>
+              <w:rPr>
+                <w:rFonts w:ascii="Cambria Math" w:hAnsi="Cambria Math" w:cs="Cambria Math"/>
+                <w:sz w:val="24"/>
+                <w:szCs w:val="24"/>
+              </w:rPr>
+              <w:t xml:space="preserve">P, </w:t>
+            </w:r>
+            <w:r>
+              <w:rPr>
+                <w:rFonts w:ascii="Cambria Math" w:hAnsi="Cambria Math" w:cs="Cambria Math"/>
+                <w:sz w:val="24"/>
+                <w:szCs w:val="24"/>
+                <w:lang w:val="ru-RU"/>
+              </w:rPr>
+              <w:t>Па</w:t>
+            </w:r>
+          </w:p>
+        </w:tc>
+        <w:tc>
+          <w:tcPr>
+            <w:tcW w:w="1705" w:type="dxa"/>
+          </w:tcPr>
+          <w:p>
+            <w:pPr>
+              <w:jc w:val="center"/>
+              <w:rPr>
+                <w:rFonts w:ascii="Cambria Math" w:hAnsi="Cambria Math" w:cs="Cambria Math"/>
+                <w:sz w:val="24"/>
+                <w:szCs w:val="24"/>
+              </w:rPr>
+            </w:pPr>
+            <w:r>
+              <w:rPr>
+                <w:rFonts w:ascii="Cambria Math" w:hAnsi="Cambria Math" w:cs="Cambria Math"/>
+                <w:sz w:val="24"/>
+                <w:szCs w:val="24"/>
+              </w:rPr>
+              <w:t>333,43</w:t>
+            </w:r>
+            <w:r>
+              <w:rPr>
+                <w:rFonts w:ascii="Cambria Math" w:hAnsi="Cambria Math" w:cs="Cambria Math"/>
+                <w:sz w:val="24"/>
+                <w:szCs w:val="24"/>
+                <w:lang w:val="ru-RU"/>
+              </w:rPr>
+              <w:t>±1</w:t>
+            </w:r>
+            <w:r>
+              <w:rPr>
+                <w:rFonts w:ascii="Cambria Math" w:hAnsi="Cambria Math" w:cs="Cambria Math"/>
+                <w:sz w:val="24"/>
+                <w:szCs w:val="24"/>
+              </w:rPr>
+              <w:t>,96</w:t>
+            </w:r>
+          </w:p>
+        </w:tc>
+        <w:tc>
+          <w:tcPr>
+            <w:tcW w:w="1705" w:type="dxa"/>
+          </w:tcPr>
+          <w:p>
+            <w:pPr>
+              <w:jc w:val="center"/>
+              <w:rPr>
+                <w:rFonts w:ascii="Cambria Math" w:hAnsi="Cambria Math" w:cs="Cambria Math"/>
+                <w:sz w:val="24"/>
+                <w:szCs w:val="24"/>
+              </w:rPr>
+            </w:pPr>
+            <w:r>
+              <w:rPr>
+                <w:rFonts w:ascii="Cambria Math" w:hAnsi="Cambria Math" w:cs="Cambria Math"/>
+                <w:sz w:val="24"/>
+                <w:szCs w:val="24"/>
+              </w:rPr>
+              <w:t>333,43</w:t>
+            </w:r>
+            <w:r>
+              <w:rPr>
+                <w:rFonts w:ascii="Cambria Math" w:hAnsi="Cambria Math" w:cs="Cambria Math"/>
+                <w:sz w:val="24"/>
+                <w:szCs w:val="24"/>
+                <w:lang w:val="ru-RU"/>
+              </w:rPr>
+              <w:t>±1</w:t>
+            </w:r>
+            <w:r>
+              <w:rPr>
+                <w:rFonts w:ascii="Cambria Math" w:hAnsi="Cambria Math" w:cs="Cambria Math"/>
+                <w:sz w:val="24"/>
+                <w:szCs w:val="24"/>
+              </w:rPr>
+              <w:t>,96</w:t>
+            </w:r>
+          </w:p>
+        </w:tc>
+        <w:tc>
+          <w:tcPr>
+            <w:tcW w:w="1706" w:type="dxa"/>
+          </w:tcPr>
+          <w:p>
+            <w:pPr>
+              <w:jc w:val="center"/>
+              <w:rPr>
+                <w:rFonts w:ascii="Cambria Math" w:hAnsi="Cambria Math" w:cs="Cambria Math"/>
+                <w:sz w:val="24"/>
+                <w:szCs w:val="24"/>
+              </w:rPr>
+            </w:pPr>
+            <w:r>
+              <w:rPr>
+                <w:rFonts w:ascii="Cambria Math" w:hAnsi="Cambria Math" w:cs="Cambria Math"/>
+                <w:sz w:val="24"/>
+                <w:szCs w:val="24"/>
+              </w:rPr>
+              <w:t>333,43</w:t>
+            </w:r>
+            <w:r>
+              <w:rPr>
+                <w:rFonts w:ascii="Cambria Math" w:hAnsi="Cambria Math" w:cs="Cambria Math"/>
+                <w:sz w:val="24"/>
+                <w:szCs w:val="24"/>
+                <w:lang w:val="ru-RU"/>
+              </w:rPr>
+              <w:t>±1</w:t>
+            </w:r>
+            <w:r>
+              <w:rPr>
+                <w:rFonts w:ascii="Cambria Math" w:hAnsi="Cambria Math" w:cs="Cambria Math"/>
+                <w:sz w:val="24"/>
+                <w:szCs w:val="24"/>
+              </w:rPr>
+              <w:t>,96</w:t>
+            </w:r>
+          </w:p>
+        </w:tc>
+      </w:tr>
+      <w:tr>
+        <w:trPr>
+          <w:trHeight w:val="295"/>
+          <w:jc w:val="center"/>
+        </w:trPr>
+        <w:tc>
+          <w:tcPr>
+            <w:tcW w:w="1704" w:type="dxa"/>
+            <w:shd w:val="clear" w:color="auto" w:fill="auto"/>
+          </w:tcPr>
+          <w:p>
+            <w:pPr>
+              <w:jc w:val="center"/>
+              <w:rPr>
+                <w:rFonts w:ascii="Cambria Math" w:hAnsi="Cambria Math" w:cs="Cambria Math"/>
+                <w:sz w:val="24"/>
+                <w:szCs w:val="24"/>
+                <w:lang w:val="ru-RU"/>
+              </w:rPr>
+            </w:pPr>
+            <m:oMath>
+              <m:acc>
+                <m:accPr>
+                  <m:chr m:val="̅"/>
+                  <m:ctrlPr>
+                    <w:rPr>
+                      <w:rFonts w:ascii="Cambria Math" w:hAnsi="Cambria Math" w:cs="Cambria Math"/>
+                      <w:i/>
+                      <w:sz w:val="24"/>
+                      <w:szCs w:val="24"/>
+                    </w:rPr>
+                  </m:ctrlPr>
+                </m:accPr>
+                <m:e>
+                  <m:r>
+                    <w:rPr>
+                      <w:rFonts w:ascii="Cambria Math" w:hAnsi="Cambria Math" w:cs="Cambria Math"/>
+                      <w:sz w:val="24"/>
+                      <w:szCs w:val="24"/>
+                    </w:rPr>
+                    <m:t>P</m:t>
+                  </m:r>
+                </m:e>
+              </m:acc>
+            </m:oMath>
+            <w:r>
+              <w:rPr>
+                <w:rFonts w:hAnsi="Cambria Math" w:cs="Cambria Math"/>
+                <w:sz w:val="24"/>
+                <w:szCs w:val="24"/>
+              </w:rPr>
+              <w:t xml:space="preserve">, </w:t>
+            </w:r>
+            <w:r>
+              <w:rPr>
+                <w:rFonts w:hAnsi="Cambria Math" w:cs="Cambria Math"/>
+                <w:sz w:val="24"/>
+                <w:szCs w:val="24"/>
+                <w:lang w:val="ru-RU"/>
+              </w:rPr>
+              <w:t>Па</w:t>
+            </w:r>
+          </w:p>
+        </w:tc>
+        <w:tc>
+          <w:tcPr>
+            <w:tcW w:w="5117" w:type="dxa"/>
+            <w:gridSpan w:val="3"/>
+          </w:tcPr>
+          <w:p>
+            <w:pPr>
+              <w:jc w:val="center"/>
+              <w:rPr>
+                <w:rFonts w:ascii="Cambria Math" w:hAnsi="Cambria Math" w:cs="Cambria Math"/>
+                <w:sz w:val="24"/>
+                <w:szCs w:val="24"/>
+              </w:rPr>
+            </w:pPr>
+            <w:r>
+              <w:rPr>
+                <w:rFonts w:ascii="Cambria Math" w:hAnsi="Cambria Math" w:cs="Cambria Math"/>
+                <w:sz w:val="24"/>
+                <w:szCs w:val="24"/>
+              </w:rPr>
+              <w:t>333,43</w:t>
+            </w:r>
+            <w:r>
+              <w:rPr>
+                <w:rFonts w:ascii="Cambria Math" w:hAnsi="Cambria Math" w:cs="Cambria Math"/>
+                <w:sz w:val="24"/>
+                <w:szCs w:val="24"/>
+                <w:lang w:val="ru-RU"/>
+              </w:rPr>
+              <w:t>±1</w:t>
+            </w:r>
+            <w:r>
+              <w:rPr>
+                <w:rFonts w:ascii="Cambria Math" w:hAnsi="Cambria Math" w:cs="Cambria Math"/>
+                <w:sz w:val="24"/>
+                <w:szCs w:val="24"/>
+              </w:rPr>
+              <w:t>,96</w:t>
+            </w:r>
+          </w:p>
+        </w:tc>
+      </w:tr>
+      <w:tr>
+        <w:trPr>
+          <w:trHeight w:val="284"/>
+          <w:jc w:val="center"/>
+        </w:trPr>
+        <w:tc>
+          <w:tcPr>
+            <w:tcW w:w="1704" w:type="dxa"/>
+            <w:shd w:val="clear" w:color="auto" w:fill="auto"/>
+          </w:tcPr>
+          <w:p>
+            <w:pPr>
+              <w:jc w:val="center"/>
+              <w:rPr>
+                <w:rFonts w:ascii="Cambria Math" w:hAnsi="Cambria Math" w:cs="Cambria Math"/>
+                <w:sz w:val="24"/>
+                <w:szCs w:val="24"/>
+                <w:lang w:val="ru-RU"/>
+              </w:rPr>
+            </w:pPr>
+            <w:r>
+              <w:rPr>
+                <w:rFonts w:ascii="Cambria Math" w:hAnsi="Cambria Math" w:cs="Cambria Math"/>
+                <w:sz w:val="24"/>
+                <w:szCs w:val="24"/>
+                <w:lang w:val="ru-RU"/>
+              </w:rPr>
+              <w:t>σ, мН/м</w:t>
+            </w:r>
+          </w:p>
+        </w:tc>
+        <w:tc>
+          <w:tcPr>
+            <w:tcW w:w="5117" w:type="dxa"/>
+            <w:gridSpan w:val="3"/>
+          </w:tcPr>
+          <w:p>
+            <w:pPr>
+              <w:jc w:val="center"/>
+              <w:rPr>
+                <w:rFonts w:ascii="Cambria Math" w:hAnsi="Cambria Math" w:cs="Cambria Math"/>
+                <w:sz w:val="24"/>
+                <w:szCs w:val="24"/>
+                <w:lang w:val="ru-RU"/>
+              </w:rPr>
+            </w:pPr>
+            <w:r>
+              <w:rPr>
+                <w:rFonts w:ascii="Cambria Math" w:hAnsi="Cambria Math" w:cs="Cambria Math"/>
+                <w:sz w:val="24"/>
+                <w:szCs w:val="24"/>
+              </w:rPr>
+              <w:t>63,86</w:t>
+            </w:r>
+            <w:r>
+              <w:rPr>
+                <w:rFonts w:ascii="Cambria Math" w:hAnsi="Cambria Math" w:cs="Cambria Math"/>
+                <w:sz w:val="24"/>
+                <w:szCs w:val="24"/>
+                <w:lang w:val="ru-RU"/>
+              </w:rPr>
+              <w:t>±1</w:t>
+            </w:r>
+            <w:r>
+              <w:rPr>
+                <w:rFonts w:ascii="Cambria Math" w:hAnsi="Cambria Math" w:cs="Cambria Math"/>
+                <w:sz w:val="24"/>
+                <w:szCs w:val="24"/>
+              </w:rPr>
+              <w:t>,</w:t>
+            </w:r>
+            <w:r>
+              <w:rPr>
+                <w:rFonts w:ascii="Cambria Math" w:hAnsi="Cambria Math" w:cs="Cambria Math"/>
+                <w:sz w:val="24"/>
+                <w:szCs w:val="24"/>
+                <w:lang w:val="ru-RU"/>
+              </w:rPr>
+              <w:t>57</w:t>
+            </w:r>
+          </w:p>
+        </w:tc>
+      </w:tr>
+      <w:tr>
+        <w:trPr>
+          <w:trHeight w:val="284"/>
+          <w:jc w:val="center"/>
+        </w:trPr>
+        <w:tc>
+          <w:tcPr>
+            <w:tcW w:w="6821" w:type="dxa"/>
+            <w:gridSpan w:val="4"/>
+          </w:tcPr>
+          <w:p>
+            <w:pPr>
+              <w:jc w:val="center"/>
+              <w:rPr>
+                <w:rFonts w:ascii="Cambria Math" w:hAnsi="Cambria Math" w:cs="Cambria Math"/>
+                <w:sz w:val="24"/>
+                <w:szCs w:val="24"/>
+              </w:rPr>
+            </w:pPr>
+            <w:r>
+              <w:rPr>
+                <w:rFonts w:ascii="Cambria Math" w:hAnsi="Cambria Math" w:cs="Cambria Math"/>
+                <w:sz w:val="24"/>
+                <w:szCs w:val="24"/>
+              </w:rPr>
+              <w:t>T</w:t>
+            </w:r>
+            <w:r>
+              <w:rPr>
+                <w:rFonts w:ascii="Cambria Math" w:hAnsi="Cambria Math" w:cs="Cambria Math"/>
+                <w:sz w:val="24"/>
+                <w:szCs w:val="24"/>
+                <w:vertAlign w:val="subscript"/>
+              </w:rPr>
+              <w:t>4</w:t>
+            </w:r>
+            <w:r>
+              <w:rPr>
+                <w:rFonts w:ascii="Cambria Math" w:hAnsi="Cambria Math" w:cs="Cambria Math"/>
+                <w:sz w:val="24"/>
+                <w:szCs w:val="24"/>
+              </w:rPr>
+              <w:t>= 308,0 K</w:t>
+            </w:r>
+          </w:p>
+        </w:tc>
+      </w:tr>
+      <w:tr>
+        <w:trPr>
+          <w:trHeight w:val="284"/>
+          <w:jc w:val="center"/>
+        </w:trPr>
+        <w:tc>
+          <w:tcPr>
+            <w:tcW w:w="1704" w:type="dxa"/>
+            <w:shd w:val="clear" w:color="auto" w:fill="auto"/>
+          </w:tcPr>
+          <w:p>
+            <w:pPr>
+              <w:jc w:val="center"/>
+              <w:rPr>
+                <w:rFonts w:ascii="Cambria Math" w:hAnsi="Cambria Math" w:cs="Cambria Math"/>
+                <w:sz w:val="24"/>
+                <w:szCs w:val="24"/>
+                <w:lang w:val="ru-RU"/>
+              </w:rPr>
+            </w:pPr>
+            <w:r>
+              <w:rPr>
+                <w:rFonts w:ascii="Cambria Math" w:hAnsi="Cambria Math" w:cs="Cambria Math"/>
+                <w:sz w:val="24"/>
+                <w:szCs w:val="24"/>
+              </w:rPr>
+              <w:t xml:space="preserve">P, </w:t>
+            </w:r>
+            <w:r>
+              <w:rPr>
+                <w:rFonts w:ascii="Cambria Math" w:hAnsi="Cambria Math" w:cs="Cambria Math"/>
+                <w:sz w:val="24"/>
+                <w:szCs w:val="24"/>
+                <w:lang w:val="ru-RU"/>
+              </w:rPr>
+              <w:t>дел.</w:t>
+            </w:r>
+          </w:p>
+        </w:tc>
+        <w:tc>
+          <w:tcPr>
+            <w:tcW w:w="1705" w:type="dxa"/>
+          </w:tcPr>
+          <w:p>
+            <w:pPr>
+              <w:jc w:val="center"/>
+              <w:rPr>
+                <w:rFonts w:ascii="Cambria Math" w:hAnsi="Cambria Math" w:cs="Cambria Math"/>
+                <w:sz w:val="24"/>
+                <w:szCs w:val="24"/>
+              </w:rPr>
+            </w:pPr>
+            <w:r>
+              <w:rPr>
+                <w:rFonts w:ascii="Cambria Math" w:hAnsi="Cambria Math" w:cs="Cambria Math"/>
+                <w:sz w:val="24"/>
+                <w:szCs w:val="24"/>
+              </w:rPr>
+              <w:t>168</w:t>
+            </w:r>
+            <w:r>
+              <w:rPr>
+                <w:rFonts w:ascii="Cambria Math" w:hAnsi="Cambria Math" w:cs="Cambria Math"/>
+                <w:sz w:val="24"/>
+                <w:szCs w:val="24"/>
+                <w:lang w:val="ru-RU"/>
+              </w:rPr>
+              <w:t>±</w:t>
+            </w:r>
+            <w:r>
+              <w:rPr>
+                <w:rFonts w:ascii="Cambria Math" w:hAnsi="Cambria Math" w:cs="Cambria Math"/>
+                <w:sz w:val="24"/>
+                <w:szCs w:val="24"/>
+              </w:rPr>
+              <w:t>1,0</w:t>
+            </w:r>
+          </w:p>
+        </w:tc>
+        <w:tc>
+          <w:tcPr>
+            <w:tcW w:w="1705" w:type="dxa"/>
+          </w:tcPr>
+          <w:p>
+            <w:pPr>
+              <w:jc w:val="center"/>
+              <w:rPr>
+                <w:rFonts w:ascii="Cambria Math" w:hAnsi="Cambria Math" w:cs="Cambria Math"/>
+                <w:sz w:val="24"/>
+                <w:szCs w:val="24"/>
+              </w:rPr>
+            </w:pPr>
+            <w:r>
+              <w:rPr>
+                <w:rFonts w:ascii="Cambria Math" w:hAnsi="Cambria Math" w:cs="Cambria Math"/>
+                <w:sz w:val="24"/>
+                <w:szCs w:val="24"/>
+              </w:rPr>
+              <w:t>168</w:t>
+            </w:r>
+            <w:r>
+              <w:rPr>
+                <w:rFonts w:ascii="Cambria Math" w:hAnsi="Cambria Math" w:cs="Cambria Math"/>
+                <w:sz w:val="24"/>
+                <w:szCs w:val="24"/>
+                <w:lang w:val="ru-RU"/>
+              </w:rPr>
+              <w:t>±</w:t>
+            </w:r>
+            <w:r>
+              <w:rPr>
+                <w:rFonts w:ascii="Cambria Math" w:hAnsi="Cambria Math" w:cs="Cambria Math"/>
+                <w:sz w:val="24"/>
+                <w:szCs w:val="24"/>
+              </w:rPr>
+              <w:t>1,0</w:t>
+            </w:r>
+          </w:p>
+        </w:tc>
+        <w:tc>
+          <w:tcPr>
+            <w:tcW w:w="1706" w:type="dxa"/>
+          </w:tcPr>
+          <w:p>
+            <w:pPr>
+              <w:jc w:val="center"/>
+              <w:rPr>
+                <w:rFonts w:ascii="Cambria Math" w:hAnsi="Cambria Math" w:cs="Cambria Math"/>
+                <w:sz w:val="24"/>
+                <w:szCs w:val="24"/>
+              </w:rPr>
+            </w:pPr>
+            <w:r>
+              <w:rPr>
+                <w:rFonts w:ascii="Cambria Math" w:hAnsi="Cambria Math" w:cs="Cambria Math"/>
+                <w:sz w:val="24"/>
+                <w:szCs w:val="24"/>
+              </w:rPr>
+              <w:t>167</w:t>
+            </w:r>
+            <w:r>
+              <w:rPr>
+                <w:rFonts w:ascii="Cambria Math" w:hAnsi="Cambria Math" w:cs="Cambria Math"/>
+                <w:sz w:val="24"/>
+                <w:szCs w:val="24"/>
+                <w:lang w:val="ru-RU"/>
+              </w:rPr>
+              <w:t>±</w:t>
+            </w:r>
+            <w:r>
+              <w:rPr>
+                <w:rFonts w:ascii="Cambria Math" w:hAnsi="Cambria Math" w:cs="Cambria Math"/>
+                <w:sz w:val="24"/>
+                <w:szCs w:val="24"/>
+              </w:rPr>
+              <w:t>1,0</w:t>
+            </w:r>
+          </w:p>
+        </w:tc>
+      </w:tr>
+      <w:tr>
+        <w:trPr>
+          <w:trHeight w:val="284"/>
+          <w:jc w:val="center"/>
+        </w:trPr>
+        <w:tc>
+          <w:tcPr>
+            <w:tcW w:w="1704" w:type="dxa"/>
+            <w:shd w:val="clear" w:color="auto" w:fill="auto"/>
+          </w:tcPr>
+          <w:p>
+            <w:pPr>
+              <w:jc w:val="center"/>
+              <w:rPr>
+                <w:rFonts w:ascii="Cambria Math" w:hAnsi="Cambria Math" w:cs="Cambria Math"/>
+                <w:sz w:val="24"/>
+                <w:szCs w:val="24"/>
+                <w:lang w:val="ru-RU"/>
+              </w:rPr>
+            </w:pPr>
+            <w:r>
+              <w:rPr>
+                <w:rFonts w:ascii="Cambria Math" w:hAnsi="Cambria Math" w:cs="Cambria Math"/>
+                <w:sz w:val="24"/>
+                <w:szCs w:val="24"/>
+              </w:rPr>
+              <w:t xml:space="preserve">P, </w:t>
+            </w:r>
+            <w:r>
+              <w:rPr>
+                <w:rFonts w:ascii="Cambria Math" w:hAnsi="Cambria Math" w:cs="Cambria Math"/>
+                <w:sz w:val="24"/>
+                <w:szCs w:val="24"/>
+                <w:lang w:val="ru-RU"/>
+              </w:rPr>
+              <w:t>Па</w:t>
+            </w:r>
+          </w:p>
+        </w:tc>
+        <w:tc>
+          <w:tcPr>
+            <w:tcW w:w="1705" w:type="dxa"/>
+          </w:tcPr>
+          <w:p>
+            <w:pPr>
+              <w:jc w:val="center"/>
+              <w:rPr>
+                <w:rFonts w:ascii="Cambria Math" w:hAnsi="Cambria Math" w:cs="Cambria Math"/>
+                <w:sz w:val="24"/>
+                <w:szCs w:val="24"/>
+              </w:rPr>
+            </w:pPr>
+            <w:r>
+              <w:rPr>
+                <w:rFonts w:ascii="Cambria Math" w:hAnsi="Cambria Math" w:cs="Cambria Math"/>
+                <w:sz w:val="24"/>
+                <w:szCs w:val="24"/>
+              </w:rPr>
+              <w:t>329,50</w:t>
+            </w:r>
+            <w:r>
+              <w:rPr>
+                <w:rFonts w:ascii="Cambria Math" w:hAnsi="Cambria Math" w:cs="Cambria Math"/>
+                <w:sz w:val="24"/>
+                <w:szCs w:val="24"/>
+                <w:lang w:val="ru-RU"/>
+              </w:rPr>
+              <w:t>±1</w:t>
+            </w:r>
+            <w:r>
+              <w:rPr>
+                <w:rFonts w:ascii="Cambria Math" w:hAnsi="Cambria Math" w:cs="Cambria Math"/>
+                <w:sz w:val="24"/>
+                <w:szCs w:val="24"/>
+              </w:rPr>
+              <w:t>,96</w:t>
+            </w:r>
+          </w:p>
+        </w:tc>
+        <w:tc>
+          <w:tcPr>
+            <w:tcW w:w="1705" w:type="dxa"/>
+          </w:tcPr>
+          <w:p>
+            <w:pPr>
+              <w:jc w:val="center"/>
+              <w:rPr>
+                <w:rFonts w:ascii="Cambria Math" w:hAnsi="Cambria Math" w:cs="Cambria Math"/>
+                <w:sz w:val="24"/>
+                <w:szCs w:val="24"/>
+              </w:rPr>
+            </w:pPr>
+            <w:r>
+              <w:rPr>
+                <w:rFonts w:ascii="Cambria Math" w:hAnsi="Cambria Math" w:cs="Cambria Math"/>
+                <w:sz w:val="24"/>
+                <w:szCs w:val="24"/>
+              </w:rPr>
+              <w:t>329,50</w:t>
+            </w:r>
+            <w:r>
+              <w:rPr>
+                <w:rFonts w:ascii="Cambria Math" w:hAnsi="Cambria Math" w:cs="Cambria Math"/>
+                <w:sz w:val="24"/>
+                <w:szCs w:val="24"/>
+                <w:lang w:val="ru-RU"/>
+              </w:rPr>
+              <w:t>±1</w:t>
+            </w:r>
+            <w:r>
+              <w:rPr>
+                <w:rFonts w:ascii="Cambria Math" w:hAnsi="Cambria Math" w:cs="Cambria Math"/>
+                <w:sz w:val="24"/>
+                <w:szCs w:val="24"/>
+              </w:rPr>
+              <w:t>,96</w:t>
+            </w:r>
+          </w:p>
+        </w:tc>
+        <w:tc>
+          <w:tcPr>
+            <w:tcW w:w="1706" w:type="dxa"/>
+          </w:tcPr>
+          <w:p>
+            <w:pPr>
+              <w:jc w:val="center"/>
+              <w:rPr>
+                <w:rFonts w:ascii="Cambria Math" w:hAnsi="Cambria Math" w:cs="Cambria Math"/>
+                <w:sz w:val="24"/>
+                <w:szCs w:val="24"/>
+              </w:rPr>
+            </w:pPr>
+            <w:r>
+              <w:rPr>
+                <w:rFonts w:ascii="Cambria Math" w:hAnsi="Cambria Math" w:cs="Cambria Math"/>
+                <w:sz w:val="24"/>
+                <w:szCs w:val="24"/>
+              </w:rPr>
+              <w:t>327,54</w:t>
+            </w:r>
+            <w:r>
+              <w:rPr>
+                <w:rFonts w:ascii="Cambria Math" w:hAnsi="Cambria Math" w:cs="Cambria Math"/>
+                <w:sz w:val="24"/>
+                <w:szCs w:val="24"/>
+                <w:lang w:val="ru-RU"/>
+              </w:rPr>
+              <w:t>±1</w:t>
+            </w:r>
+            <w:r>
+              <w:rPr>
+                <w:rFonts w:ascii="Cambria Math" w:hAnsi="Cambria Math" w:cs="Cambria Math"/>
+                <w:sz w:val="24"/>
+                <w:szCs w:val="24"/>
+              </w:rPr>
+              <w:t>,96</w:t>
+            </w:r>
+          </w:p>
+        </w:tc>
+      </w:tr>
+      <w:tr>
+        <w:trPr>
+          <w:trHeight w:val="295"/>
+          <w:jc w:val="center"/>
+        </w:trPr>
+        <w:tc>
+          <w:tcPr>
+            <w:tcW w:w="1704" w:type="dxa"/>
+            <w:shd w:val="clear" w:color="auto" w:fill="auto"/>
+          </w:tcPr>
+          <w:p>
+            <w:pPr>
+              <w:jc w:val="center"/>
+              <w:rPr>
+                <w:rFonts w:ascii="Cambria Math" w:hAnsi="Cambria Math" w:cs="Cambria Math"/>
+                <w:sz w:val="24"/>
+                <w:szCs w:val="24"/>
+                <w:lang w:val="ru-RU"/>
+              </w:rPr>
+            </w:pPr>
+            <m:oMath>
+              <m:acc>
+                <m:accPr>
+                  <m:chr m:val="̅"/>
+                  <m:ctrlPr>
+                    <w:rPr>
+                      <w:rFonts w:ascii="Cambria Math" w:hAnsi="Cambria Math" w:cs="Cambria Math"/>
+                      <w:i/>
+                      <w:sz w:val="24"/>
+                      <w:szCs w:val="24"/>
+                    </w:rPr>
+                  </m:ctrlPr>
+                </m:accPr>
+                <m:e>
+                  <m:r>
+                    <w:rPr>
+                      <w:rFonts w:ascii="Cambria Math" w:hAnsi="Cambria Math" w:cs="Cambria Math"/>
+                      <w:sz w:val="24"/>
+                      <w:szCs w:val="24"/>
+                    </w:rPr>
+                    <m:t>P</m:t>
+                  </m:r>
+                </m:e>
+              </m:acc>
+            </m:oMath>
+            <w:r>
+              <w:rPr>
+                <w:rFonts w:hAnsi="Cambria Math" w:cs="Cambria Math"/>
+                <w:sz w:val="24"/>
+                <w:szCs w:val="24"/>
+              </w:rPr>
+              <w:t xml:space="preserve">, </w:t>
+            </w:r>
+            <w:r>
+              <w:rPr>
+                <w:rFonts w:hAnsi="Cambria Math" w:cs="Cambria Math"/>
+                <w:sz w:val="24"/>
+                <w:szCs w:val="24"/>
+                <w:lang w:val="ru-RU"/>
+              </w:rPr>
+              <w:t>Па</w:t>
+            </w:r>
+          </w:p>
+        </w:tc>
+        <w:tc>
+          <w:tcPr>
+            <w:tcW w:w="5117" w:type="dxa"/>
+            <w:gridSpan w:val="3"/>
+          </w:tcPr>
+          <w:p>
+            <w:pPr>
+              <w:jc w:val="center"/>
+              <w:rPr>
+                <w:rFonts w:ascii="Cambria Math" w:hAnsi="Cambria Math" w:cs="Cambria Math"/>
+                <w:sz w:val="24"/>
+                <w:szCs w:val="24"/>
+              </w:rPr>
+            </w:pPr>
+            <w:r>
+              <w:rPr>
+                <w:rFonts w:ascii="Cambria Math" w:hAnsi="Cambria Math" w:cs="Cambria Math"/>
+                <w:sz w:val="24"/>
+                <w:szCs w:val="24"/>
+              </w:rPr>
+              <w:t>328,85</w:t>
+            </w:r>
+            <w:r>
+              <w:rPr>
+                <w:rFonts w:ascii="Cambria Math" w:hAnsi="Cambria Math" w:cs="Cambria Math"/>
+                <w:sz w:val="24"/>
+                <w:szCs w:val="24"/>
+                <w:lang w:val="ru-RU"/>
+              </w:rPr>
+              <w:t>±2</w:t>
+            </w:r>
+            <w:r>
+              <w:rPr>
+                <w:rFonts w:ascii="Cambria Math" w:hAnsi="Cambria Math" w:cs="Cambria Math"/>
+                <w:sz w:val="24"/>
+                <w:szCs w:val="24"/>
+              </w:rPr>
+              <w:t>,07</w:t>
+            </w:r>
+          </w:p>
+        </w:tc>
+      </w:tr>
+      <w:tr>
+        <w:trPr>
+          <w:trHeight w:val="284"/>
+          <w:jc w:val="center"/>
+        </w:trPr>
+        <w:tc>
+          <w:tcPr>
+            <w:tcW w:w="1704" w:type="dxa"/>
+            <w:shd w:val="clear" w:color="auto" w:fill="auto"/>
+          </w:tcPr>
+          <w:p>
+            <w:pPr>
+              <w:jc w:val="center"/>
+              <w:rPr>
+                <w:rFonts w:ascii="Cambria Math" w:hAnsi="Cambria Math" w:cs="Cambria Math"/>
+                <w:sz w:val="24"/>
+                <w:szCs w:val="24"/>
+                <w:lang w:val="ru-RU"/>
+              </w:rPr>
+            </w:pPr>
+            <w:r>
+              <w:rPr>
+                <w:rFonts w:ascii="Cambria Math" w:hAnsi="Cambria Math" w:cs="Cambria Math"/>
+                <w:sz w:val="24"/>
+                <w:szCs w:val="24"/>
+                <w:lang w:val="ru-RU"/>
+              </w:rPr>
+              <w:t>σ, мН/м</w:t>
+            </w:r>
+          </w:p>
+        </w:tc>
+        <w:tc>
+          <w:tcPr>
+            <w:tcW w:w="5117" w:type="dxa"/>
+            <w:gridSpan w:val="3"/>
+          </w:tcPr>
+          <w:p>
+            <w:pPr>
+              <w:jc w:val="center"/>
+              <w:rPr>
+                <w:rFonts w:ascii="Cambria Math" w:hAnsi="Cambria Math" w:cs="Cambria Math"/>
+                <w:sz w:val="24"/>
+                <w:szCs w:val="24"/>
+              </w:rPr>
+            </w:pPr>
+            <w:r>
+              <w:rPr>
+                <w:rFonts w:ascii="Cambria Math" w:hAnsi="Cambria Math" w:cs="Cambria Math"/>
+                <w:sz w:val="24"/>
+                <w:szCs w:val="24"/>
+              </w:rPr>
+              <w:t>62,59</w:t>
+            </w:r>
+            <w:r>
+              <w:rPr>
+                <w:rFonts w:ascii="Cambria Math" w:hAnsi="Cambria Math" w:cs="Cambria Math"/>
+                <w:sz w:val="24"/>
+                <w:szCs w:val="24"/>
+                <w:lang w:val="ru-RU"/>
+              </w:rPr>
+              <w:t>±1</w:t>
+            </w:r>
+            <w:r>
+              <w:rPr>
+                <w:rFonts w:ascii="Cambria Math" w:hAnsi="Cambria Math" w:cs="Cambria Math"/>
+                <w:sz w:val="24"/>
+                <w:szCs w:val="24"/>
+              </w:rPr>
+              <w:t>,</w:t>
+            </w:r>
+            <w:r>
+              <w:rPr>
+                <w:rFonts w:ascii="Cambria Math" w:hAnsi="Cambria Math" w:cs="Cambria Math"/>
+                <w:sz w:val="24"/>
+                <w:szCs w:val="24"/>
+                <w:lang w:val="ru-RU"/>
+              </w:rPr>
+              <w:t>5</w:t>
+            </w:r>
+            <w:r>
+              <w:rPr>
+                <w:rFonts w:ascii="Cambria Math" w:hAnsi="Cambria Math" w:cs="Cambria Math"/>
+                <w:sz w:val="24"/>
+                <w:szCs w:val="24"/>
+              </w:rPr>
+              <w:t>4</w:t>
+            </w:r>
+          </w:p>
+        </w:tc>
+      </w:tr>
+      <w:tr>
+        <w:trPr>
+          <w:trHeight w:val="284"/>
+          <w:jc w:val="center"/>
+        </w:trPr>
+        <w:tc>
+          <w:tcPr>
+            <w:tcW w:w="6821" w:type="dxa"/>
+            <w:gridSpan w:val="4"/>
+          </w:tcPr>
+          <w:p>
+            <w:pPr>
+              <w:jc w:val="center"/>
+              <w:rPr>
+                <w:rFonts w:ascii="Cambria Math" w:hAnsi="Cambria Math" w:cs="Cambria Math"/>
+                <w:sz w:val="24"/>
+                <w:szCs w:val="24"/>
+              </w:rPr>
+            </w:pPr>
+            <w:r>
+              <w:rPr>
+                <w:rFonts w:ascii="Cambria Math" w:hAnsi="Cambria Math" w:cs="Cambria Math"/>
+                <w:sz w:val="24"/>
+                <w:szCs w:val="24"/>
+              </w:rPr>
+              <w:lastRenderedPageBreak/>
+              <w:t>T</w:t>
+            </w:r>
+            <w:r>
+              <w:rPr>
+                <w:rFonts w:ascii="Cambria Math" w:hAnsi="Cambria Math" w:cs="Cambria Math"/>
+                <w:sz w:val="24"/>
+                <w:szCs w:val="24"/>
+                <w:vertAlign w:val="subscript"/>
+              </w:rPr>
+              <w:t>5</w:t>
+            </w:r>
+            <w:r>
+              <w:rPr>
+                <w:rFonts w:ascii="Cambria Math" w:hAnsi="Cambria Math" w:cs="Cambria Math"/>
+                <w:sz w:val="24"/>
+                <w:szCs w:val="24"/>
+              </w:rPr>
+              <w:t>= 312,8 K</w:t>
+            </w:r>
+          </w:p>
+        </w:tc>
+      </w:tr>
+      <w:tr>
+        <w:trPr>
+          <w:trHeight w:val="284"/>
+          <w:jc w:val="center"/>
+        </w:trPr>
+        <w:tc>
+          <w:tcPr>
+            <w:tcW w:w="1704" w:type="dxa"/>
+            <w:shd w:val="clear" w:color="auto" w:fill="auto"/>
+          </w:tcPr>
+          <w:p>
+            <w:pPr>
+              <w:jc w:val="center"/>
+              <w:rPr>
+                <w:rFonts w:ascii="Cambria Math" w:hAnsi="Cambria Math" w:cs="Cambria Math"/>
+                <w:sz w:val="24"/>
+                <w:szCs w:val="24"/>
+                <w:lang w:val="ru-RU"/>
+              </w:rPr>
+            </w:pPr>
+            <w:r>
+              <w:rPr>
+                <w:rFonts w:ascii="Cambria Math" w:hAnsi="Cambria Math" w:cs="Cambria Math"/>
+                <w:sz w:val="24"/>
+                <w:szCs w:val="24"/>
+              </w:rPr>
+              <w:t xml:space="preserve">P, </w:t>
+            </w:r>
+            <w:r>
+              <w:rPr>
+                <w:rFonts w:ascii="Cambria Math" w:hAnsi="Cambria Math" w:cs="Cambria Math"/>
+                <w:sz w:val="24"/>
+                <w:szCs w:val="24"/>
+                <w:lang w:val="ru-RU"/>
+              </w:rPr>
+              <w:t>дел.</w:t>
+            </w:r>
+          </w:p>
+        </w:tc>
+        <w:tc>
+          <w:tcPr>
+            <w:tcW w:w="1705" w:type="dxa"/>
+          </w:tcPr>
+          <w:p>
+            <w:pPr>
+              <w:jc w:val="center"/>
+              <w:rPr>
+                <w:rFonts w:ascii="Cambria Math" w:hAnsi="Cambria Math" w:cs="Cambria Math"/>
+                <w:sz w:val="24"/>
+                <w:szCs w:val="24"/>
+              </w:rPr>
+            </w:pPr>
+            <w:r>
+              <w:rPr>
+                <w:rFonts w:ascii="Cambria Math" w:hAnsi="Cambria Math" w:cs="Cambria Math"/>
+                <w:sz w:val="24"/>
+                <w:szCs w:val="24"/>
+              </w:rPr>
+              <w:t>167</w:t>
+            </w:r>
+            <w:r>
+              <w:rPr>
+                <w:rFonts w:ascii="Cambria Math" w:hAnsi="Cambria Math" w:cs="Cambria Math"/>
+                <w:sz w:val="24"/>
+                <w:szCs w:val="24"/>
+                <w:lang w:val="ru-RU"/>
+              </w:rPr>
+              <w:t>±</w:t>
+            </w:r>
+            <w:r>
+              <w:rPr>
+                <w:rFonts w:ascii="Cambria Math" w:hAnsi="Cambria Math" w:cs="Cambria Math"/>
+                <w:sz w:val="24"/>
+                <w:szCs w:val="24"/>
+              </w:rPr>
+              <w:t>1,0</w:t>
+            </w:r>
+          </w:p>
+        </w:tc>
+        <w:tc>
+          <w:tcPr>
+            <w:tcW w:w="1705" w:type="dxa"/>
+          </w:tcPr>
+          <w:p>
+            <w:pPr>
+              <w:jc w:val="center"/>
+              <w:rPr>
+                <w:rFonts w:ascii="Cambria Math" w:hAnsi="Cambria Math" w:cs="Cambria Math"/>
+                <w:sz w:val="24"/>
+                <w:szCs w:val="24"/>
+              </w:rPr>
+            </w:pPr>
+            <w:r>
+              <w:rPr>
+                <w:rFonts w:ascii="Cambria Math" w:hAnsi="Cambria Math" w:cs="Cambria Math"/>
+                <w:sz w:val="24"/>
+                <w:szCs w:val="24"/>
+              </w:rPr>
+              <w:t>167</w:t>
+            </w:r>
+            <w:r>
+              <w:rPr>
+                <w:rFonts w:ascii="Cambria Math" w:hAnsi="Cambria Math" w:cs="Cambria Math"/>
+                <w:sz w:val="24"/>
+                <w:szCs w:val="24"/>
+                <w:lang w:val="ru-RU"/>
+              </w:rPr>
+              <w:t>±</w:t>
+            </w:r>
+            <w:r>
+              <w:rPr>
+                <w:rFonts w:ascii="Cambria Math" w:hAnsi="Cambria Math" w:cs="Cambria Math"/>
+                <w:sz w:val="24"/>
+                <w:szCs w:val="24"/>
+              </w:rPr>
+              <w:t>1,0</w:t>
+            </w:r>
+          </w:p>
+        </w:tc>
+        <w:tc>
+          <w:tcPr>
+            <w:tcW w:w="1706" w:type="dxa"/>
+          </w:tcPr>
+          <w:p>
+            <w:pPr>
+              <w:jc w:val="center"/>
+              <w:rPr>
+                <w:rFonts w:ascii="Cambria Math" w:hAnsi="Cambria Math" w:cs="Cambria Math"/>
+                <w:sz w:val="24"/>
+                <w:szCs w:val="24"/>
+              </w:rPr>
+            </w:pPr>
+            <w:r>
+              <w:rPr>
+                <w:rFonts w:ascii="Cambria Math" w:hAnsi="Cambria Math" w:cs="Cambria Math"/>
+                <w:sz w:val="24"/>
+                <w:szCs w:val="24"/>
+              </w:rPr>
+              <w:t>167</w:t>
+            </w:r>
+            <w:r>
+              <w:rPr>
+                <w:rFonts w:ascii="Cambria Math" w:hAnsi="Cambria Math" w:cs="Cambria Math"/>
+                <w:sz w:val="24"/>
+                <w:szCs w:val="24"/>
+                <w:lang w:val="ru-RU"/>
+              </w:rPr>
+              <w:t>±</w:t>
+            </w:r>
+            <w:r>
+              <w:rPr>
+                <w:rFonts w:ascii="Cambria Math" w:hAnsi="Cambria Math" w:cs="Cambria Math"/>
+                <w:sz w:val="24"/>
+                <w:szCs w:val="24"/>
+              </w:rPr>
+              <w:t>1,0</w:t>
+            </w:r>
+          </w:p>
+        </w:tc>
+      </w:tr>
+      <w:tr>
+        <w:trPr>
+          <w:trHeight w:val="284"/>
+          <w:jc w:val="center"/>
+        </w:trPr>
+        <w:tc>
+          <w:tcPr>
+            <w:tcW w:w="1704" w:type="dxa"/>
+            <w:shd w:val="clear" w:color="auto" w:fill="auto"/>
+          </w:tcPr>
+          <w:p>
+            <w:pPr>
+              <w:jc w:val="center"/>
+              <w:rPr>
+                <w:rFonts w:ascii="Cambria Math" w:hAnsi="Cambria Math" w:cs="Cambria Math"/>
+                <w:sz w:val="24"/>
+                <w:szCs w:val="24"/>
+                <w:lang w:val="ru-RU"/>
+              </w:rPr>
+            </w:pPr>
+            <w:r>
+              <w:rPr>
+                <w:rFonts w:ascii="Cambria Math" w:hAnsi="Cambria Math" w:cs="Cambria Math"/>
+                <w:sz w:val="24"/>
+                <w:szCs w:val="24"/>
+              </w:rPr>
+              <w:t xml:space="preserve">P, </w:t>
+            </w:r>
+            <w:r>
+              <w:rPr>
+                <w:rFonts w:ascii="Cambria Math" w:hAnsi="Cambria Math" w:cs="Cambria Math"/>
+                <w:sz w:val="24"/>
+                <w:szCs w:val="24"/>
+                <w:lang w:val="ru-RU"/>
+              </w:rPr>
+              <w:t>Па</w:t>
+            </w:r>
+          </w:p>
+        </w:tc>
+        <w:tc>
+          <w:tcPr>
+            <w:tcW w:w="1705" w:type="dxa"/>
+          </w:tcPr>
+          <w:p>
+            <w:pPr>
+              <w:jc w:val="center"/>
+              <w:rPr>
+                <w:rFonts w:ascii="Cambria Math" w:hAnsi="Cambria Math" w:cs="Cambria Math"/>
+                <w:sz w:val="24"/>
+                <w:szCs w:val="24"/>
+              </w:rPr>
+            </w:pPr>
+            <w:r>
+              <w:rPr>
+                <w:rFonts w:ascii="Cambria Math" w:hAnsi="Cambria Math" w:cs="Cambria Math"/>
+                <w:sz w:val="24"/>
+                <w:szCs w:val="24"/>
+              </w:rPr>
+              <w:t>327,54</w:t>
+            </w:r>
+            <w:r>
+              <w:rPr>
+                <w:rFonts w:ascii="Cambria Math" w:hAnsi="Cambria Math" w:cs="Cambria Math"/>
+                <w:sz w:val="24"/>
+                <w:szCs w:val="24"/>
+                <w:lang w:val="ru-RU"/>
+              </w:rPr>
+              <w:t>±1</w:t>
+            </w:r>
+            <w:r>
+              <w:rPr>
+                <w:rFonts w:ascii="Cambria Math" w:hAnsi="Cambria Math" w:cs="Cambria Math"/>
+                <w:sz w:val="24"/>
+                <w:szCs w:val="24"/>
+              </w:rPr>
+              <w:t>,96</w:t>
+            </w:r>
+          </w:p>
+        </w:tc>
+        <w:tc>
+          <w:tcPr>
+            <w:tcW w:w="1705" w:type="dxa"/>
+          </w:tcPr>
+          <w:p>
+            <w:pPr>
+              <w:jc w:val="center"/>
+              <w:rPr>
+                <w:rFonts w:ascii="Cambria Math" w:hAnsi="Cambria Math" w:cs="Cambria Math"/>
+                <w:sz w:val="24"/>
+                <w:szCs w:val="24"/>
+                <w:lang w:val="ru-RU"/>
+              </w:rPr>
+            </w:pPr>
+            <w:r>
+              <w:rPr>
+                <w:rFonts w:ascii="Cambria Math" w:hAnsi="Cambria Math" w:cs="Cambria Math"/>
+                <w:sz w:val="24"/>
+                <w:szCs w:val="24"/>
+              </w:rPr>
+              <w:t>327,54</w:t>
+            </w:r>
+            <w:r>
+              <w:rPr>
+                <w:rFonts w:ascii="Cambria Math" w:hAnsi="Cambria Math" w:cs="Cambria Math"/>
+                <w:sz w:val="24"/>
+                <w:szCs w:val="24"/>
+                <w:lang w:val="ru-RU"/>
+              </w:rPr>
+              <w:t>±1</w:t>
+            </w:r>
+            <w:r>
+              <w:rPr>
+                <w:rFonts w:ascii="Cambria Math" w:hAnsi="Cambria Math" w:cs="Cambria Math"/>
+                <w:sz w:val="24"/>
+                <w:szCs w:val="24"/>
+              </w:rPr>
+              <w:t>,96</w:t>
+            </w:r>
+          </w:p>
+        </w:tc>
+        <w:tc>
+          <w:tcPr>
+            <w:tcW w:w="1706" w:type="dxa"/>
+          </w:tcPr>
+          <w:p>
+            <w:pPr>
+              <w:jc w:val="center"/>
+              <w:rPr>
+                <w:rFonts w:ascii="Cambria Math" w:hAnsi="Cambria Math" w:cs="Cambria Math"/>
+                <w:sz w:val="24"/>
+                <w:szCs w:val="24"/>
+                <w:lang w:val="ru-RU"/>
+              </w:rPr>
+            </w:pPr>
+            <w:r>
+              <w:rPr>
+                <w:rFonts w:ascii="Cambria Math" w:hAnsi="Cambria Math" w:cs="Cambria Math"/>
+                <w:sz w:val="24"/>
+                <w:szCs w:val="24"/>
+              </w:rPr>
+              <w:t>327,54</w:t>
+            </w:r>
+            <w:r>
+              <w:rPr>
+                <w:rFonts w:ascii="Cambria Math" w:hAnsi="Cambria Math" w:cs="Cambria Math"/>
+                <w:sz w:val="24"/>
+                <w:szCs w:val="24"/>
+                <w:lang w:val="ru-RU"/>
+              </w:rPr>
+              <w:t>±1</w:t>
+            </w:r>
+            <w:r>
+              <w:rPr>
+                <w:rFonts w:ascii="Cambria Math" w:hAnsi="Cambria Math" w:cs="Cambria Math"/>
+                <w:sz w:val="24"/>
+                <w:szCs w:val="24"/>
+              </w:rPr>
+              <w:t>,96</w:t>
+            </w:r>
+          </w:p>
+        </w:tc>
+      </w:tr>
+      <w:tr>
+        <w:trPr>
+          <w:trHeight w:val="295"/>
+          <w:jc w:val="center"/>
+        </w:trPr>
+        <w:tc>
+          <w:tcPr>
+            <w:tcW w:w="1704" w:type="dxa"/>
+            <w:shd w:val="clear" w:color="auto" w:fill="auto"/>
+          </w:tcPr>
+          <w:p>
+            <w:pPr>
+              <w:jc w:val="center"/>
+              <w:rPr>
+                <w:rFonts w:ascii="Cambria Math" w:hAnsi="Cambria Math" w:cs="Cambria Math"/>
+                <w:sz w:val="24"/>
+                <w:szCs w:val="24"/>
+                <w:lang w:val="ru-RU"/>
+              </w:rPr>
+            </w:pPr>
+            <m:oMath>
+              <m:acc>
+                <m:accPr>
+                  <m:chr m:val="̅"/>
+                  <m:ctrlPr>
+                    <w:rPr>
+                      <w:rFonts w:ascii="Cambria Math" w:hAnsi="Cambria Math" w:cs="Cambria Math"/>
+                      <w:i/>
+                      <w:sz w:val="24"/>
+                      <w:szCs w:val="24"/>
+                    </w:rPr>
+                  </m:ctrlPr>
+                </m:accPr>
+                <m:e>
+                  <m:r>
+                    <w:rPr>
+                      <w:rFonts w:ascii="Cambria Math" w:hAnsi="Cambria Math" w:cs="Cambria Math"/>
+                      <w:sz w:val="24"/>
+                      <w:szCs w:val="24"/>
+                    </w:rPr>
+                    <m:t>P</m:t>
+                  </m:r>
+                </m:e>
+              </m:acc>
+            </m:oMath>
+            <w:r>
+              <w:rPr>
+                <w:rFonts w:hAnsi="Cambria Math" w:cs="Cambria Math"/>
+                <w:sz w:val="24"/>
+                <w:szCs w:val="24"/>
+              </w:rPr>
+              <w:t xml:space="preserve">, </w:t>
+            </w:r>
+            <w:r>
+              <w:rPr>
+                <w:rFonts w:hAnsi="Cambria Math" w:cs="Cambria Math"/>
+                <w:sz w:val="24"/>
+                <w:szCs w:val="24"/>
+                <w:lang w:val="ru-RU"/>
+              </w:rPr>
+              <w:t>Па</w:t>
+            </w:r>
+          </w:p>
+        </w:tc>
+        <w:tc>
+          <w:tcPr>
+            <w:tcW w:w="5117" w:type="dxa"/>
+            <w:gridSpan w:val="3"/>
+          </w:tcPr>
+          <w:p>
+            <w:pPr>
+              <w:jc w:val="center"/>
+              <w:rPr>
+                <w:rFonts w:ascii="Cambria Math" w:hAnsi="Cambria Math" w:cs="Cambria Math"/>
+                <w:sz w:val="24"/>
+                <w:szCs w:val="24"/>
+                <w:lang w:val="ru-RU"/>
+              </w:rPr>
+            </w:pPr>
+            <w:r>
+              <w:rPr>
+                <w:rFonts w:ascii="Cambria Math" w:hAnsi="Cambria Math" w:cs="Cambria Math"/>
+                <w:sz w:val="24"/>
+                <w:szCs w:val="24"/>
+              </w:rPr>
+              <w:t>327,54</w:t>
+            </w:r>
+            <w:r>
+              <w:rPr>
+                <w:rFonts w:ascii="Cambria Math" w:hAnsi="Cambria Math" w:cs="Cambria Math"/>
+                <w:sz w:val="24"/>
+                <w:szCs w:val="24"/>
+                <w:lang w:val="ru-RU"/>
+              </w:rPr>
+              <w:t>±1</w:t>
+            </w:r>
+            <w:r>
+              <w:rPr>
+                <w:rFonts w:ascii="Cambria Math" w:hAnsi="Cambria Math" w:cs="Cambria Math"/>
+                <w:sz w:val="24"/>
+                <w:szCs w:val="24"/>
+              </w:rPr>
+              <w:t>,96</w:t>
+            </w:r>
+          </w:p>
+        </w:tc>
+      </w:tr>
+      <w:tr>
+        <w:trPr>
+          <w:trHeight w:val="284"/>
+          <w:jc w:val="center"/>
+        </w:trPr>
+        <w:tc>
+          <w:tcPr>
+            <w:tcW w:w="1704" w:type="dxa"/>
+            <w:shd w:val="clear" w:color="auto" w:fill="auto"/>
+          </w:tcPr>
+          <w:p>
+            <w:pPr>
+              <w:jc w:val="center"/>
+              <w:rPr>
+                <w:rFonts w:ascii="Cambria Math" w:hAnsi="Cambria Math" w:cs="Cambria Math"/>
+                <w:sz w:val="24"/>
+                <w:szCs w:val="24"/>
+                <w:lang w:val="ru-RU"/>
+              </w:rPr>
+            </w:pPr>
+            <w:r>
+              <w:rPr>
+                <w:rFonts w:ascii="Cambria Math" w:hAnsi="Cambria Math" w:cs="Cambria Math"/>
+                <w:sz w:val="24"/>
+                <w:szCs w:val="24"/>
+                <w:lang w:val="ru-RU"/>
+              </w:rPr>
+              <w:t>σ, мН/м</w:t>
+            </w:r>
+          </w:p>
+        </w:tc>
+        <w:tc>
+          <w:tcPr>
+            <w:tcW w:w="5117" w:type="dxa"/>
+            <w:gridSpan w:val="3"/>
+          </w:tcPr>
+          <w:p>
+            <w:pPr>
+              <w:jc w:val="center"/>
+              <w:rPr>
+                <w:rFonts w:ascii="Cambria Math" w:hAnsi="Cambria Math" w:cs="Cambria Math"/>
+                <w:sz w:val="24"/>
+                <w:szCs w:val="24"/>
+              </w:rPr>
+            </w:pPr>
+            <w:r>
+              <w:rPr>
+                <w:rFonts w:ascii="Cambria Math" w:hAnsi="Cambria Math" w:cs="Cambria Math"/>
+                <w:sz w:val="24"/>
+                <w:szCs w:val="24"/>
+              </w:rPr>
+              <w:t>62,23</w:t>
+            </w:r>
+            <w:r>
+              <w:rPr>
+                <w:rFonts w:ascii="Cambria Math" w:hAnsi="Cambria Math" w:cs="Cambria Math"/>
+                <w:sz w:val="24"/>
+                <w:szCs w:val="24"/>
+                <w:lang w:val="ru-RU"/>
+              </w:rPr>
+              <w:t>±1</w:t>
+            </w:r>
+            <w:r>
+              <w:rPr>
+                <w:rFonts w:ascii="Cambria Math" w:hAnsi="Cambria Math" w:cs="Cambria Math"/>
+                <w:sz w:val="24"/>
+                <w:szCs w:val="24"/>
+              </w:rPr>
+              <w:t>,53</w:t>
+            </w:r>
+          </w:p>
+        </w:tc>
+      </w:tr>
+      <w:tr>
+        <w:trPr>
+          <w:trHeight w:val="284"/>
+          <w:jc w:val="center"/>
+        </w:trPr>
+        <w:tc>
+          <w:tcPr>
+            <w:tcW w:w="6821" w:type="dxa"/>
+            <w:gridSpan w:val="4"/>
+          </w:tcPr>
+          <w:p>
+            <w:pPr>
+              <w:jc w:val="center"/>
+              <w:rPr>
+                <w:rFonts w:ascii="Cambria Math" w:hAnsi="Cambria Math" w:cs="Cambria Math"/>
+                <w:sz w:val="24"/>
+                <w:szCs w:val="24"/>
+              </w:rPr>
+            </w:pPr>
+            <w:r>
+              <w:rPr>
+                <w:rFonts w:ascii="Cambria Math" w:hAnsi="Cambria Math" w:cs="Cambria Math"/>
+                <w:sz w:val="24"/>
+                <w:szCs w:val="24"/>
+              </w:rPr>
+              <w:t>T</w:t>
+            </w:r>
+            <w:r>
+              <w:rPr>
+                <w:rFonts w:ascii="Cambria Math" w:hAnsi="Cambria Math" w:cs="Cambria Math"/>
+                <w:sz w:val="24"/>
+                <w:szCs w:val="24"/>
+                <w:vertAlign w:val="subscript"/>
+              </w:rPr>
+              <w:t>6</w:t>
+            </w:r>
+            <w:r>
+              <w:rPr>
+                <w:rFonts w:ascii="Cambria Math" w:hAnsi="Cambria Math" w:cs="Cambria Math"/>
+                <w:sz w:val="24"/>
+                <w:szCs w:val="24"/>
+              </w:rPr>
+              <w:t>= 317,8 K</w:t>
+            </w:r>
+          </w:p>
+        </w:tc>
+      </w:tr>
+      <w:tr>
+        <w:trPr>
+          <w:trHeight w:val="284"/>
+          <w:jc w:val="center"/>
+        </w:trPr>
+        <w:tc>
+          <w:tcPr>
+            <w:tcW w:w="1704" w:type="dxa"/>
+            <w:shd w:val="clear" w:color="auto" w:fill="auto"/>
+          </w:tcPr>
+          <w:p>
+            <w:pPr>
+              <w:jc w:val="center"/>
+              <w:rPr>
+                <w:rFonts w:ascii="Cambria Math" w:hAnsi="Cambria Math" w:cs="Cambria Math"/>
+                <w:sz w:val="24"/>
+                <w:szCs w:val="24"/>
+                <w:lang w:val="ru-RU"/>
+              </w:rPr>
+            </w:pPr>
+            <w:r>
+              <w:rPr>
+                <w:rFonts w:ascii="Cambria Math" w:hAnsi="Cambria Math" w:cs="Cambria Math"/>
+                <w:sz w:val="24"/>
+                <w:szCs w:val="24"/>
+              </w:rPr>
+              <w:t xml:space="preserve">P, </w:t>
+            </w:r>
+            <w:r>
+              <w:rPr>
+                <w:rFonts w:ascii="Cambria Math" w:hAnsi="Cambria Math" w:cs="Cambria Math"/>
+                <w:sz w:val="24"/>
+                <w:szCs w:val="24"/>
+                <w:lang w:val="ru-RU"/>
+              </w:rPr>
+              <w:t>дел.</w:t>
+            </w:r>
+          </w:p>
+        </w:tc>
+        <w:tc>
+          <w:tcPr>
+            <w:tcW w:w="1705" w:type="dxa"/>
+          </w:tcPr>
+          <w:p>
+            <w:pPr>
+              <w:jc w:val="center"/>
+              <w:rPr>
+                <w:rFonts w:ascii="Cambria Math" w:hAnsi="Cambria Math" w:cs="Cambria Math"/>
+                <w:sz w:val="24"/>
+                <w:szCs w:val="24"/>
+              </w:rPr>
+            </w:pPr>
+            <w:r>
+              <w:rPr>
+                <w:rFonts w:ascii="Cambria Math" w:hAnsi="Cambria Math" w:cs="Cambria Math"/>
+                <w:sz w:val="24"/>
+                <w:szCs w:val="24"/>
+              </w:rPr>
+              <w:t>165,5</w:t>
+            </w:r>
+            <w:r>
+              <w:rPr>
+                <w:rFonts w:ascii="Cambria Math" w:hAnsi="Cambria Math" w:cs="Cambria Math"/>
+                <w:sz w:val="24"/>
+                <w:szCs w:val="24"/>
+                <w:lang w:val="ru-RU"/>
+              </w:rPr>
+              <w:t>±</w:t>
+            </w:r>
+            <w:r>
+              <w:rPr>
+                <w:rFonts w:ascii="Cambria Math" w:hAnsi="Cambria Math" w:cs="Cambria Math"/>
+                <w:sz w:val="24"/>
+                <w:szCs w:val="24"/>
+              </w:rPr>
+              <w:t>1,0</w:t>
+            </w:r>
+          </w:p>
+        </w:tc>
+        <w:tc>
+          <w:tcPr>
+            <w:tcW w:w="1705" w:type="dxa"/>
+          </w:tcPr>
+          <w:p>
+            <w:pPr>
+              <w:jc w:val="center"/>
+              <w:rPr>
+                <w:rFonts w:ascii="Cambria Math" w:hAnsi="Cambria Math" w:cs="Cambria Math"/>
+                <w:sz w:val="24"/>
+                <w:szCs w:val="24"/>
+              </w:rPr>
+            </w:pPr>
+            <w:r>
+              <w:rPr>
+                <w:rFonts w:ascii="Cambria Math" w:hAnsi="Cambria Math" w:cs="Cambria Math"/>
+                <w:sz w:val="24"/>
+                <w:szCs w:val="24"/>
+              </w:rPr>
+              <w:t>166</w:t>
+            </w:r>
+            <w:r>
+              <w:rPr>
+                <w:rFonts w:ascii="Cambria Math" w:hAnsi="Cambria Math" w:cs="Cambria Math"/>
+                <w:sz w:val="24"/>
+                <w:szCs w:val="24"/>
+                <w:lang w:val="ru-RU"/>
+              </w:rPr>
+              <w:t>±</w:t>
+            </w:r>
+            <w:r>
+              <w:rPr>
+                <w:rFonts w:ascii="Cambria Math" w:hAnsi="Cambria Math" w:cs="Cambria Math"/>
+                <w:sz w:val="24"/>
+                <w:szCs w:val="24"/>
+              </w:rPr>
+              <w:t>1,0</w:t>
+            </w:r>
+          </w:p>
+        </w:tc>
+        <w:tc>
+          <w:tcPr>
+            <w:tcW w:w="1706" w:type="dxa"/>
+          </w:tcPr>
+          <w:p>
+            <w:pPr>
+              <w:jc w:val="center"/>
+              <w:rPr>
+                <w:rFonts w:ascii="Cambria Math" w:hAnsi="Cambria Math" w:cs="Cambria Math"/>
+                <w:sz w:val="24"/>
+                <w:szCs w:val="24"/>
+              </w:rPr>
+            </w:pPr>
+            <w:r>
+              <w:rPr>
+                <w:rFonts w:ascii="Cambria Math" w:hAnsi="Cambria Math" w:cs="Cambria Math"/>
+                <w:sz w:val="24"/>
+                <w:szCs w:val="24"/>
+              </w:rPr>
+              <w:t>166</w:t>
+            </w:r>
+            <w:r>
+              <w:rPr>
+                <w:rFonts w:ascii="Cambria Math" w:hAnsi="Cambria Math" w:cs="Cambria Math"/>
+                <w:sz w:val="24"/>
+                <w:szCs w:val="24"/>
+                <w:lang w:val="ru-RU"/>
+              </w:rPr>
+              <w:t>±</w:t>
+            </w:r>
+            <w:r>
+              <w:rPr>
+                <w:rFonts w:ascii="Cambria Math" w:hAnsi="Cambria Math" w:cs="Cambria Math"/>
+                <w:sz w:val="24"/>
+                <w:szCs w:val="24"/>
+              </w:rPr>
+              <w:t>1,0</w:t>
+            </w:r>
+          </w:p>
+        </w:tc>
+      </w:tr>
+      <w:tr>
+        <w:trPr>
+          <w:trHeight w:val="295"/>
+          <w:jc w:val="center"/>
+        </w:trPr>
+        <w:tc>
+          <w:tcPr>
+            <w:tcW w:w="1704" w:type="dxa"/>
+            <w:shd w:val="clear" w:color="auto" w:fill="auto"/>
+          </w:tcPr>
+          <w:p>
+            <w:pPr>
+              <w:jc w:val="center"/>
+              <w:rPr>
+                <w:rFonts w:ascii="Cambria Math" w:hAnsi="Cambria Math" w:cs="Cambria Math"/>
+                <w:sz w:val="24"/>
+                <w:szCs w:val="24"/>
+                <w:lang w:val="ru-RU"/>
+              </w:rPr>
+            </w:pPr>
+            <w:r>
+              <w:rPr>
+                <w:rFonts w:ascii="Cambria Math" w:hAnsi="Cambria Math" w:cs="Cambria Math"/>
+                <w:sz w:val="24"/>
+                <w:szCs w:val="24"/>
+              </w:rPr>
+              <w:t xml:space="preserve">P, </w:t>
+            </w:r>
+            <w:r>
+              <w:rPr>
+                <w:rFonts w:ascii="Cambria Math" w:hAnsi="Cambria Math" w:cs="Cambria Math"/>
+                <w:sz w:val="24"/>
+                <w:szCs w:val="24"/>
+                <w:lang w:val="ru-RU"/>
+              </w:rPr>
+              <w:t>Па</w:t>
+            </w:r>
+          </w:p>
+        </w:tc>
+        <w:tc>
+          <w:tcPr>
+            <w:tcW w:w="1705" w:type="dxa"/>
+          </w:tcPr>
+          <w:p>
+            <w:pPr>
+              <w:jc w:val="center"/>
+              <w:rPr>
+                <w:rFonts w:ascii="Cambria Math" w:hAnsi="Cambria Math" w:cs="Cambria Math"/>
+                <w:sz w:val="24"/>
+                <w:szCs w:val="24"/>
+              </w:rPr>
+            </w:pPr>
+            <w:r>
+              <w:rPr>
+                <w:rFonts w:ascii="Cambria Math" w:hAnsi="Cambria Math" w:cs="Cambria Math"/>
+                <w:sz w:val="24"/>
+                <w:szCs w:val="24"/>
+              </w:rPr>
+              <w:t>324,60</w:t>
+            </w:r>
+            <w:r>
+              <w:rPr>
+                <w:rFonts w:ascii="Cambria Math" w:hAnsi="Cambria Math" w:cs="Cambria Math"/>
+                <w:sz w:val="24"/>
+                <w:szCs w:val="24"/>
+                <w:lang w:val="ru-RU"/>
+              </w:rPr>
+              <w:t>±1</w:t>
+            </w:r>
+            <w:r>
+              <w:rPr>
+                <w:rFonts w:ascii="Cambria Math" w:hAnsi="Cambria Math" w:cs="Cambria Math"/>
+                <w:sz w:val="24"/>
+                <w:szCs w:val="24"/>
+              </w:rPr>
+              <w:t>,96</w:t>
+            </w:r>
+          </w:p>
+        </w:tc>
+        <w:tc>
+          <w:tcPr>
+            <w:tcW w:w="1705" w:type="dxa"/>
+          </w:tcPr>
+          <w:p>
+            <w:pPr>
+              <w:jc w:val="center"/>
+              <w:rPr>
+                <w:rFonts w:ascii="Cambria Math" w:hAnsi="Cambria Math" w:cs="Cambria Math"/>
+                <w:sz w:val="24"/>
+                <w:szCs w:val="24"/>
+              </w:rPr>
+            </w:pPr>
+            <w:r>
+              <w:rPr>
+                <w:rFonts w:ascii="Cambria Math" w:hAnsi="Cambria Math" w:cs="Cambria Math"/>
+                <w:sz w:val="24"/>
+                <w:szCs w:val="24"/>
+              </w:rPr>
+              <w:t>325,58</w:t>
+            </w:r>
+            <w:r>
+              <w:rPr>
+                <w:rFonts w:ascii="Cambria Math" w:hAnsi="Cambria Math" w:cs="Cambria Math"/>
+                <w:sz w:val="24"/>
+                <w:szCs w:val="24"/>
+                <w:lang w:val="ru-RU"/>
+              </w:rPr>
+              <w:t>±1</w:t>
+            </w:r>
+            <w:r>
+              <w:rPr>
+                <w:rFonts w:ascii="Cambria Math" w:hAnsi="Cambria Math" w:cs="Cambria Math"/>
+                <w:sz w:val="24"/>
+                <w:szCs w:val="24"/>
+              </w:rPr>
+              <w:t>,96</w:t>
+            </w:r>
+          </w:p>
+        </w:tc>
+        <w:tc>
+          <w:tcPr>
+            <w:tcW w:w="1706" w:type="dxa"/>
+          </w:tcPr>
+          <w:p>
+            <w:pPr>
+              <w:jc w:val="center"/>
+              <w:rPr>
+                <w:rFonts w:ascii="Cambria Math" w:hAnsi="Cambria Math" w:cs="Cambria Math"/>
+                <w:sz w:val="24"/>
+                <w:szCs w:val="24"/>
+                <w:lang w:val="ru-RU"/>
+              </w:rPr>
+            </w:pPr>
+            <w:r>
+              <w:rPr>
+                <w:rFonts w:ascii="Cambria Math" w:hAnsi="Cambria Math" w:cs="Cambria Math"/>
+                <w:sz w:val="24"/>
+                <w:szCs w:val="24"/>
+              </w:rPr>
+              <w:t>325,58</w:t>
+            </w:r>
+            <w:r>
+              <w:rPr>
+                <w:rFonts w:ascii="Cambria Math" w:hAnsi="Cambria Math" w:cs="Cambria Math"/>
+                <w:sz w:val="24"/>
+                <w:szCs w:val="24"/>
+                <w:lang w:val="ru-RU"/>
+              </w:rPr>
+              <w:t>±1</w:t>
+            </w:r>
+            <w:r>
+              <w:rPr>
+                <w:rFonts w:ascii="Cambria Math" w:hAnsi="Cambria Math" w:cs="Cambria Math"/>
+                <w:sz w:val="24"/>
+                <w:szCs w:val="24"/>
+              </w:rPr>
+              <w:t>,96</w:t>
+            </w:r>
+          </w:p>
+        </w:tc>
+      </w:tr>
+      <w:tr>
+        <w:trPr>
+          <w:trHeight w:val="253"/>
+          <w:jc w:val="center"/>
+        </w:trPr>
+        <w:tc>
+          <w:tcPr>
+            <w:tcW w:w="1704" w:type="dxa"/>
+            <w:shd w:val="clear" w:color="auto" w:fill="auto"/>
+          </w:tcPr>
+          <w:p>
+            <w:pPr>
+              <w:jc w:val="center"/>
+              <w:rPr>
+                <w:rFonts w:ascii="Cambria Math" w:hAnsi="Cambria Math" w:cs="Cambria Math"/>
+                <w:sz w:val="24"/>
+                <w:szCs w:val="24"/>
+                <w:lang w:val="ru-RU"/>
+              </w:rPr>
+            </w:pPr>
+            <m:oMath>
+              <m:acc>
+                <m:accPr>
+                  <m:chr m:val="̅"/>
+                  <m:ctrlPr>
+                    <w:rPr>
+                      <w:rFonts w:ascii="Cambria Math" w:hAnsi="Cambria Math" w:cs="Cambria Math"/>
+                      <w:i/>
+                      <w:sz w:val="24"/>
+                      <w:szCs w:val="24"/>
+                    </w:rPr>
+                  </m:ctrlPr>
+                </m:accPr>
+                <m:e>
+                  <m:r>
+                    <w:rPr>
+                      <w:rFonts w:ascii="Cambria Math" w:hAnsi="Cambria Math" w:cs="Cambria Math"/>
+                      <w:sz w:val="24"/>
+                      <w:szCs w:val="24"/>
+                    </w:rPr>
+                    <m:t>P</m:t>
+                  </m:r>
+                </m:e>
+              </m:acc>
+            </m:oMath>
+            <w:r>
+              <w:rPr>
+                <w:rFonts w:hAnsi="Cambria Math" w:cs="Cambria Math"/>
+                <w:sz w:val="24"/>
+                <w:szCs w:val="24"/>
+              </w:rPr>
+              <w:t xml:space="preserve">, </w:t>
+            </w:r>
+            <w:r>
+              <w:rPr>
+                <w:rFonts w:hAnsi="Cambria Math" w:cs="Cambria Math"/>
+                <w:sz w:val="24"/>
+                <w:szCs w:val="24"/>
+                <w:lang w:val="ru-RU"/>
+              </w:rPr>
+              <w:t>Па</w:t>
+            </w:r>
+          </w:p>
+        </w:tc>
+        <w:tc>
+          <w:tcPr>
+            <w:tcW w:w="5117" w:type="dxa"/>
+            <w:gridSpan w:val="3"/>
+          </w:tcPr>
+          <w:p>
+            <w:pPr>
+              <w:jc w:val="center"/>
+              <w:rPr>
+                <w:rFonts w:ascii="Cambria Math" w:hAnsi="Cambria Math" w:cs="Cambria Math"/>
+                <w:sz w:val="24"/>
+                <w:szCs w:val="24"/>
+              </w:rPr>
+            </w:pPr>
+            <w:r>
+              <w:rPr>
+                <w:rFonts w:ascii="Cambria Math" w:hAnsi="Cambria Math" w:cs="Cambria Math"/>
+                <w:sz w:val="24"/>
+                <w:szCs w:val="24"/>
+              </w:rPr>
+              <w:t>325,25</w:t>
+            </w:r>
+            <w:r>
+              <w:rPr>
+                <w:rFonts w:ascii="Cambria Math" w:hAnsi="Cambria Math" w:cs="Cambria Math"/>
+                <w:sz w:val="24"/>
+                <w:szCs w:val="24"/>
+                <w:lang w:val="ru-RU"/>
+              </w:rPr>
+              <w:t>±1</w:t>
+            </w:r>
+            <w:r>
+              <w:rPr>
+                <w:rFonts w:ascii="Cambria Math" w:hAnsi="Cambria Math" w:cs="Cambria Math"/>
+                <w:sz w:val="24"/>
+                <w:szCs w:val="24"/>
+              </w:rPr>
+              <w:t>,99</w:t>
+            </w:r>
+          </w:p>
+        </w:tc>
+      </w:tr>
+      <w:tr>
+        <w:trPr>
+          <w:trHeight w:val="284"/>
+          <w:jc w:val="center"/>
+        </w:trPr>
+        <w:tc>
+          <w:tcPr>
+            <w:tcW w:w="1704" w:type="dxa"/>
+            <w:shd w:val="clear" w:color="auto" w:fill="auto"/>
+          </w:tcPr>
+          <w:p>
+            <w:pPr>
+              <w:jc w:val="center"/>
+              <w:rPr>
+                <w:rFonts w:ascii="Cambria Math" w:hAnsi="Cambria Math" w:cs="Cambria Math"/>
+                <w:sz w:val="24"/>
+                <w:szCs w:val="24"/>
+                <w:lang w:val="ru-RU"/>
+              </w:rPr>
+            </w:pPr>
+            <w:r>
+              <w:rPr>
+                <w:rFonts w:ascii="Cambria Math" w:hAnsi="Cambria Math" w:cs="Cambria Math"/>
+                <w:sz w:val="24"/>
+                <w:szCs w:val="24"/>
+                <w:lang w:val="ru-RU"/>
+              </w:rPr>
+              <w:t>σ, мН/м</w:t>
+            </w:r>
+          </w:p>
+        </w:tc>
+        <w:tc>
+          <w:tcPr>
+            <w:tcW w:w="5117" w:type="dxa"/>
+            <w:gridSpan w:val="3"/>
+          </w:tcPr>
+          <w:p>
+            <w:pPr>
+              <w:jc w:val="center"/>
+              <w:rPr>
+                <w:rFonts w:ascii="Cambria Math" w:hAnsi="Cambria Math" w:cs="Cambria Math"/>
+                <w:sz w:val="24"/>
+                <w:szCs w:val="24"/>
+              </w:rPr>
+            </w:pPr>
+            <w:r>
+              <w:rPr>
+                <w:rFonts w:ascii="Cambria Math" w:hAnsi="Cambria Math" w:cs="Cambria Math"/>
+                <w:sz w:val="24"/>
+                <w:szCs w:val="24"/>
+              </w:rPr>
+              <w:t>61,59</w:t>
+            </w:r>
+            <w:r>
+              <w:rPr>
+                <w:rFonts w:ascii="Cambria Math" w:hAnsi="Cambria Math" w:cs="Cambria Math"/>
+                <w:sz w:val="24"/>
+                <w:szCs w:val="24"/>
+                <w:lang w:val="ru-RU"/>
+              </w:rPr>
+              <w:t>±1</w:t>
+            </w:r>
+            <w:r>
+              <w:rPr>
+                <w:rFonts w:ascii="Cambria Math" w:hAnsi="Cambria Math" w:cs="Cambria Math"/>
+                <w:sz w:val="24"/>
+                <w:szCs w:val="24"/>
+              </w:rPr>
+              <w:t>,51</w:t>
+            </w:r>
+          </w:p>
+        </w:tc>
+      </w:tr>
+      <w:tr>
+        <w:trPr>
+          <w:trHeight w:val="295"/>
+          <w:jc w:val="center"/>
+        </w:trPr>
+        <w:tc>
+          <w:tcPr>
+            <w:tcW w:w="6821" w:type="dxa"/>
+            <w:gridSpan w:val="4"/>
+          </w:tcPr>
+          <w:p>
+            <w:pPr>
+              <w:jc w:val="center"/>
+              <w:rPr>
+                <w:rFonts w:ascii="Cambria Math" w:hAnsi="Cambria Math" w:cs="Cambria Math"/>
+                <w:sz w:val="24"/>
+                <w:szCs w:val="24"/>
+              </w:rPr>
+            </w:pPr>
+            <w:r>
+              <w:rPr>
+                <w:rFonts w:ascii="Cambria Math" w:hAnsi="Cambria Math" w:cs="Cambria Math"/>
+                <w:sz w:val="24"/>
+                <w:szCs w:val="24"/>
+              </w:rPr>
+              <w:t>T</w:t>
+            </w:r>
+            <w:r>
+              <w:rPr>
+                <w:rFonts w:ascii="Cambria Math" w:hAnsi="Cambria Math" w:cs="Cambria Math"/>
+                <w:sz w:val="24"/>
+                <w:szCs w:val="24"/>
+                <w:vertAlign w:val="subscript"/>
+              </w:rPr>
+              <w:t>7</w:t>
+            </w:r>
+            <w:r>
+              <w:rPr>
+                <w:rFonts w:ascii="Cambria Math" w:hAnsi="Cambria Math" w:cs="Cambria Math"/>
+                <w:sz w:val="24"/>
+                <w:szCs w:val="24"/>
+              </w:rPr>
+              <w:t>= 322,9 K</w:t>
+            </w:r>
+          </w:p>
+        </w:tc>
+      </w:tr>
+      <w:tr>
+        <w:trPr>
+          <w:trHeight w:val="284"/>
+          <w:jc w:val="center"/>
+        </w:trPr>
+        <w:tc>
+          <w:tcPr>
+            <w:tcW w:w="1704" w:type="dxa"/>
+            <w:shd w:val="clear" w:color="auto" w:fill="auto"/>
+          </w:tcPr>
+          <w:p>
+            <w:pPr>
+              <w:jc w:val="center"/>
+              <w:rPr>
+                <w:rFonts w:ascii="Cambria Math" w:hAnsi="Cambria Math" w:cs="Cambria Math"/>
+                <w:sz w:val="24"/>
+                <w:szCs w:val="24"/>
+                <w:lang w:val="ru-RU"/>
+              </w:rPr>
+            </w:pPr>
+            <w:r>
+              <w:rPr>
+                <w:rFonts w:ascii="Cambria Math" w:hAnsi="Cambria Math" w:cs="Cambria Math"/>
+                <w:sz w:val="24"/>
+                <w:szCs w:val="24"/>
+              </w:rPr>
+              <w:t xml:space="preserve">P, </w:t>
+            </w:r>
+            <w:r>
+              <w:rPr>
+                <w:rFonts w:ascii="Cambria Math" w:hAnsi="Cambria Math" w:cs="Cambria Math"/>
+                <w:sz w:val="24"/>
+                <w:szCs w:val="24"/>
+                <w:lang w:val="ru-RU"/>
+              </w:rPr>
+              <w:t>дел.</w:t>
+            </w:r>
+          </w:p>
+        </w:tc>
+        <w:tc>
+          <w:tcPr>
+            <w:tcW w:w="1705" w:type="dxa"/>
+          </w:tcPr>
+          <w:p>
+            <w:pPr>
+              <w:jc w:val="center"/>
+              <w:rPr>
+                <w:rFonts w:ascii="Cambria Math" w:hAnsi="Cambria Math" w:cs="Cambria Math"/>
+                <w:sz w:val="24"/>
+                <w:szCs w:val="24"/>
+              </w:rPr>
+            </w:pPr>
+            <w:r>
+              <w:rPr>
+                <w:rFonts w:ascii="Cambria Math" w:hAnsi="Cambria Math" w:cs="Cambria Math"/>
+                <w:sz w:val="24"/>
+                <w:szCs w:val="24"/>
+              </w:rPr>
+              <w:t>165</w:t>
+            </w:r>
+            <w:r>
+              <w:rPr>
+                <w:rFonts w:ascii="Cambria Math" w:hAnsi="Cambria Math" w:cs="Cambria Math"/>
+                <w:sz w:val="24"/>
+                <w:szCs w:val="24"/>
+                <w:lang w:val="ru-RU"/>
+              </w:rPr>
+              <w:t>±</w:t>
+            </w:r>
+            <w:r>
+              <w:rPr>
+                <w:rFonts w:ascii="Cambria Math" w:hAnsi="Cambria Math" w:cs="Cambria Math"/>
+                <w:sz w:val="24"/>
+                <w:szCs w:val="24"/>
+              </w:rPr>
+              <w:t>1,0</w:t>
+            </w:r>
+          </w:p>
+        </w:tc>
+        <w:tc>
+          <w:tcPr>
+            <w:tcW w:w="1705" w:type="dxa"/>
+          </w:tcPr>
+          <w:p>
+            <w:pPr>
+              <w:jc w:val="center"/>
+              <w:rPr>
+                <w:rFonts w:ascii="Cambria Math" w:hAnsi="Cambria Math" w:cs="Cambria Math"/>
+                <w:sz w:val="24"/>
+                <w:szCs w:val="24"/>
+              </w:rPr>
+            </w:pPr>
+            <w:r>
+              <w:rPr>
+                <w:rFonts w:ascii="Cambria Math" w:hAnsi="Cambria Math" w:cs="Cambria Math"/>
+                <w:sz w:val="24"/>
+                <w:szCs w:val="24"/>
+              </w:rPr>
+              <w:t>165</w:t>
+            </w:r>
+            <w:r>
+              <w:rPr>
+                <w:rFonts w:ascii="Cambria Math" w:hAnsi="Cambria Math" w:cs="Cambria Math"/>
+                <w:sz w:val="24"/>
+                <w:szCs w:val="24"/>
+                <w:lang w:val="ru-RU"/>
+              </w:rPr>
+              <w:t>±</w:t>
+            </w:r>
+            <w:r>
+              <w:rPr>
+                <w:rFonts w:ascii="Cambria Math" w:hAnsi="Cambria Math" w:cs="Cambria Math"/>
+                <w:sz w:val="24"/>
+                <w:szCs w:val="24"/>
+              </w:rPr>
+              <w:t>1,0</w:t>
+            </w:r>
+          </w:p>
+        </w:tc>
+        <w:tc>
+          <w:tcPr>
+            <w:tcW w:w="1706" w:type="dxa"/>
+          </w:tcPr>
+          <w:p>
+            <w:pPr>
+              <w:jc w:val="center"/>
+              <w:rPr>
+                <w:rFonts w:ascii="Cambria Math" w:hAnsi="Cambria Math" w:cs="Cambria Math"/>
+                <w:sz w:val="24"/>
+                <w:szCs w:val="24"/>
+              </w:rPr>
+            </w:pPr>
+            <w:r>
+              <w:rPr>
+                <w:rFonts w:ascii="Cambria Math" w:hAnsi="Cambria Math" w:cs="Cambria Math"/>
+                <w:sz w:val="24"/>
+                <w:szCs w:val="24"/>
+              </w:rPr>
+              <w:t>165</w:t>
+            </w:r>
+            <w:r>
+              <w:rPr>
+                <w:rFonts w:ascii="Cambria Math" w:hAnsi="Cambria Math" w:cs="Cambria Math"/>
+                <w:sz w:val="24"/>
+                <w:szCs w:val="24"/>
+                <w:lang w:val="ru-RU"/>
+              </w:rPr>
+              <w:t>±</w:t>
+            </w:r>
+            <w:r>
+              <w:rPr>
+                <w:rFonts w:ascii="Cambria Math" w:hAnsi="Cambria Math" w:cs="Cambria Math"/>
+                <w:sz w:val="24"/>
+                <w:szCs w:val="24"/>
+              </w:rPr>
+              <w:t>1,0</w:t>
+            </w:r>
+          </w:p>
+        </w:tc>
+      </w:tr>
+      <w:tr>
+        <w:trPr>
+          <w:trHeight w:val="284"/>
+          <w:jc w:val="center"/>
+        </w:trPr>
+        <w:tc>
+          <w:tcPr>
+            <w:tcW w:w="1704" w:type="dxa"/>
+            <w:shd w:val="clear" w:color="auto" w:fill="auto"/>
+          </w:tcPr>
+          <w:p>
+            <w:pPr>
+              <w:jc w:val="center"/>
+              <w:rPr>
+                <w:rFonts w:ascii="Cambria Math" w:hAnsi="Cambria Math" w:cs="Cambria Math"/>
+                <w:sz w:val="24"/>
+                <w:szCs w:val="24"/>
+                <w:lang w:val="ru-RU"/>
+              </w:rPr>
+            </w:pPr>
+            <w:r>
+              <w:rPr>
+                <w:rFonts w:ascii="Cambria Math" w:hAnsi="Cambria Math" w:cs="Cambria Math"/>
+                <w:sz w:val="24"/>
+                <w:szCs w:val="24"/>
+              </w:rPr>
+              <w:t xml:space="preserve">P, </w:t>
+            </w:r>
+            <w:r>
+              <w:rPr>
+                <w:rFonts w:ascii="Cambria Math" w:hAnsi="Cambria Math" w:cs="Cambria Math"/>
+                <w:sz w:val="24"/>
+                <w:szCs w:val="24"/>
+                <w:lang w:val="ru-RU"/>
+              </w:rPr>
+              <w:t>Па</w:t>
+            </w:r>
+          </w:p>
+        </w:tc>
+        <w:tc>
+          <w:tcPr>
+            <w:tcW w:w="1705" w:type="dxa"/>
+          </w:tcPr>
+          <w:p>
+            <w:pPr>
+              <w:jc w:val="center"/>
+              <w:rPr>
+                <w:rFonts w:ascii="Cambria Math" w:hAnsi="Cambria Math" w:cs="Cambria Math"/>
+                <w:sz w:val="24"/>
+                <w:szCs w:val="24"/>
+              </w:rPr>
+            </w:pPr>
+            <w:r>
+              <w:rPr>
+                <w:rFonts w:ascii="Cambria Math" w:hAnsi="Cambria Math" w:cs="Cambria Math"/>
+                <w:sz w:val="24"/>
+                <w:szCs w:val="24"/>
+              </w:rPr>
+              <w:t>323,62</w:t>
+            </w:r>
+            <w:r>
+              <w:rPr>
+                <w:rFonts w:ascii="Cambria Math" w:hAnsi="Cambria Math" w:cs="Cambria Math"/>
+                <w:sz w:val="24"/>
+                <w:szCs w:val="24"/>
+                <w:lang w:val="ru-RU"/>
+              </w:rPr>
+              <w:t>±1</w:t>
+            </w:r>
+            <w:r>
+              <w:rPr>
+                <w:rFonts w:ascii="Cambria Math" w:hAnsi="Cambria Math" w:cs="Cambria Math"/>
+                <w:sz w:val="24"/>
+                <w:szCs w:val="24"/>
+              </w:rPr>
+              <w:t>,96</w:t>
+            </w:r>
+          </w:p>
+        </w:tc>
+        <w:tc>
+          <w:tcPr>
+            <w:tcW w:w="1705" w:type="dxa"/>
+          </w:tcPr>
+          <w:p>
+            <w:pPr>
+              <w:jc w:val="center"/>
+              <w:rPr>
+                <w:rFonts w:ascii="Cambria Math" w:hAnsi="Cambria Math" w:cs="Cambria Math"/>
+                <w:sz w:val="24"/>
+                <w:szCs w:val="24"/>
+                <w:lang w:val="ru-RU"/>
+              </w:rPr>
+            </w:pPr>
+            <w:r>
+              <w:rPr>
+                <w:rFonts w:ascii="Cambria Math" w:hAnsi="Cambria Math" w:cs="Cambria Math"/>
+                <w:sz w:val="24"/>
+                <w:szCs w:val="24"/>
+              </w:rPr>
+              <w:t>323,62</w:t>
+            </w:r>
+            <w:r>
+              <w:rPr>
+                <w:rFonts w:ascii="Cambria Math" w:hAnsi="Cambria Math" w:cs="Cambria Math"/>
+                <w:sz w:val="24"/>
+                <w:szCs w:val="24"/>
+                <w:lang w:val="ru-RU"/>
+              </w:rPr>
+              <w:t>±1</w:t>
+            </w:r>
+            <w:r>
+              <w:rPr>
+                <w:rFonts w:ascii="Cambria Math" w:hAnsi="Cambria Math" w:cs="Cambria Math"/>
+                <w:sz w:val="24"/>
+                <w:szCs w:val="24"/>
+              </w:rPr>
+              <w:t>,96</w:t>
+            </w:r>
+          </w:p>
+        </w:tc>
+        <w:tc>
+          <w:tcPr>
+            <w:tcW w:w="1706" w:type="dxa"/>
+          </w:tcPr>
+          <w:p>
+            <w:pPr>
+              <w:jc w:val="center"/>
+              <w:rPr>
+                <w:rFonts w:ascii="Cambria Math" w:hAnsi="Cambria Math" w:cs="Cambria Math"/>
+                <w:sz w:val="24"/>
+                <w:szCs w:val="24"/>
+                <w:lang w:val="ru-RU"/>
+              </w:rPr>
+            </w:pPr>
+            <w:r>
+              <w:rPr>
+                <w:rFonts w:ascii="Cambria Math" w:hAnsi="Cambria Math" w:cs="Cambria Math"/>
+                <w:sz w:val="24"/>
+                <w:szCs w:val="24"/>
+              </w:rPr>
+              <w:t>323,62</w:t>
+            </w:r>
+            <w:r>
+              <w:rPr>
+                <w:rFonts w:ascii="Cambria Math" w:hAnsi="Cambria Math" w:cs="Cambria Math"/>
+                <w:sz w:val="24"/>
+                <w:szCs w:val="24"/>
+                <w:lang w:val="ru-RU"/>
+              </w:rPr>
+              <w:t>±1</w:t>
+            </w:r>
+            <w:r>
+              <w:rPr>
+                <w:rFonts w:ascii="Cambria Math" w:hAnsi="Cambria Math" w:cs="Cambria Math"/>
+                <w:sz w:val="24"/>
+                <w:szCs w:val="24"/>
+              </w:rPr>
+              <w:t>,96</w:t>
+            </w:r>
+          </w:p>
+        </w:tc>
+      </w:tr>
+      <w:tr>
+        <w:trPr>
+          <w:trHeight w:val="295"/>
+          <w:jc w:val="center"/>
+        </w:trPr>
+        <w:tc>
+          <w:tcPr>
+            <w:tcW w:w="1704" w:type="dxa"/>
+            <w:shd w:val="clear" w:color="auto" w:fill="auto"/>
+          </w:tcPr>
+          <w:p>
+            <w:pPr>
+              <w:jc w:val="center"/>
+              <w:rPr>
+                <w:rFonts w:ascii="Cambria Math" w:hAnsi="Cambria Math" w:cs="Cambria Math"/>
+                <w:sz w:val="24"/>
+                <w:szCs w:val="24"/>
+                <w:lang w:val="ru-RU"/>
+              </w:rPr>
+            </w:pPr>
+            <m:oMath>
+              <m:acc>
+                <m:accPr>
+                  <m:chr m:val="̅"/>
+                  <m:ctrlPr>
+                    <w:rPr>
+                      <w:rFonts w:ascii="Cambria Math" w:hAnsi="Cambria Math" w:cs="Cambria Math"/>
+                      <w:i/>
+                      <w:sz w:val="24"/>
+                      <w:szCs w:val="24"/>
+                    </w:rPr>
+                  </m:ctrlPr>
+                </m:accPr>
+                <m:e>
+                  <m:r>
+                    <w:rPr>
+                      <w:rFonts w:ascii="Cambria Math" w:hAnsi="Cambria Math" w:cs="Cambria Math"/>
+                      <w:sz w:val="24"/>
+                      <w:szCs w:val="24"/>
+                    </w:rPr>
+                    <m:t>P</m:t>
+                  </m:r>
+                </m:e>
+              </m:acc>
+            </m:oMath>
+            <w:r>
+              <w:rPr>
+                <w:rFonts w:hAnsi="Cambria Math" w:cs="Cambria Math"/>
+                <w:sz w:val="24"/>
+                <w:szCs w:val="24"/>
+              </w:rPr>
+              <w:t xml:space="preserve">, </w:t>
+            </w:r>
+            <w:r>
+              <w:rPr>
+                <w:rFonts w:hAnsi="Cambria Math" w:cs="Cambria Math"/>
+                <w:sz w:val="24"/>
+                <w:szCs w:val="24"/>
+                <w:lang w:val="ru-RU"/>
+              </w:rPr>
+              <w:t>Па</w:t>
+            </w:r>
+          </w:p>
+        </w:tc>
+        <w:tc>
+          <w:tcPr>
+            <w:tcW w:w="5117" w:type="dxa"/>
+            <w:gridSpan w:val="3"/>
+          </w:tcPr>
+          <w:p>
+            <w:pPr>
+              <w:jc w:val="center"/>
+              <w:rPr>
+                <w:rFonts w:ascii="Cambria Math" w:hAnsi="Cambria Math" w:cs="Cambria Math"/>
+                <w:sz w:val="24"/>
+                <w:szCs w:val="24"/>
+                <w:lang w:val="ru-RU"/>
+              </w:rPr>
+            </w:pPr>
+            <w:r>
+              <w:rPr>
+                <w:rFonts w:ascii="Cambria Math" w:hAnsi="Cambria Math" w:cs="Cambria Math"/>
+                <w:sz w:val="24"/>
+                <w:szCs w:val="24"/>
+              </w:rPr>
+              <w:t>323,62</w:t>
+            </w:r>
+            <w:r>
+              <w:rPr>
+                <w:rFonts w:ascii="Cambria Math" w:hAnsi="Cambria Math" w:cs="Cambria Math"/>
+                <w:sz w:val="24"/>
+                <w:szCs w:val="24"/>
+                <w:lang w:val="ru-RU"/>
+              </w:rPr>
+              <w:t>±1</w:t>
+            </w:r>
+            <w:r>
+              <w:rPr>
+                <w:rFonts w:ascii="Cambria Math" w:hAnsi="Cambria Math" w:cs="Cambria Math"/>
+                <w:sz w:val="24"/>
+                <w:szCs w:val="24"/>
+              </w:rPr>
+              <w:t>,96</w:t>
+            </w:r>
+          </w:p>
+        </w:tc>
+      </w:tr>
+      <w:tr>
+        <w:trPr>
+          <w:trHeight w:val="284"/>
+          <w:jc w:val="center"/>
+        </w:trPr>
+        <w:tc>
+          <w:tcPr>
+            <w:tcW w:w="1704" w:type="dxa"/>
+            <w:shd w:val="clear" w:color="auto" w:fill="auto"/>
+          </w:tcPr>
+          <w:p>
+            <w:pPr>
+              <w:jc w:val="center"/>
+              <w:rPr>
+                <w:rFonts w:ascii="Cambria Math" w:hAnsi="Cambria Math" w:cs="Cambria Math"/>
+                <w:sz w:val="24"/>
+                <w:szCs w:val="24"/>
+                <w:lang w:val="ru-RU"/>
+              </w:rPr>
+            </w:pPr>
+            <w:r>
+              <w:rPr>
+                <w:rFonts w:ascii="Cambria Math" w:hAnsi="Cambria Math" w:cs="Cambria Math"/>
+                <w:sz w:val="24"/>
+                <w:szCs w:val="24"/>
+                <w:lang w:val="ru-RU"/>
+              </w:rPr>
+              <w:t>σ, мН/м</w:t>
+            </w:r>
+          </w:p>
+        </w:tc>
+        <w:tc>
+          <w:tcPr>
+            <w:tcW w:w="5117" w:type="dxa"/>
+            <w:gridSpan w:val="3"/>
+          </w:tcPr>
+          <w:p>
+            <w:pPr>
+              <w:jc w:val="center"/>
+              <w:rPr>
+                <w:rFonts w:ascii="Cambria Math" w:hAnsi="Cambria Math" w:cs="Cambria Math"/>
+                <w:sz w:val="24"/>
+                <w:szCs w:val="24"/>
+              </w:rPr>
+            </w:pPr>
+            <w:r>
+              <w:rPr>
+                <w:rFonts w:ascii="Cambria Math" w:hAnsi="Cambria Math" w:cs="Cambria Math"/>
+                <w:sz w:val="24"/>
+                <w:szCs w:val="24"/>
+              </w:rPr>
+              <w:t>61,14</w:t>
+            </w:r>
+            <w:r>
+              <w:rPr>
+                <w:rFonts w:ascii="Cambria Math" w:hAnsi="Cambria Math" w:cs="Cambria Math"/>
+                <w:sz w:val="24"/>
+                <w:szCs w:val="24"/>
+                <w:lang w:val="ru-RU"/>
+              </w:rPr>
+              <w:t>±1</w:t>
+            </w:r>
+            <w:r>
+              <w:rPr>
+                <w:rFonts w:ascii="Cambria Math" w:hAnsi="Cambria Math" w:cs="Cambria Math"/>
+                <w:sz w:val="24"/>
+                <w:szCs w:val="24"/>
+              </w:rPr>
+              <w:t>,50</w:t>
+            </w:r>
+          </w:p>
+        </w:tc>
+      </w:tr>
+      <w:tr>
+        <w:trPr>
+          <w:trHeight w:val="284"/>
+          <w:jc w:val="center"/>
+        </w:trPr>
+        <w:tc>
+          <w:tcPr>
+            <w:tcW w:w="6821" w:type="dxa"/>
+            <w:gridSpan w:val="4"/>
+          </w:tcPr>
+          <w:p>
+            <w:pPr>
+              <w:jc w:val="center"/>
+              <w:rPr>
+                <w:rFonts w:ascii="Cambria Math" w:hAnsi="Cambria Math" w:cs="Cambria Math"/>
+                <w:sz w:val="24"/>
+                <w:szCs w:val="24"/>
+              </w:rPr>
+            </w:pPr>
+            <w:r>
+              <w:rPr>
+                <w:rFonts w:ascii="Cambria Math" w:hAnsi="Cambria Math" w:cs="Cambria Math"/>
+                <w:sz w:val="24"/>
+                <w:szCs w:val="24"/>
+              </w:rPr>
+              <w:t>T</w:t>
+            </w:r>
+            <w:r>
+              <w:rPr>
+                <w:rFonts w:ascii="Cambria Math" w:hAnsi="Cambria Math" w:cs="Cambria Math"/>
+                <w:sz w:val="24"/>
+                <w:szCs w:val="24"/>
+                <w:vertAlign w:val="subscript"/>
+              </w:rPr>
+              <w:t>8</w:t>
+            </w:r>
+            <w:r>
+              <w:rPr>
+                <w:rFonts w:ascii="Cambria Math" w:hAnsi="Cambria Math" w:cs="Cambria Math"/>
+                <w:sz w:val="24"/>
+                <w:szCs w:val="24"/>
+              </w:rPr>
+              <w:t>= 327,6 K</w:t>
+            </w:r>
+          </w:p>
+        </w:tc>
+      </w:tr>
+      <w:tr>
+        <w:trPr>
+          <w:trHeight w:val="284"/>
+          <w:jc w:val="center"/>
+        </w:trPr>
+        <w:tc>
+          <w:tcPr>
+            <w:tcW w:w="1704" w:type="dxa"/>
+            <w:shd w:val="clear" w:color="auto" w:fill="auto"/>
+          </w:tcPr>
+          <w:p>
+            <w:pPr>
+              <w:jc w:val="center"/>
+              <w:rPr>
+                <w:rFonts w:ascii="Cambria Math" w:hAnsi="Cambria Math" w:cs="Cambria Math"/>
+                <w:sz w:val="24"/>
+                <w:szCs w:val="24"/>
+                <w:lang w:val="ru-RU"/>
+              </w:rPr>
+            </w:pPr>
+            <w:r>
+              <w:rPr>
+                <w:rFonts w:ascii="Cambria Math" w:hAnsi="Cambria Math" w:cs="Cambria Math"/>
+                <w:sz w:val="24"/>
+                <w:szCs w:val="24"/>
+              </w:rPr>
+              <w:t xml:space="preserve">P, </w:t>
+            </w:r>
+            <w:r>
+              <w:rPr>
+                <w:rFonts w:ascii="Cambria Math" w:hAnsi="Cambria Math" w:cs="Cambria Math"/>
+                <w:sz w:val="24"/>
+                <w:szCs w:val="24"/>
+                <w:lang w:val="ru-RU"/>
+              </w:rPr>
+              <w:t>дел.</w:t>
+            </w:r>
+          </w:p>
+        </w:tc>
+        <w:tc>
+          <w:tcPr>
+            <w:tcW w:w="1705" w:type="dxa"/>
+          </w:tcPr>
+          <w:p>
+            <w:pPr>
+              <w:jc w:val="center"/>
+              <w:rPr>
+                <w:rFonts w:ascii="Cambria Math" w:hAnsi="Cambria Math" w:cs="Cambria Math"/>
+                <w:sz w:val="24"/>
+                <w:szCs w:val="24"/>
+              </w:rPr>
+            </w:pPr>
+            <w:r>
+              <w:rPr>
+                <w:rFonts w:ascii="Cambria Math" w:hAnsi="Cambria Math" w:cs="Cambria Math"/>
+                <w:sz w:val="24"/>
+                <w:szCs w:val="24"/>
+              </w:rPr>
+              <w:t>164</w:t>
+            </w:r>
+            <w:r>
+              <w:rPr>
+                <w:rFonts w:ascii="Cambria Math" w:hAnsi="Cambria Math" w:cs="Cambria Math"/>
+                <w:sz w:val="24"/>
+                <w:szCs w:val="24"/>
+                <w:lang w:val="ru-RU"/>
+              </w:rPr>
+              <w:t>±</w:t>
+            </w:r>
+            <w:r>
+              <w:rPr>
+                <w:rFonts w:ascii="Cambria Math" w:hAnsi="Cambria Math" w:cs="Cambria Math"/>
+                <w:sz w:val="24"/>
+                <w:szCs w:val="24"/>
+              </w:rPr>
+              <w:t>1,0</w:t>
+            </w:r>
+          </w:p>
+        </w:tc>
+        <w:tc>
+          <w:tcPr>
+            <w:tcW w:w="1705" w:type="dxa"/>
+          </w:tcPr>
+          <w:p>
+            <w:pPr>
+              <w:jc w:val="center"/>
+              <w:rPr>
+                <w:rFonts w:ascii="Cambria Math" w:hAnsi="Cambria Math" w:cs="Cambria Math"/>
+                <w:sz w:val="24"/>
+                <w:szCs w:val="24"/>
+              </w:rPr>
+            </w:pPr>
+            <w:r>
+              <w:rPr>
+                <w:rFonts w:ascii="Cambria Math" w:hAnsi="Cambria Math" w:cs="Cambria Math"/>
+                <w:sz w:val="24"/>
+                <w:szCs w:val="24"/>
+              </w:rPr>
+              <w:t>164</w:t>
+            </w:r>
+            <w:r>
+              <w:rPr>
+                <w:rFonts w:ascii="Cambria Math" w:hAnsi="Cambria Math" w:cs="Cambria Math"/>
+                <w:sz w:val="24"/>
+                <w:szCs w:val="24"/>
+                <w:lang w:val="ru-RU"/>
+              </w:rPr>
+              <w:t>±</w:t>
+            </w:r>
+            <w:r>
+              <w:rPr>
+                <w:rFonts w:ascii="Cambria Math" w:hAnsi="Cambria Math" w:cs="Cambria Math"/>
+                <w:sz w:val="24"/>
+                <w:szCs w:val="24"/>
+              </w:rPr>
+              <w:t>1,0</w:t>
+            </w:r>
+          </w:p>
+        </w:tc>
+        <w:tc>
+          <w:tcPr>
+            <w:tcW w:w="1706" w:type="dxa"/>
+          </w:tcPr>
+          <w:p>
+            <w:pPr>
+              <w:jc w:val="center"/>
+              <w:rPr>
+                <w:rFonts w:ascii="Cambria Math" w:hAnsi="Cambria Math" w:cs="Cambria Math"/>
+                <w:sz w:val="24"/>
+                <w:szCs w:val="24"/>
+              </w:rPr>
+            </w:pPr>
+            <w:r>
+              <w:rPr>
+                <w:rFonts w:ascii="Cambria Math" w:hAnsi="Cambria Math" w:cs="Cambria Math"/>
+                <w:sz w:val="24"/>
+                <w:szCs w:val="24"/>
+              </w:rPr>
+              <w:t>164</w:t>
+            </w:r>
+            <w:r>
+              <w:rPr>
+                <w:rFonts w:ascii="Cambria Math" w:hAnsi="Cambria Math" w:cs="Cambria Math"/>
+                <w:sz w:val="24"/>
+                <w:szCs w:val="24"/>
+                <w:lang w:val="ru-RU"/>
+              </w:rPr>
+              <w:t>±</w:t>
+            </w:r>
+            <w:r>
+              <w:rPr>
+                <w:rFonts w:ascii="Cambria Math" w:hAnsi="Cambria Math" w:cs="Cambria Math"/>
+                <w:sz w:val="24"/>
+                <w:szCs w:val="24"/>
+              </w:rPr>
+              <w:t>1,0</w:t>
+            </w:r>
+          </w:p>
+        </w:tc>
+      </w:tr>
+      <w:tr>
+        <w:trPr>
+          <w:trHeight w:val="284"/>
+          <w:jc w:val="center"/>
+        </w:trPr>
+        <w:tc>
+          <w:tcPr>
+            <w:tcW w:w="1704" w:type="dxa"/>
+            <w:shd w:val="clear" w:color="auto" w:fill="auto"/>
+          </w:tcPr>
+          <w:p>
+            <w:pPr>
+              <w:jc w:val="center"/>
+              <w:rPr>
+                <w:rFonts w:ascii="Cambria Math" w:hAnsi="Cambria Math" w:cs="Cambria Math"/>
+                <w:sz w:val="24"/>
+                <w:szCs w:val="24"/>
+                <w:lang w:val="ru-RU"/>
+              </w:rPr>
+            </w:pPr>
+            <w:r>
+              <w:rPr>
+                <w:rFonts w:ascii="Cambria Math" w:hAnsi="Cambria Math" w:cs="Cambria Math"/>
+                <w:sz w:val="24"/>
+                <w:szCs w:val="24"/>
+              </w:rPr>
+              <w:t xml:space="preserve">P, </w:t>
+            </w:r>
+            <w:r>
+              <w:rPr>
+                <w:rFonts w:ascii="Cambria Math" w:hAnsi="Cambria Math" w:cs="Cambria Math"/>
+                <w:sz w:val="24"/>
+                <w:szCs w:val="24"/>
+                <w:lang w:val="ru-RU"/>
+              </w:rPr>
+              <w:t>Па</w:t>
+            </w:r>
+          </w:p>
+        </w:tc>
+        <w:tc>
+          <w:tcPr>
+            <w:tcW w:w="1705" w:type="dxa"/>
+          </w:tcPr>
+          <w:p>
+            <w:pPr>
+              <w:jc w:val="center"/>
+              <w:rPr>
+                <w:rFonts w:ascii="Cambria Math" w:hAnsi="Cambria Math" w:cs="Cambria Math"/>
+                <w:sz w:val="24"/>
+                <w:szCs w:val="24"/>
+              </w:rPr>
+            </w:pPr>
+            <w:r>
+              <w:rPr>
+                <w:rFonts w:ascii="Cambria Math" w:hAnsi="Cambria Math" w:cs="Cambria Math"/>
+                <w:sz w:val="24"/>
+                <w:szCs w:val="24"/>
+              </w:rPr>
+              <w:t>321,66</w:t>
+            </w:r>
+            <w:r>
+              <w:rPr>
+                <w:rFonts w:ascii="Cambria Math" w:hAnsi="Cambria Math" w:cs="Cambria Math"/>
+                <w:sz w:val="24"/>
+                <w:szCs w:val="24"/>
+                <w:lang w:val="ru-RU"/>
+              </w:rPr>
+              <w:t>±1</w:t>
+            </w:r>
+            <w:r>
+              <w:rPr>
+                <w:rFonts w:ascii="Cambria Math" w:hAnsi="Cambria Math" w:cs="Cambria Math"/>
+                <w:sz w:val="24"/>
+                <w:szCs w:val="24"/>
+              </w:rPr>
+              <w:t>,96</w:t>
+            </w:r>
+          </w:p>
+        </w:tc>
+        <w:tc>
+          <w:tcPr>
+            <w:tcW w:w="1705" w:type="dxa"/>
+            <w:shd w:val="clear" w:color="auto" w:fill="auto"/>
+          </w:tcPr>
+          <w:p>
+            <w:pPr>
+              <w:jc w:val="center"/>
+              <w:rPr>
+                <w:rFonts w:ascii="Cambria Math" w:hAnsi="Cambria Math" w:cs="Cambria Math"/>
+                <w:sz w:val="24"/>
+                <w:szCs w:val="24"/>
+                <w:lang w:val="ru-RU"/>
+              </w:rPr>
+            </w:pPr>
+            <w:r>
+              <w:rPr>
+                <w:rFonts w:ascii="Cambria Math" w:hAnsi="Cambria Math" w:cs="Cambria Math"/>
+                <w:sz w:val="24"/>
+                <w:szCs w:val="24"/>
+              </w:rPr>
+              <w:t>321,66</w:t>
+            </w:r>
+            <w:r>
+              <w:rPr>
+                <w:rFonts w:ascii="Cambria Math" w:hAnsi="Cambria Math" w:cs="Cambria Math"/>
+                <w:sz w:val="24"/>
+                <w:szCs w:val="24"/>
+                <w:lang w:val="ru-RU"/>
+              </w:rPr>
+              <w:t>±1</w:t>
+            </w:r>
+            <w:r>
+              <w:rPr>
+                <w:rFonts w:ascii="Cambria Math" w:hAnsi="Cambria Math" w:cs="Cambria Math"/>
+                <w:sz w:val="24"/>
+                <w:szCs w:val="24"/>
+              </w:rPr>
+              <w:t>,96</w:t>
+            </w:r>
+          </w:p>
+        </w:tc>
+        <w:tc>
+          <w:tcPr>
+            <w:tcW w:w="1706" w:type="dxa"/>
+            <w:shd w:val="clear" w:color="auto" w:fill="auto"/>
+          </w:tcPr>
+          <w:p>
+            <w:pPr>
+              <w:jc w:val="center"/>
+              <w:rPr>
+                <w:rFonts w:ascii="Cambria Math" w:hAnsi="Cambria Math" w:cs="Cambria Math"/>
+                <w:sz w:val="24"/>
+                <w:szCs w:val="24"/>
+                <w:lang w:val="ru-RU"/>
+              </w:rPr>
+            </w:pPr>
+            <w:r>
+              <w:rPr>
+                <w:rFonts w:ascii="Cambria Math" w:hAnsi="Cambria Math" w:cs="Cambria Math"/>
+                <w:sz w:val="24"/>
+                <w:szCs w:val="24"/>
+              </w:rPr>
+              <w:t>321,66</w:t>
+            </w:r>
+            <w:r>
+              <w:rPr>
+                <w:rFonts w:ascii="Cambria Math" w:hAnsi="Cambria Math" w:cs="Cambria Math"/>
+                <w:sz w:val="24"/>
+                <w:szCs w:val="24"/>
+                <w:lang w:val="ru-RU"/>
+              </w:rPr>
+              <w:t>±1</w:t>
+            </w:r>
+            <w:r>
+              <w:rPr>
+                <w:rFonts w:ascii="Cambria Math" w:hAnsi="Cambria Math" w:cs="Cambria Math"/>
+                <w:sz w:val="24"/>
+                <w:szCs w:val="24"/>
+              </w:rPr>
+              <w:t>,96</w:t>
+            </w:r>
+          </w:p>
+        </w:tc>
+      </w:tr>
+      <w:tr>
+        <w:trPr>
+          <w:trHeight w:val="295"/>
+          <w:jc w:val="center"/>
+        </w:trPr>
+        <w:tc>
+          <w:tcPr>
+            <w:tcW w:w="1704" w:type="dxa"/>
+            <w:shd w:val="clear" w:color="auto" w:fill="auto"/>
+          </w:tcPr>
+          <w:p>
+            <w:pPr>
+              <w:jc w:val="center"/>
+              <w:rPr>
+                <w:rFonts w:ascii="Cambria Math" w:hAnsi="Cambria Math" w:cs="Cambria Math"/>
+                <w:sz w:val="24"/>
+                <w:szCs w:val="24"/>
+                <w:lang w:val="ru-RU"/>
+              </w:rPr>
+            </w:pPr>
+            <m:oMath>
+              <m:acc>
+                <m:accPr>
+                  <m:chr m:val="̅"/>
+                  <m:ctrlPr>
+                    <w:rPr>
+                      <w:rFonts w:ascii="Cambria Math" w:hAnsi="Cambria Math" w:cs="Cambria Math"/>
+                      <w:i/>
+                      <w:sz w:val="24"/>
+                      <w:szCs w:val="24"/>
+                    </w:rPr>
+                  </m:ctrlPr>
+                </m:accPr>
+                <m:e>
+                  <m:r>
+                    <w:rPr>
+                      <w:rFonts w:ascii="Cambria Math" w:hAnsi="Cambria Math" w:cs="Cambria Math"/>
+                      <w:sz w:val="24"/>
+                      <w:szCs w:val="24"/>
+                    </w:rPr>
+                    <m:t>P</m:t>
+                  </m:r>
+                </m:e>
+              </m:acc>
+            </m:oMath>
+            <w:r>
+              <w:rPr>
+                <w:rFonts w:hAnsi="Cambria Math" w:cs="Cambria Math"/>
+                <w:sz w:val="24"/>
+                <w:szCs w:val="24"/>
+              </w:rPr>
+              <w:t xml:space="preserve">, </w:t>
+            </w:r>
+            <w:r>
+              <w:rPr>
+                <w:rFonts w:hAnsi="Cambria Math" w:cs="Cambria Math"/>
+                <w:sz w:val="24"/>
+                <w:szCs w:val="24"/>
+                <w:lang w:val="ru-RU"/>
+              </w:rPr>
+              <w:t>Па</w:t>
+            </w:r>
+          </w:p>
+        </w:tc>
+        <w:tc>
+          <w:tcPr>
+            <w:tcW w:w="5117" w:type="dxa"/>
+            <w:gridSpan w:val="3"/>
+            <w:shd w:val="clear" w:color="auto" w:fill="auto"/>
+          </w:tcPr>
+          <w:p>
+            <w:pPr>
+              <w:jc w:val="center"/>
+              <w:rPr>
+                <w:rFonts w:ascii="Cambria Math" w:hAnsi="Cambria Math" w:cs="Cambria Math"/>
+                <w:sz w:val="24"/>
+                <w:szCs w:val="24"/>
+                <w:lang w:val="ru-RU"/>
+              </w:rPr>
+            </w:pPr>
+            <w:r>
+              <w:rPr>
+                <w:rFonts w:ascii="Cambria Math" w:hAnsi="Cambria Math" w:cs="Cambria Math"/>
+                <w:sz w:val="24"/>
+                <w:szCs w:val="24"/>
+              </w:rPr>
+              <w:t>321,66</w:t>
+            </w:r>
+            <w:r>
+              <w:rPr>
+                <w:rFonts w:ascii="Cambria Math" w:hAnsi="Cambria Math" w:cs="Cambria Math"/>
+                <w:sz w:val="24"/>
+                <w:szCs w:val="24"/>
+                <w:lang w:val="ru-RU"/>
+              </w:rPr>
+              <w:t>±1</w:t>
+            </w:r>
+            <w:r>
+              <w:rPr>
+                <w:rFonts w:ascii="Cambria Math" w:hAnsi="Cambria Math" w:cs="Cambria Math"/>
+                <w:sz w:val="24"/>
+                <w:szCs w:val="24"/>
+              </w:rPr>
+              <w:t>,96</w:t>
+            </w:r>
+          </w:p>
+        </w:tc>
+      </w:tr>
+      <w:tr>
+        <w:trPr>
+          <w:trHeight w:val="284"/>
+          <w:jc w:val="center"/>
+        </w:trPr>
+        <w:tc>
+          <w:tcPr>
+            <w:tcW w:w="1704" w:type="dxa"/>
+            <w:shd w:val="clear" w:color="auto" w:fill="auto"/>
+          </w:tcPr>
+          <w:p>
+            <w:pPr>
+              <w:jc w:val="center"/>
+              <w:rPr>
+                <w:rFonts w:ascii="Cambria Math" w:hAnsi="Cambria Math" w:cs="Cambria Math"/>
+                <w:sz w:val="24"/>
+                <w:szCs w:val="24"/>
+                <w:lang w:val="ru-RU"/>
+              </w:rPr>
+            </w:pPr>
+            <w:r>
+              <w:rPr>
+                <w:rFonts w:ascii="Cambria Math" w:hAnsi="Cambria Math" w:cs="Cambria Math"/>
+                <w:sz w:val="24"/>
+                <w:szCs w:val="24"/>
+                <w:lang w:val="ru-RU"/>
+              </w:rPr>
+              <w:t>σ, мН/м</w:t>
+            </w:r>
+          </w:p>
+        </w:tc>
+        <w:tc>
+          <w:tcPr>
+            <w:tcW w:w="5117" w:type="dxa"/>
+            <w:gridSpan w:val="3"/>
+          </w:tcPr>
+          <w:p>
+            <w:pPr>
+              <w:jc w:val="center"/>
+              <w:rPr>
+                <w:rFonts w:ascii="Cambria Math" w:hAnsi="Cambria Math" w:cs="Cambria Math"/>
+                <w:sz w:val="24"/>
+                <w:szCs w:val="24"/>
+                <w:lang w:val="ru-RU"/>
+              </w:rPr>
+            </w:pPr>
+            <w:r>
+              <w:rPr>
+                <w:rFonts w:ascii="Cambria Math" w:hAnsi="Cambria Math" w:cs="Cambria Math"/>
+                <w:sz w:val="24"/>
+                <w:szCs w:val="24"/>
+              </w:rPr>
+              <w:t>60,59</w:t>
+            </w:r>
+            <w:r>
+              <w:rPr>
+                <w:rFonts w:ascii="Cambria Math" w:hAnsi="Cambria Math" w:cs="Cambria Math"/>
+                <w:sz w:val="24"/>
+                <w:szCs w:val="24"/>
+                <w:lang w:val="ru-RU"/>
+              </w:rPr>
+              <w:t>±1</w:t>
+            </w:r>
+            <w:r>
+              <w:rPr>
+                <w:rFonts w:ascii="Cambria Math" w:hAnsi="Cambria Math" w:cs="Cambria Math"/>
+                <w:sz w:val="24"/>
+                <w:szCs w:val="24"/>
+              </w:rPr>
+              <w:t>,49</w:t>
+            </w:r>
+          </w:p>
+        </w:tc>
+      </w:tr>
+    </w:tbl>
+    <w:p>
+      <w:pPr>
+        <w:rPr>
+          <w:rFonts w:ascii="Arial" w:hAnsi="Arial" w:cs="Arial"/>
+          <w:b/>
+          <w:bCs/>
+          <w:sz w:val="22"/>
+          <w:szCs w:val="22"/>
+          <w:lang w:val="ru-RU"/>
+        </w:rPr>
+      </w:pPr>
+    </w:p>
+    <w:p>
+      <w:pPr>
+        <w:rPr>
+          <w:rFonts w:ascii="Arial" w:hAnsi="Arial" w:cs="Arial"/>
+          <w:b/>
+          <w:bCs/>
+          <w:sz w:val="22"/>
+          <w:szCs w:val="22"/>
+          <w:lang w:val="ru-RU"/>
+        </w:rPr>
+      </w:pPr>
+    </w:p>
+    <w:p>
+      <w:pPr>
+        <w:rPr>
+          <w:rFonts w:ascii="Arial" w:hAnsi="Arial" w:cs="Arial"/>
+          <w:b/>
+          <w:bCs/>
+          <w:sz w:val="22"/>
+          <w:szCs w:val="22"/>
+          <w:lang w:val="ru-RU"/>
+        </w:rPr>
+      </w:pPr>
+    </w:p>
+    <w:p>
+      <w:pPr>
+        <w:rPr>
+          <w:rFonts w:ascii="Arial" w:hAnsi="Arial" w:cs="Arial"/>
+          <w:b/>
+          <w:bCs/>
+          <w:sz w:val="22"/>
+          <w:szCs w:val="22"/>
+          <w:lang w:val="ru-RU"/>
+        </w:rPr>
+      </w:pPr>
+    </w:p>
+    <w:p>
+      <w:pPr>
+        <w:rPr>
+          <w:rFonts w:ascii="Arial" w:hAnsi="Arial" w:cs="Arial"/>
+          <w:b/>
+          <w:bCs/>
+          <w:sz w:val="22"/>
+          <w:szCs w:val="22"/>
+          <w:lang w:val="ru-RU"/>
+        </w:rPr>
+      </w:pPr>
+    </w:p>
+    <w:p>
+      <w:pPr>
+        <w:rPr>
+          <w:rFonts w:ascii="Arial" w:hAnsi="Arial" w:cs="Arial"/>
+          <w:b/>
+          <w:bCs/>
+          <w:sz w:val="22"/>
+          <w:szCs w:val="22"/>
+          <w:lang w:val="ru-RU"/>
+        </w:rPr>
+      </w:pPr>
+    </w:p>
+    <w:p>
+      <w:pPr>
+        <w:rPr>
+          <w:rFonts w:ascii="Arial" w:hAnsi="Arial" w:cs="Arial"/>
+          <w:b/>
+          <w:bCs/>
+          <w:sz w:val="22"/>
+          <w:szCs w:val="22"/>
+          <w:lang w:val="ru-RU"/>
+        </w:rPr>
+      </w:pPr>
+    </w:p>
+    <w:p>
+      <w:pPr>
+        <w:rPr>
+          <w:rFonts w:ascii="Arial" w:hAnsi="Arial" w:cs="Arial"/>
+          <w:b/>
+          <w:bCs/>
+          <w:sz w:val="22"/>
+          <w:szCs w:val="22"/>
+          <w:lang w:val="ru-RU"/>
+        </w:rPr>
+      </w:pPr>
+    </w:p>
+    <w:p>
+      <w:pPr>
+        <w:rPr>
+          <w:rFonts w:ascii="Arial" w:hAnsi="Arial" w:cs="Arial"/>
+          <w:b/>
+          <w:bCs/>
+          <w:sz w:val="22"/>
+          <w:szCs w:val="22"/>
+          <w:lang w:val="ru-RU"/>
+        </w:rPr>
+      </w:pPr>
+    </w:p>
+    <w:p>
+      <w:pPr>
+        <w:rPr>
+          <w:rFonts w:ascii="Arial" w:hAnsi="Arial" w:cs="Arial"/>
+          <w:b/>
+          <w:bCs/>
+          <w:sz w:val="22"/>
+          <w:szCs w:val="22"/>
+          <w:lang w:val="ru-RU"/>
+        </w:rPr>
+      </w:pPr>
+    </w:p>
+    <w:p>
+      <w:pPr>
+        <w:rPr>
+          <w:rFonts w:ascii="Arial" w:hAnsi="Arial" w:cs="Arial"/>
+          <w:b/>
+          <w:bCs/>
+          <w:sz w:val="22"/>
+          <w:szCs w:val="22"/>
+          <w:lang w:val="ru-RU"/>
+        </w:rPr>
+      </w:pPr>
+    </w:p>
+    <w:p>
+      <w:pPr>
+        <w:rPr>
+          <w:rFonts w:ascii="Arial" w:hAnsi="Arial" w:cs="Arial"/>
+          <w:b/>
+          <w:bCs/>
+          <w:sz w:val="22"/>
+          <w:szCs w:val="22"/>
+          <w:lang w:val="ru-RU"/>
+        </w:rPr>
+      </w:pPr>
+    </w:p>
+    <w:p>
+      <w:pPr>
+        <w:rPr>
+          <w:rFonts w:ascii="Arial" w:hAnsi="Arial" w:cs="Arial"/>
+          <w:b/>
+          <w:bCs/>
+          <w:sz w:val="22"/>
+          <w:szCs w:val="22"/>
+          <w:lang w:val="ru-RU"/>
+        </w:rPr>
+      </w:pPr>
+    </w:p>
+    <w:p>
+      <w:pPr>
+        <w:rPr>
+          <w:rFonts w:ascii="Arial" w:hAnsi="Arial" w:cs="Arial"/>
+          <w:b/>
+          <w:bCs/>
+          <w:sz w:val="22"/>
+          <w:szCs w:val="22"/>
+          <w:lang w:val="ru-RU"/>
+        </w:rPr>
+      </w:pPr>
+    </w:p>
+    <w:p>
+      <w:pPr>
+        <w:rPr>
+          <w:rFonts w:ascii="Arial" w:hAnsi="Arial" w:cs="Arial"/>
+          <w:b/>
+          <w:bCs/>
+          <w:sz w:val="22"/>
+          <w:szCs w:val="22"/>
+          <w:lang w:val="ru-RU"/>
+        </w:rPr>
+      </w:pPr>
+    </w:p>
+    <w:p>
+      <w:pPr>
+        <w:rPr>
+          <w:rFonts w:ascii="Arial" w:hAnsi="Arial" w:cs="Arial"/>
+          <w:b/>
+          <w:bCs/>
+          <w:sz w:val="22"/>
+          <w:szCs w:val="22"/>
+          <w:lang w:val="ru-RU"/>
+        </w:rPr>
+      </w:pPr>
+    </w:p>
+    <w:p>
+      <w:pPr>
+        <w:rPr>
+          <w:rFonts w:ascii="Arial" w:hAnsi="Arial" w:cs="Arial"/>
+          <w:b/>
+          <w:bCs/>
+          <w:sz w:val="22"/>
+          <w:szCs w:val="22"/>
+          <w:lang w:val="ru-RU"/>
+        </w:rPr>
+      </w:pPr>
+    </w:p>
+    <w:p>
+      <w:pPr>
+        <w:rPr>
+          <w:rFonts w:ascii="Arial" w:hAnsi="Arial" w:cs="Arial"/>
+          <w:b/>
+          <w:bCs/>
+          <w:sz w:val="22"/>
+          <w:szCs w:val="22"/>
+          <w:lang w:val="ru-RU"/>
+        </w:rPr>
+      </w:pPr>
+    </w:p>
+    <w:p>
+      <w:pPr>
+        <w:rPr>
+          <w:rFonts w:ascii="Arial" w:hAnsi="Arial" w:cs="Arial"/>
+          <w:b/>
+          <w:bCs/>
+          <w:sz w:val="22"/>
+          <w:szCs w:val="22"/>
+          <w:lang w:val="ru-RU"/>
+        </w:rPr>
+      </w:pPr>
+    </w:p>
+    <w:p>
+      <w:pPr>
+        <w:rPr>
+          <w:rFonts w:ascii="Arial" w:hAnsi="Arial" w:cs="Arial"/>
+          <w:b/>
+          <w:bCs/>
+          <w:sz w:val="22"/>
+          <w:szCs w:val="22"/>
+          <w:lang w:val="ru-RU"/>
+        </w:rPr>
+      </w:pPr>
+    </w:p>
+    <w:p>
+      <w:pPr>
+        <w:rPr>
+          <w:rFonts w:ascii="Arial" w:hAnsi="Arial" w:cs="Arial"/>
+          <w:b/>
+          <w:bCs/>
+          <w:sz w:val="22"/>
+          <w:szCs w:val="22"/>
+          <w:lang w:val="ru-RU"/>
+        </w:rPr>
+      </w:pPr>
+    </w:p>
+    <w:p>
+      <w:pPr>
+        <w:rPr>
+          <w:rFonts w:ascii="Arial" w:hAnsi="Arial" w:cs="Arial"/>
+          <w:b/>
+          <w:bCs/>
+          <w:sz w:val="22"/>
+          <w:szCs w:val="22"/>
+          <w:lang w:val="ru-RU"/>
+        </w:rPr>
+      </w:pPr>
+    </w:p>
+    <w:p>
+      <w:pPr>
+        <w:rPr>
+          <w:rFonts w:ascii="Arial" w:hAnsi="Arial" w:cs="Arial"/>
+          <w:b/>
+          <w:bCs/>
+          <w:sz w:val="22"/>
+          <w:szCs w:val="22"/>
+          <w:lang w:val="ru-RU"/>
+        </w:rPr>
+      </w:pPr>
+    </w:p>
+    <w:p>
+      <w:pPr>
+        <w:rPr>
+          <w:rFonts w:ascii="Arial" w:hAnsi="Arial" w:cs="Arial"/>
+          <w:b/>
+          <w:bCs/>
+          <w:sz w:val="22"/>
+          <w:szCs w:val="22"/>
+          <w:lang w:val="ru-RU"/>
+        </w:rPr>
+      </w:pPr>
+    </w:p>
+    <w:p>
+      <w:pPr>
+        <w:rPr>
+          <w:rFonts w:ascii="Arial" w:hAnsi="Arial" w:cs="Arial"/>
+          <w:b/>
+          <w:bCs/>
+          <w:sz w:val="22"/>
+          <w:szCs w:val="22"/>
+          <w:lang w:val="ru-RU"/>
+        </w:rPr>
+      </w:pPr>
+    </w:p>
+    <w:p>
+      <w:pPr>
+        <w:rPr>
+          <w:rFonts w:ascii="Arial" w:hAnsi="Arial" w:cs="Arial"/>
+          <w:b/>
+          <w:bCs/>
+          <w:sz w:val="22"/>
+          <w:szCs w:val="22"/>
+          <w:lang w:val="ru-RU"/>
+        </w:rPr>
+      </w:pPr>
+    </w:p>
+    <w:p>
+      <w:pPr>
+        <w:rPr>
+          <w:rFonts w:ascii="Cambria Math" w:hAnsi="Cambria Math" w:cs="Cambria Math"/>
+          <w:sz w:val="24"/>
+          <w:szCs w:val="24"/>
+          <w:lang w:val="ru-RU"/>
+        </w:rPr>
+      </w:pPr>
+      <w:r>
+        <w:rPr>
+          <w:rFonts w:ascii="Arial" w:hAnsi="Arial" w:cs="Arial"/>
+          <w:b/>
+          <w:bCs/>
+          <w:sz w:val="22"/>
+          <w:szCs w:val="22"/>
+          <w:lang w:val="ru-RU"/>
+        </w:rPr>
+        <w:t xml:space="preserve">5) </w:t>
+      </w:r>
+      <w:r>
+        <w:rPr>
+          <w:rFonts w:ascii="Arial" w:hAnsi="Arial" w:cs="Arial"/>
+          <w:b/>
+          <w:bCs/>
+          <w:sz w:val="22"/>
+          <w:szCs w:val="22"/>
+          <w:lang w:val="ru-RU"/>
+        </w:rPr>
+        <w:t xml:space="preserve">График зависимости </w:t>
+      </w:r>
+      <m:oMath>
+        <m:r>
+          <m:rPr>
+            <m:sty m:val="b"/>
+          </m:rPr>
+          <w:rPr>
+            <w:rFonts w:ascii="Cambria Math" w:hAnsi="Cambria Math" w:cs="Cambria Math"/>
+            <w:sz w:val="24"/>
+            <w:szCs w:val="24"/>
+            <w:lang w:val="ru-RU"/>
+          </w:rPr>
+          <m:t>σ</m:t>
+        </m:r>
+      </m:oMath>
+      <w:r>
+        <w:rPr>
+          <w:rFonts w:ascii="Cambria Math" w:hAnsi="Cambria Math" w:cs="Cambria Math"/>
+          <w:b/>
+          <w:bCs/>
+          <w:sz w:val="24"/>
+          <w:szCs w:val="24"/>
+          <w:lang w:val="ru-RU"/>
+        </w:rPr>
+        <w:t>(Т)</w:t>
+      </w:r>
+      <w:r>
+        <w:rPr>
+          <w:rFonts w:ascii="Cambria Math" w:hAnsi="Cambria Math" w:cs="Cambria Math"/>
+          <w:b/>
+          <w:bCs/>
+          <w:sz w:val="24"/>
+          <w:szCs w:val="24"/>
+          <w:lang w:val="ru-RU"/>
+        </w:rPr>
+        <w:t xml:space="preserve"> и определение </w:t>
+      </w:r>
+      <w:r>
+        <w:rPr>
+          <w:rFonts w:ascii="Cambria Math" w:hAnsi="Cambria Math" w:cs="Cambria Math"/>
+          <w:b/>
+          <w:bCs/>
+          <w:sz w:val="24"/>
+          <w:szCs w:val="24"/>
+          <w:lang w:val="ru-RU"/>
+        </w:rPr>
+        <w:t>температурн</w:t>
+      </w:r>
+      <w:r>
+        <w:rPr>
+          <w:rFonts w:ascii="Cambria Math" w:hAnsi="Cambria Math" w:cs="Cambria Math"/>
+          <w:b/>
+          <w:bCs/>
+          <w:sz w:val="24"/>
+          <w:szCs w:val="24"/>
+          <w:lang w:val="ru-RU"/>
+        </w:rPr>
+        <w:t>ого</w:t>
+      </w:r>
+      <w:r>
+        <w:rPr>
+          <w:rFonts w:ascii="Cambria Math" w:hAnsi="Cambria Math" w:cs="Cambria Math"/>
+          <w:b/>
+          <w:bCs/>
+          <w:sz w:val="24"/>
+          <w:szCs w:val="24"/>
+          <w:lang w:val="ru-RU"/>
+        </w:rPr>
+        <w:t xml:space="preserve"> коэффициент</w:t>
+      </w:r>
+      <w:r>
+        <w:rPr>
+          <w:rFonts w:ascii="Cambria Math" w:hAnsi="Cambria Math" w:cs="Cambria Math"/>
+          <w:b/>
+          <w:bCs/>
+          <w:sz w:val="24"/>
+          <w:szCs w:val="24"/>
+          <w:lang w:val="ru-RU"/>
+        </w:rPr>
+        <w:t>а</w:t>
+      </w:r>
+    </w:p>
+    <w:p>
+      <w:pPr>
+        <w:rPr>
+          <w:rFonts w:ascii="Arial" w:hAnsi="Arial" w:cs="Arial"/>
+          <w:b/>
+          <w:bCs/>
+          <w:sz w:val="22"/>
+          <w:szCs w:val="22"/>
+          <w:lang w:val="ru-RU"/>
+        </w:rPr>
+      </w:pPr>
+    </w:p>
+    <w:p>
+      <w:pPr>
+        <w:rPr>
+          <w:rFonts w:ascii="Arial" w:hAnsi="Arial" w:cs="Arial"/>
+          <w:b/>
+          <w:bCs/>
+          <w:sz w:val="22"/>
+          <w:szCs w:val="22"/>
+          <w:lang w:val="ru-RU"/>
+        </w:rPr>
+      </w:pPr>
+    </w:p>
+    <w:p>
+      <w:pPr>
+        <w:rPr>
+          <w:rFonts w:ascii="Arial" w:hAnsi="Arial" w:cs="Arial"/>
+          <w:b/>
+          <w:bCs/>
+          <w:sz w:val="22"/>
+          <w:szCs w:val="22"/>
+          <w:lang w:val="ru-RU"/>
+        </w:rPr>
+      </w:pPr>
+    </w:p>
+    <w:p>
+      <w:pPr>
+        <w:rPr>
+          <w:rFonts w:ascii="Arial" w:hAnsi="Arial" w:cs="Arial"/>
+          <w:b/>
+          <w:bCs/>
+          <w:sz w:val="22"/>
+          <w:szCs w:val="22"/>
+          <w:lang w:val="ru-RU"/>
+        </w:rPr>
+      </w:pPr>
+    </w:p>
     <w:p>
       <w:pPr>
         <w:rPr>
